--- a/FEATURE_GAPS.docx
+++ b/FEATURE_GAPS.docx
@@ -1279,7 +1279,7 @@
               <w:jc w:val="left"/>
             </w:pPr>
             <w:r>
-              <w:t xml:space="preserve">🔴 open</w:t>
+              <w:t xml:space="preserve">🟠 built (save-bug fix + account language + onboarding); needs migration 0020 + deploy</w:t>
             </w:r>
           </w:p>
         </w:tc>
@@ -3510,6 +3510,247 @@
     <w:p>
       <w:pPr>
         <w:pStyle w:val="FirstParagraph"/>
+      </w:pPr>
+      <w:r>
+        <w:rPr>
+          <w:bCs/>
+          <w:b/>
+        </w:rPr>
+        <w:t xml:space="preserve">Status (28 Aug): ✅ both built, building clean — pending migration + deploy.</w:t>
+      </w:r>
+      <w:r>
+        <w:t xml:space="preserve"> </w:t>
+      </w:r>
+      <w:r>
+        <w:t xml:space="preserve">Prompt A found the real cause of the save bug (React 19 resets an uncontrolled</w:t>
+      </w:r>
+      <w:r>
+        <w:t xml:space="preserve"> </w:t>
+      </w:r>
+      <w:r>
+        <w:rPr>
+          <w:rStyle w:val="VerbatimChar"/>
+        </w:rPr>
+        <w:t xml:space="preserve">&lt;select&gt;</w:t>
+      </w:r>
+      <w:r>
+        <w:t xml:space="preserve"> </w:t>
+      </w:r>
+      <w:r>
+        <w:t xml:space="preserve">after a server action, snapping it back to English) and fixed it with a controlled +</w:t>
+      </w:r>
+      <w:r>
+        <w:t xml:space="preserve"> </w:t>
+      </w:r>
+      <w:r>
+        <w:rPr>
+          <w:rStyle w:val="VerbatimChar"/>
+        </w:rPr>
+        <w:t xml:space="preserve">startTransition</w:t>
+      </w:r>
+      <w:r>
+        <w:t xml:space="preserve"> </w:t>
+      </w:r>
+      <w:r>
+        <w:t xml:space="preserve">pattern. Prompt B added the</w:t>
+      </w:r>
+      <w:r>
+        <w:t xml:space="preserve"> </w:t>
+      </w:r>
+      <w:r>
+        <w:rPr>
+          <w:bCs/>
+          <w:b/>
+        </w:rPr>
+        <w:t xml:space="preserve">Account language</w:t>
+      </w:r>
+      <w:r>
+        <w:t xml:space="preserve"> </w:t>
+      </w:r>
+      <w:r>
+        <w:t xml:space="preserve">setting (Settings + onboarding), migration</w:t>
+      </w:r>
+      <w:r>
+        <w:t xml:space="preserve"> </w:t>
+      </w:r>
+      <w:r>
+        <w:rPr>
+          <w:bCs/>
+          <w:b/>
+        </w:rPr>
+        <w:t xml:space="preserve">0020</w:t>
+      </w:r>
+      <w:r>
+        <w:t xml:space="preserve"> </w:t>
+      </w:r>
+      <w:r>
+        <w:t xml:space="preserve">(</w:t>
+      </w:r>
+      <w:r>
+        <w:rPr>
+          <w:rStyle w:val="VerbatimChar"/>
+        </w:rPr>
+        <w:t xml:space="preserve">hotel_settings.default_locale</w:t>
+      </w:r>
+      <w:r>
+        <w:t xml:space="preserve">). The model: one seed (account language) feeds two consumers — at</w:t>
+      </w:r>
+      <w:r>
+        <w:t xml:space="preserve"> </w:t>
+      </w:r>
+      <w:r>
+        <w:rPr>
+          <w:bCs/>
+          <w:b/>
+        </w:rPr>
+        <w:t xml:space="preserve">onboarding</w:t>
+      </w:r>
+      <w:r>
+        <w:t xml:space="preserve"> </w:t>
+      </w:r>
+      <w:r>
+        <w:t xml:space="preserve">it sets both</w:t>
+      </w:r>
+      <w:r>
+        <w:t xml:space="preserve"> </w:t>
+      </w:r>
+      <w:r>
+        <w:rPr>
+          <w:rStyle w:val="VerbatimChar"/>
+        </w:rPr>
+        <w:t xml:space="preserve">default_locale</w:t>
+      </w:r>
+      <w:r>
+        <w:t xml:space="preserve"> </w:t>
+      </w:r>
+      <w:r>
+        <w:t xml:space="preserve">and</w:t>
+      </w:r>
+      <w:r>
+        <w:t xml:space="preserve"> </w:t>
+      </w:r>
+      <w:r>
+        <w:rPr>
+          <w:rStyle w:val="VerbatimChar"/>
+        </w:rPr>
+        <w:t xml:space="preserve">briefing_language</w:t>
+      </w:r>
+      <w:r>
+        <w:t xml:space="preserve">; at</w:t>
+      </w:r>
+      <w:r>
+        <w:t xml:space="preserve"> </w:t>
+      </w:r>
+      <w:r>
+        <w:rPr>
+          <w:bCs/>
+          <w:b/>
+        </w:rPr>
+        <w:t xml:space="preserve">login</w:t>
+      </w:r>
+      <w:r>
+        <w:t xml:space="preserve"> </w:t>
+      </w:r>
+      <w:r>
+        <w:t xml:space="preserve">it sets the landing locale;</w:t>
+      </w:r>
+      <w:r>
+        <w:t xml:space="preserve"> </w:t>
+      </w:r>
+      <w:r>
+        <w:rPr>
+          <w:bCs/>
+          <w:b/>
+        </w:rPr>
+        <w:t xml:space="preserve">changing it in Settings</w:t>
+      </w:r>
+      <w:r>
+        <w:t xml:space="preserve"> </w:t>
+      </w:r>
+      <w:r>
+        <w:t xml:space="preserve">switches the UI only and deliberately leaves</w:t>
+      </w:r>
+      <w:r>
+        <w:t xml:space="preserve"> </w:t>
+      </w:r>
+      <w:r>
+        <w:rPr>
+          <w:rStyle w:val="VerbatimChar"/>
+        </w:rPr>
+        <w:t xml:space="preserve">briefing_language</w:t>
+      </w:r>
+      <w:r>
+        <w:t xml:space="preserve"> </w:t>
+      </w:r>
+      <w:r>
+        <w:t xml:space="preserve">alone (English UI + Spanish guest drafts is a real case).</w:t>
+      </w:r>
+      <w:r>
+        <w:t xml:space="preserve"> </w:t>
+      </w:r>
+      <w:r>
+        <w:rPr>
+          <w:bCs/>
+          <w:b/>
+        </w:rPr>
+        <w:t xml:space="preserve">Two founder actions before it’s live:</w:t>
+      </w:r>
+      <w:r>
+        <w:t xml:space="preserve"> </w:t>
+      </w:r>
+      <w:r>
+        <w:t xml:space="preserve">(1) run</w:t>
+      </w:r>
+      <w:r>
+        <w:t xml:space="preserve"> </w:t>
+      </w:r>
+      <w:r>
+        <w:rPr>
+          <w:rStyle w:val="VerbatimChar"/>
+        </w:rPr>
+        <w:t xml:space="preserve">supabase/APPLY_0020.sql</w:t>
+      </w:r>
+      <w:r>
+        <w:t xml:space="preserve"> </w:t>
+      </w:r>
+      <w:r>
+        <w:t xml:space="preserve">in the Supabase SQL Editor</w:t>
+      </w:r>
+      <w:r>
+        <w:t xml:space="preserve"> </w:t>
+      </w:r>
+      <w:r>
+        <w:rPr>
+          <w:bCs/>
+          <w:b/>
+        </w:rPr>
+        <w:t xml:space="preserve">before</w:t>
+      </w:r>
+      <w:r>
+        <w:t xml:space="preserve"> </w:t>
+      </w:r>
+      <w:r>
+        <w:t xml:space="preserve">the code deploys — the new code calls</w:t>
+      </w:r>
+      <w:r>
+        <w:t xml:space="preserve"> </w:t>
+      </w:r>
+      <w:r>
+        <w:rPr>
+          <w:rStyle w:val="VerbatimChar"/>
+        </w:rPr>
+        <w:t xml:space="preserve">provision_hotel</w:t>
+      </w:r>
+      <w:r>
+        <w:t xml:space="preserve"> </w:t>
+      </w:r>
+      <w:r>
+        <w:t xml:space="preserve">with a locale the DB doesn’t accept until then, so onboarding breaks if code lands first; (2) commit + push + deploy (part of the same un-deployed tree as #6). Then verify the save sticks with no refresh and a fresh signup asks for language.</w:t>
+      </w:r>
+    </w:p>
+    <w:p>
+      <w:pPr>
+        <w:pStyle w:val="BodyText"/>
       </w:pPr>
       <w:r>
         <w:rPr>
@@ -6896,7 +7137,53 @@
         <w:t xml:space="preserve"> </w:t>
       </w:r>
       <w:r>
-        <w:t xml:space="preserve">is missing migration 0011, so a from-scratch rebuild would silently lack the hotel profile. Bites the first day you spin up a second environment — a scaling moment.</w:t>
+        <w:t xml:space="preserve">(the</w:t>
+      </w:r>
+      <w:r>
+        <w:t xml:space="preserve"> </w:t>
+      </w:r>
+      <w:r>
+        <w:t xml:space="preserve">“</w:t>
+      </w:r>
+      <w:r>
+        <w:t xml:space="preserve">blueprint</w:t>
+      </w:r>
+      <w:r>
+        <w:t xml:space="preserve">”</w:t>
+      </w:r>
+      <w:r>
+        <w:t xml:space="preserve"> </w:t>
+      </w:r>
+      <w:r>
+        <w:t xml:space="preserve">meant to rebuild the whole database from empty) has drifted — as of 28 Aug it’s missing migrations</w:t>
+      </w:r>
+      <w:r>
+        <w:t xml:space="preserve"> </w:t>
+      </w:r>
+      <w:r>
+        <w:rPr>
+          <w:bCs/>
+          <w:b/>
+        </w:rPr>
+        <w:t xml:space="preserve">0011, 0015, 0017, 0018, 0019 and 0020</w:t>
+      </w:r>
+      <w:r>
+        <w:t xml:space="preserve">, so a from-scratch rebuild would silently produce a broken database.</w:t>
+      </w:r>
+      <w:r>
+        <w:t xml:space="preserve"> </w:t>
+      </w:r>
+      <w:r>
+        <w:rPr>
+          <w:rStyle w:val="VerbatimChar"/>
+        </w:rPr>
+        <w:t xml:space="preserve">verify_schema.sql</w:t>
+      </w:r>
+      <w:r>
+        <w:t xml:space="preserve"> </w:t>
+      </w:r>
+      <w:r>
+        <w:t xml:space="preserve">lists exactly which. Bites the first day you spin up a second environment — a scaling moment.</w:t>
       </w:r>
     </w:p>
     <w:p>
@@ -6907,25 +7194,34 @@
         <w:rPr>
           <w:rStyle w:val="VerbatimChar"/>
         </w:rPr>
-        <w:t xml:space="preserve">Task — fix the from-scratch rebuild risk. Add migration 0011 (the 18-column</w:t>
-      </w:r>
-      <w:r>
-        <w:br/>
-      </w:r>
-      <w:r>
-        <w:rPr>
-          <w:rStyle w:val="VerbatimChar"/>
-        </w:rPr>
-        <w:t xml:space="preserve">hotel profile) to supabase/schema.sql so a rebuild from scratch includes it;</w:t>
-      </w:r>
-      <w:r>
-        <w:br/>
-      </w:r>
-      <w:r>
-        <w:rPr>
-          <w:rStyle w:val="VerbatimChar"/>
-        </w:rPr>
-        <w:t xml:space="preserve">verify schema.sql + verify_schema.sql match the live database. Correct the stale</w:t>
+        <w:t xml:space="preserve">Task — catch up supabase/schema.sql so it can rebuild a current database from</w:t>
+      </w:r>
+      <w:r>
+        <w:br/>
+      </w:r>
+      <w:r>
+        <w:rPr>
+          <w:rStyle w:val="VerbatimChar"/>
+        </w:rPr>
+        <w:t xml:space="preserve">scratch. Run verify_schema.sql to list what's missing, then fold migrations 0011,</w:t>
+      </w:r>
+      <w:r>
+        <w:br/>
+      </w:r>
+      <w:r>
+        <w:rPr>
+          <w:rStyle w:val="VerbatimChar"/>
+        </w:rPr>
+        <w:t xml:space="preserve">0015, 0017, 0018, 0019 and 0020 into schema.sql in order, matching the live database</w:t>
+      </w:r>
+      <w:r>
+        <w:br/>
+      </w:r>
+      <w:r>
+        <w:rPr>
+          <w:rStyle w:val="VerbatimChar"/>
+        </w:rPr>
+        <w:t xml:space="preserve">exactly (blueprint file only — do NOT change production). Also correct the stale</w:t>
       </w:r>
       <w:r>
         <w:br/>
@@ -6943,7 +7239,7 @@
         <w:rPr>
           <w:rStyle w:val="VerbatimChar"/>
         </w:rPr>
-        <w:t xml:space="preserve">No production change (columns already live).</w:t>
+        <w:t xml:space="preserve">Run npm run lint.</w:t>
       </w:r>
     </w:p>
     <w:p>

--- a/FEATURE_GAPS.docx
+++ b/FEATURE_GAPS.docx
@@ -710,7 +710,22 @@
               <w:jc w:val="left"/>
             </w:pPr>
             <w:r>
-              <w:t xml:space="preserve">🔴 open</w:t>
+              <w:t xml:space="preserve">🟢 code done &amp; deployed 28 Aug; only the optional Vercel Preview</w:t>
+            </w:r>
+            <w:r>
+              <w:t xml:space="preserve"> </w:t>
+            </w:r>
+            <w:r>
+              <w:rPr>
+                <w:rStyle w:val="VerbatimChar"/>
+              </w:rPr>
+              <w:t xml:space="preserve">SITE_URL</w:t>
+            </w:r>
+            <w:r>
+              <w:t xml:space="preserve"> </w:t>
+            </w:r>
+            <w:r>
+              <w:t xml:space="preserve">env var left</w:t>
             </w:r>
           </w:p>
         </w:tc>
@@ -843,7 +858,7 @@
               <w:jc w:val="left"/>
             </w:pPr>
             <w:r>
-              <w:t xml:space="preserve">🔴 open</w:t>
+              <w:t xml:space="preserve">🟠 OAuth ✅; 422 fix coded (date-time format) — pending deploy + live re-sync to confirm</w:t>
             </w:r>
           </w:p>
         </w:tc>
@@ -881,7 +896,7 @@
               <w:jc w:val="left"/>
             </w:pPr>
             <w:r>
-              <w:t xml:space="preserve">THE PMF metric. Code shipped (B12+B16); not capturing until activated.</w:t>
+              <w:t xml:space="preserve">THE PMF metric — live and verified (events flowing, PII-clean: person = hotel UUID).</w:t>
             </w:r>
           </w:p>
         </w:tc>
@@ -905,22 +920,7 @@
               <w:jc w:val="left"/>
             </w:pPr>
             <w:r>
-              <w:t xml:space="preserve">🟠 built; needs migration 0019 +</w:t>
-            </w:r>
-            <w:r>
-              <w:t xml:space="preserve"> </w:t>
-            </w:r>
-            <w:r>
-              <w:rPr>
-                <w:rStyle w:val="VerbatimChar"/>
-              </w:rPr>
-              <w:t xml:space="preserve">POSTHOG_KEY</w:t>
-            </w:r>
-            <w:r>
-              <w:t xml:space="preserve"> </w:t>
-            </w:r>
-            <w:r>
-              <w:t xml:space="preserve">+ a data check</w:t>
+              <w:t xml:space="preserve">🟢 live &amp; verified 28 Aug</w:t>
             </w:r>
           </w:p>
         </w:tc>
@@ -1000,7 +1000,7 @@
               <w:jc w:val="left"/>
             </w:pPr>
             <w:r>
-              <w:t xml:space="preserve">🟠 decided; propagation unverified</w:t>
+              <w:t xml:space="preserve">🟢 done, deployed &amp; verified 28 Aug (EU region confirmed: Ireland)</w:t>
             </w:r>
           </w:p>
         </w:tc>
@@ -1279,7 +1279,7 @@
               <w:jc w:val="left"/>
             </w:pPr>
             <w:r>
-              <w:t xml:space="preserve">🟠 built (save-bug fix + account language + onboarding); needs migration 0020 + deploy</w:t>
+              <w:t xml:space="preserve">🟢 done, deployed &amp; verified 28 Aug</w:t>
             </w:r>
           </w:p>
         </w:tc>
@@ -1416,6 +1416,108 @@
             </w:pPr>
             <w:r>
               <w:t xml:space="preserve">🔴 open — optional</w:t>
+            </w:r>
+          </w:p>
+        </w:tc>
+      </w:tr>
+      <w:tr>
+        <w:tc>
+          <w:tcPr/>
+          <w:p>
+            <w:pPr>
+              <w:pStyle w:val="Compact"/>
+              <w:jc w:val="left"/>
+            </w:pPr>
+            <w:r>
+              <w:t xml:space="preserve">⊕ N4</w:t>
+            </w:r>
+          </w:p>
+        </w:tc>
+        <w:tc>
+          <w:tcPr/>
+          <w:p>
+            <w:pPr>
+              <w:pStyle w:val="Compact"/>
+              <w:jc w:val="left"/>
+            </w:pPr>
+            <w:r>
+              <w:t xml:space="preserve">Can’t disconnect / switch a hotel’s data source</w:t>
+            </w:r>
+          </w:p>
+        </w:tc>
+        <w:tc>
+          <w:tcPr/>
+          <w:p>
+            <w:pPr>
+              <w:pStyle w:val="Compact"/>
+              <w:jc w:val="left"/>
+            </w:pPr>
+            <w:r>
+              <w:t xml:space="preserve">Once a hotel is on one source (mews/apaleo/</w:t>
+            </w:r>
+            <w:r>
+              <w:rPr>
+                <w:bCs/>
+                <w:b/>
+              </w:rPr>
+              <w:t xml:space="preserve">sheet</w:t>
+            </w:r>
+            <w:r>
+              <w:t xml:space="preserve"> </w:t>
+            </w:r>
+            <w:r>
+              <w:t xml:space="preserve">test source), Settings locks to it — no disconnect for</w:t>
+            </w:r>
+            <w:r>
+              <w:t xml:space="preserve"> </w:t>
+            </w:r>
+            <w:r>
+              <w:t xml:space="preserve">“</w:t>
+            </w:r>
+            <w:r>
+              <w:t xml:space="preserve">sheet</w:t>
+            </w:r>
+            <w:r>
+              <w:t xml:space="preserve">”</w:t>
+            </w:r>
+            <w:r>
+              <w:t xml:space="preserve">, no way to switch to a PMS. Matters for fixing a wrong/broken connection during a live pilot onboarding.</w:t>
+            </w:r>
+          </w:p>
+        </w:tc>
+        <w:tc>
+          <w:tcPr/>
+          <w:p>
+            <w:pPr>
+              <w:pStyle w:val="Compact"/>
+              <w:jc w:val="left"/>
+            </w:pPr>
+            <w:r>
+              <w:t xml:space="preserve">S</w:t>
+            </w:r>
+          </w:p>
+        </w:tc>
+        <w:tc>
+          <w:tcPr/>
+          <w:p>
+            <w:pPr>
+              <w:pStyle w:val="Compact"/>
+              <w:jc w:val="left"/>
+            </w:pPr>
+            <w:r>
+              <w:t xml:space="preserve">🟠 built (in working tree — new</w:t>
+            </w:r>
+            <w:r>
+              <w:t xml:space="preserve"> </w:t>
+            </w:r>
+            <w:r>
+              <w:rPr>
+                <w:rStyle w:val="VerbatimChar"/>
+              </w:rPr>
+              <w:t xml:space="preserve">pms-disconnect-card</w:t>
+            </w:r>
+            <w:r>
+              <w:t xml:space="preserve">); pending push/deploy + a quick test</w:t>
             </w:r>
           </w:p>
         </w:tc>
@@ -1720,6 +1822,152 @@
           <w:bCs/>
           <w:b/>
         </w:rPr>
+        <w:t xml:space="preserve">Status (28 Aug): ✅ code done &amp; deployed</w:t>
+      </w:r>
+      <w:r>
+        <w:t xml:space="preserve"> </w:t>
+      </w:r>
+      <w:r>
+        <w:t xml:space="preserve">(commit</w:t>
+      </w:r>
+      <w:r>
+        <w:t xml:space="preserve"> </w:t>
+      </w:r>
+      <w:r>
+        <w:rPr>
+          <w:rStyle w:val="VerbatimChar"/>
+        </w:rPr>
+        <w:t xml:space="preserve">edebc13</w:t>
+      </w:r>
+      <w:r>
+        <w:t xml:space="preserve">). Verified in the tree: no</w:t>
+      </w:r>
+      <w:r>
+        <w:t xml:space="preserve"> </w:t>
+      </w:r>
+      <w:r>
+        <w:rPr>
+          <w:rStyle w:val="VerbatimChar"/>
+        </w:rPr>
+        <w:t xml:space="preserve">href="#"</w:t>
+      </w:r>
+      <w:r>
+        <w:t xml:space="preserve"> </w:t>
+      </w:r>
+      <w:r>
+        <w:t xml:space="preserve">dead links remain; a real</w:t>
+      </w:r>
+      <w:r>
+        <w:t xml:space="preserve"> </w:t>
+      </w:r>
+      <w:r>
+        <w:rPr>
+          <w:rStyle w:val="VerbatimChar"/>
+        </w:rPr>
+        <w:t xml:space="preserve">/[lang]/contact</w:t>
+      </w:r>
+      <w:r>
+        <w:t xml:space="preserve"> </w:t>
+      </w:r>
+      <w:r>
+        <w:t xml:space="preserve">page exists; and every price (marketing stats, pricing section, legal terms) now reads from</w:t>
+      </w:r>
+      <w:r>
+        <w:t xml:space="preserve"> </w:t>
+      </w:r>
+      <w:r>
+        <w:rPr>
+          <w:rStyle w:val="VerbatimChar"/>
+        </w:rPr>
+        <w:t xml:space="preserve">COMPANY.priceMonthly</w:t>
+      </w:r>
+      <w:r>
+        <w:t xml:space="preserve"> </w:t>
+      </w:r>
+      <w:r>
+        <w:t xml:space="preserve">/</w:t>
+      </w:r>
+      <w:r>
+        <w:t xml:space="preserve"> </w:t>
+      </w:r>
+      <w:r>
+        <w:rPr>
+          <w:rStyle w:val="VerbatimChar"/>
+        </w:rPr>
+        <w:t xml:space="preserve">company.ts</w:t>
+      </w:r>
+      <w:r>
+        <w:t xml:space="preserve">, so it can’t drift.</w:t>
+      </w:r>
+      <w:r>
+        <w:t xml:space="preserve"> </w:t>
+      </w:r>
+      <w:r>
+        <w:rPr>
+          <w:bCs/>
+          <w:b/>
+        </w:rPr>
+        <w:t xml:space="preserve">Only leftover — optional, non-code:</w:t>
+      </w:r>
+      <w:r>
+        <w:t xml:space="preserve"> </w:t>
+      </w:r>
+      <w:r>
+        <w:t xml:space="preserve">set</w:t>
+      </w:r>
+      <w:r>
+        <w:t xml:space="preserve"> </w:t>
+      </w:r>
+      <w:r>
+        <w:rPr>
+          <w:rStyle w:val="VerbatimChar"/>
+        </w:rPr>
+        <w:t xml:space="preserve">NEXT_PUBLIC_SITE_URL</w:t>
+      </w:r>
+      <w:r>
+        <w:t xml:space="preserve"> </w:t>
+      </w:r>
+      <w:r>
+        <w:t xml:space="preserve">(=</w:t>
+      </w:r>
+      <w:r>
+        <w:t xml:space="preserve"> </w:t>
+      </w:r>
+      <w:r>
+        <w:rPr>
+          <w:rStyle w:val="VerbatimChar"/>
+        </w:rPr>
+        <w:t xml:space="preserve">https://fondas.app</w:t>
+      </w:r>
+      <w:r>
+        <w:t xml:space="preserve">) on Vercel</w:t>
+      </w:r>
+      <w:r>
+        <w:t xml:space="preserve"> </w:t>
+      </w:r>
+      <w:r>
+        <w:rPr>
+          <w:bCs/>
+          <w:b/>
+        </w:rPr>
+        <w:t xml:space="preserve">Preview</w:t>
+      </w:r>
+      <w:r>
+        <w:t xml:space="preserve"> </w:t>
+      </w:r>
+      <w:r>
+        <w:t xml:space="preserve">so preview builds don’t emit production URLs in their SEO tags. Production is unaffected (it falls back correctly), and previews aren’t public, so this is hygiene, not a blocker.</w:t>
+      </w:r>
+    </w:p>
+    <w:p>
+      <w:pPr>
+        <w:pStyle w:val="BodyText"/>
+      </w:pPr>
+      <w:r>
+        <w:rPr>
+          <w:bCs/>
+          <w:b/>
+        </w:rPr>
         <w:t xml:space="preserve">4 ·</w:t>
       </w:r>
       <w:r>
@@ -1850,6 +2098,718 @@
       </w:pPr>
       <w:r>
         <w:rPr>
+          <w:bCs/>
+          <w:b/>
+        </w:rPr>
+        <w:t xml:space="preserve">How to test it — corrected (28 Aug):</w:t>
+      </w:r>
+      <w:r>
+        <w:t xml:space="preserve"> </w:t>
+      </w:r>
+      <w:r>
+        <w:t xml:space="preserve">Apaleo uses OAuth (a</w:t>
+      </w:r>
+      <w:r>
+        <w:t xml:space="preserve"> </w:t>
+      </w:r>
+      <w:r>
+        <w:t xml:space="preserve">“</w:t>
+      </w:r>
+      <w:r>
+        <w:t xml:space="preserve">Connect Apaleo</w:t>
+      </w:r>
+      <w:r>
+        <w:t xml:space="preserve">”</w:t>
+      </w:r>
+      <w:r>
+        <w:t xml:space="preserve"> </w:t>
+      </w:r>
+      <w:r>
+        <w:t xml:space="preserve">button), not a paste-in key. (1) Free sandbox with sample data: sign up at</w:t>
+      </w:r>
+      <w:r>
+        <w:t xml:space="preserve"> </w:t>
+      </w:r>
+      <w:r>
+        <w:rPr>
+          <w:rStyle w:val="VerbatimChar"/>
+        </w:rPr>
+        <w:t xml:space="preserve">identity.apaleo.com/account/register-dev-account</w:t>
+      </w:r>
+      <w:r>
+        <w:t xml:space="preserve">, launch a sandbox property. (2) Register Fondas as a</w:t>
+      </w:r>
+      <w:r>
+        <w:t xml:space="preserve"> </w:t>
+      </w:r>
+      <w:r>
+        <w:rPr>
+          <w:bCs/>
+          <w:b/>
+        </w:rPr>
+        <w:t xml:space="preserve">store app</w:t>
+      </w:r>
+      <w:r>
+        <w:t xml:space="preserve"> </w:t>
+      </w:r>
+      <w:r>
+        <w:t xml:space="preserve">(authorization-code) at</w:t>
+      </w:r>
+      <w:r>
+        <w:t xml:space="preserve"> </w:t>
+      </w:r>
+      <w:r>
+        <w:rPr>
+          <w:bCs/>
+          <w:b/>
+        </w:rPr>
+        <w:t xml:space="preserve">Apps → My store apps → Add a new store app</w:t>
+      </w:r>
+      <w:r>
+        <w:t xml:space="preserve"> </w:t>
+      </w:r>
+      <w:r>
+        <w:t xml:space="preserve">— NOT</w:t>
+      </w:r>
+      <w:r>
+        <w:t xml:space="preserve"> </w:t>
+      </w:r>
+      <w:r>
+        <w:t xml:space="preserve">“</w:t>
+      </w:r>
+      <w:r>
+        <w:t xml:space="preserve">Connected apps / custom app,</w:t>
+      </w:r>
+      <w:r>
+        <w:t xml:space="preserve">”</w:t>
+      </w:r>
+      <w:r>
+        <w:t xml:space="preserve"> </w:t>
+      </w:r>
+      <w:r>
+        <w:t xml:space="preserve">which is client-credentials-only and returns</w:t>
+      </w:r>
+      <w:r>
+        <w:t xml:space="preserve"> </w:t>
+      </w:r>
+      <w:r>
+        <w:rPr>
+          <w:rStyle w:val="VerbatimChar"/>
+        </w:rPr>
+        <w:t xml:space="preserve">unauthorized_client</w:t>
+      </w:r>
+      <w:r>
+        <w:t xml:space="preserve">. The store app’s Client ID contains</w:t>
+      </w:r>
+      <w:r>
+        <w:t xml:space="preserve"> </w:t>
+      </w:r>
+      <w:r>
+        <w:rPr>
+          <w:rStyle w:val="VerbatimChar"/>
+        </w:rPr>
+        <w:t xml:space="preserve">-AC-</w:t>
+      </w:r>
+      <w:r>
+        <w:t xml:space="preserve"> </w:t>
+      </w:r>
+      <w:r>
+        <w:t xml:space="preserve">(Authorization Code); the custom one is</w:t>
+      </w:r>
+      <w:r>
+        <w:t xml:space="preserve"> </w:t>
+      </w:r>
+      <w:r>
+        <w:rPr>
+          <w:rStyle w:val="VerbatimChar"/>
+        </w:rPr>
+        <w:t xml:space="preserve">-SP-</w:t>
+      </w:r>
+      <w:r>
+        <w:t xml:space="preserve">. Set</w:t>
+      </w:r>
+      <w:r>
+        <w:t xml:space="preserve"> </w:t>
+      </w:r>
+      <w:r>
+        <w:rPr>
+          <w:bCs/>
+          <w:b/>
+        </w:rPr>
+        <w:t xml:space="preserve">Redirect URI</w:t>
+      </w:r>
+      <w:r>
+        <w:t xml:space="preserve"> </w:t>
+      </w:r>
+      <w:r>
+        <w:rPr>
+          <w:rStyle w:val="VerbatimChar"/>
+        </w:rPr>
+        <w:t xml:space="preserve">https://fondas.app/connect/apaleo/callback</w:t>
+      </w:r>
+      <w:r>
+        <w:t xml:space="preserve"> </w:t>
+      </w:r>
+      <w:r>
+        <w:t xml:space="preserve">(exact — a blank/mismatched redirect also gives</w:t>
+      </w:r>
+      <w:r>
+        <w:t xml:space="preserve"> </w:t>
+      </w:r>
+      <w:r>
+        <w:rPr>
+          <w:rStyle w:val="VerbatimChar"/>
+        </w:rPr>
+        <w:t xml:space="preserve">unauthorized_client</w:t>
+      </w:r>
+      <w:r>
+        <w:t xml:space="preserve">),</w:t>
+      </w:r>
+      <w:r>
+        <w:t xml:space="preserve"> </w:t>
+      </w:r>
+      <w:r>
+        <w:rPr>
+          <w:bCs/>
+          <w:b/>
+        </w:rPr>
+        <w:t xml:space="preserve">Scopes</w:t>
+      </w:r>
+      <w:r>
+        <w:t xml:space="preserve"> </w:t>
+      </w:r>
+      <w:r>
+        <w:rPr>
+          <w:rStyle w:val="VerbatimChar"/>
+        </w:rPr>
+        <w:t xml:space="preserve">reservations.read</w:t>
+      </w:r>
+      <w:r>
+        <w:t xml:space="preserve"> </w:t>
+      </w:r>
+      <w:r>
+        <w:t xml:space="preserve">+</w:t>
+      </w:r>
+      <w:r>
+        <w:t xml:space="preserve"> </w:t>
+      </w:r>
+      <w:r>
+        <w:rPr>
+          <w:rStyle w:val="VerbatimChar"/>
+        </w:rPr>
+        <w:t xml:space="preserve">setup.read</w:t>
+      </w:r>
+      <w:r>
+        <w:t xml:space="preserve"> </w:t>
+      </w:r>
+      <w:r>
+        <w:t xml:space="preserve">(the plain</w:t>
+      </w:r>
+      <w:r>
+        <w:t xml:space="preserve"> </w:t>
+      </w:r>
+      <w:r>
+        <w:rPr>
+          <w:rStyle w:val="VerbatimChar"/>
+        </w:rPr>
+        <w:t xml:space="preserve">rateplans.read</w:t>
+      </w:r>
+      <w:r>
+        <w:t xml:space="preserve"> </w:t>
+      </w:r>
+      <w:r>
+        <w:t xml:space="preserve">no longer exists — it’s split into variants). (3) In Vercel (Prod + Preview) set</w:t>
+      </w:r>
+      <w:r>
+        <w:t xml:space="preserve"> </w:t>
+      </w:r>
+      <w:r>
+        <w:rPr>
+          <w:rStyle w:val="VerbatimChar"/>
+        </w:rPr>
+        <w:t xml:space="preserve">APALEO_CLIENT_ID</w:t>
+      </w:r>
+      <w:r>
+        <w:t xml:space="preserve">,</w:t>
+      </w:r>
+      <w:r>
+        <w:t xml:space="preserve"> </w:t>
+      </w:r>
+      <w:r>
+        <w:rPr>
+          <w:rStyle w:val="VerbatimChar"/>
+        </w:rPr>
+        <w:t xml:space="preserve">APALEO_CLIENT_SECRET</w:t>
+      </w:r>
+      <w:r>
+        <w:t xml:space="preserve">, and</w:t>
+      </w:r>
+      <w:r>
+        <w:t xml:space="preserve"> </w:t>
+      </w:r>
+      <w:r>
+        <w:rPr>
+          <w:rStyle w:val="VerbatimChar"/>
+        </w:rPr>
+        <w:t xml:space="preserve">APALEO_SCOPES=offline_access reservations.read setup.read</w:t>
+      </w:r>
+      <w:r>
+        <w:t xml:space="preserve"> </w:t>
+      </w:r>
+      <w:r>
+        <w:t xml:space="preserve">(this override drops the retired</w:t>
+      </w:r>
+      <w:r>
+        <w:t xml:space="preserve"> </w:t>
+      </w:r>
+      <w:r>
+        <w:rPr>
+          <w:rStyle w:val="VerbatimChar"/>
+        </w:rPr>
+        <w:t xml:space="preserve">rateplans.read</w:t>
+      </w:r>
+      <w:r>
+        <w:t xml:space="preserve"> </w:t>
+      </w:r>
+      <w:r>
+        <w:t xml:space="preserve">from the request), then redeploy. (4) Connect from</w:t>
+      </w:r>
+      <w:r>
+        <w:t xml:space="preserve"> </w:t>
+      </w:r>
+      <w:r>
+        <w:rPr>
+          <w:rStyle w:val="VerbatimChar"/>
+        </w:rPr>
+        <w:t xml:space="preserve">fondas.app</w:t>
+      </w:r>
+      <w:r>
+        <w:t xml:space="preserve"> </w:t>
+      </w:r>
+      <w:r>
+        <w:t xml:space="preserve">→ log into sandbox → approve → sync → brief.</w:t>
+      </w:r>
+    </w:p>
+    <w:p>
+      <w:pPr>
+        <w:pStyle w:val="BodyText"/>
+      </w:pPr>
+      <w:r>
+        <w:rPr>
+          <w:bCs/>
+          <w:b/>
+        </w:rPr>
+        <w:t xml:space="preserve">Progress (28 Aug):</w:t>
+      </w:r>
+      <w:r>
+        <w:t xml:space="preserve"> </w:t>
+      </w:r>
+      <w:r>
+        <w:t xml:space="preserve">✅ OAuth connection now works end-to-end (after switching from the custom/client-credentials app to a store/authorization-code app and registering the redirect URI). 🔴</w:t>
+      </w:r>
+      <w:r>
+        <w:t xml:space="preserve"> </w:t>
+      </w:r>
+      <w:r>
+        <w:rPr>
+          <w:bCs/>
+          <w:b/>
+        </w:rPr>
+        <w:t xml:space="preserve">Sync bug found — the never-run Apaleo path fails:</w:t>
+      </w:r>
+      <w:r>
+        <w:t xml:space="preserve"> </w:t>
+      </w:r>
+      <w:r>
+        <w:rPr>
+          <w:rStyle w:val="VerbatimChar"/>
+        </w:rPr>
+        <w:t xml:space="preserve">GET /booking/v1/reservations</w:t>
+      </w:r>
+      <w:r>
+        <w:t xml:space="preserve"> </w:t>
+      </w:r>
+      <w:r>
+        <w:t xml:space="preserve">returns</w:t>
+      </w:r>
+      <w:r>
+        <w:t xml:space="preserve"> </w:t>
+      </w:r>
+      <w:r>
+        <w:rPr>
+          <w:rStyle w:val="VerbatimChar"/>
+        </w:rPr>
+        <w:t xml:space="preserve">422</w:t>
+      </w:r>
+      <w:r>
+        <w:t xml:space="preserve">. In</w:t>
+      </w:r>
+      <w:r>
+        <w:t xml:space="preserve"> </w:t>
+      </w:r>
+      <w:r>
+        <w:rPr>
+          <w:rStyle w:val="VerbatimChar"/>
+        </w:rPr>
+        <w:t xml:space="preserve">lib/apaleo.ts</w:t>
+      </w:r>
+      <w:r>
+        <w:t xml:space="preserve">,</w:t>
+      </w:r>
+      <w:r>
+        <w:t xml:space="preserve"> </w:t>
+      </w:r>
+      <w:r>
+        <w:rPr>
+          <w:rStyle w:val="VerbatimChar"/>
+        </w:rPr>
+        <w:t xml:space="preserve">getReservations()</w:t>
+      </w:r>
+      <w:r>
+        <w:t xml:space="preserve"> </w:t>
+      </w:r>
+      <w:r>
+        <w:t xml:space="preserve">requests</w:t>
+      </w:r>
+      <w:r>
+        <w:t xml:space="preserve"> </w:t>
+      </w:r>
+      <w:r>
+        <w:rPr>
+          <w:rStyle w:val="VerbatimChar"/>
+        </w:rPr>
+        <w:t xml:space="preserve">dateFilter=Stay</w:t>
+      </w:r>
+      <w:r>
+        <w:t xml:space="preserve"> </w:t>
+      </w:r>
+      <w:r>
+        <w:t xml:space="preserve">+ date</w:t>
+      </w:r>
+      <w:r>
+        <w:t xml:space="preserve"> </w:t>
+      </w:r>
+      <w:r>
+        <w:rPr>
+          <w:rStyle w:val="VerbatimChar"/>
+        </w:rPr>
+        <w:t xml:space="preserve">from</w:t>
+      </w:r>
+      <w:r>
+        <w:t xml:space="preserve">/</w:t>
+      </w:r>
+      <w:r>
+        <w:rPr>
+          <w:rStyle w:val="VerbatimChar"/>
+        </w:rPr>
+        <w:t xml:space="preserve">to</w:t>
+      </w:r>
+      <w:r>
+        <w:t xml:space="preserve"> </w:t>
+      </w:r>
+      <w:r>
+        <w:t xml:space="preserve">without scoping to a property, and</w:t>
+      </w:r>
+      <w:r>
+        <w:t xml:space="preserve"> </w:t>
+      </w:r>
+      <w:r>
+        <w:rPr>
+          <w:rStyle w:val="VerbatimChar"/>
+        </w:rPr>
+        <w:t xml:space="preserve">apaleoFetch</w:t>
+      </w:r>
+      <w:r>
+        <w:t xml:space="preserve"> </w:t>
+      </w:r>
+      <w:r>
+        <w:t xml:space="preserve">discards the error body so Apaleo’s exact message is hidden.</w:t>
+      </w:r>
+      <w:r>
+        <w:t xml:space="preserve"> </w:t>
+      </w:r>
+      <w:r>
+        <w:rPr>
+          <w:bCs/>
+          <w:b/>
+        </w:rPr>
+        <w:t xml:space="preserve">Fix (Claude Code):</w:t>
+      </w:r>
+    </w:p>
+    <w:p>
+      <w:pPr>
+        <w:pStyle w:val="SourceCode"/>
+      </w:pPr>
+      <w:r>
+        <w:rPr>
+          <w:rStyle w:val="VerbatimChar"/>
+        </w:rPr>
+        <w:t xml:space="preserve">Task — fix the Apaleo reservations sync (422) and make Apaleo errors debuggable.</w:t>
+      </w:r>
+      <w:r>
+        <w:br/>
+      </w:r>
+      <w:r>
+        <w:rPr>
+          <w:rStyle w:val="VerbatimChar"/>
+        </w:rPr>
+        <w:t xml:space="preserve">Context: connecting Apaleo now works (OAuth OK), but the first sync fails with</w:t>
+      </w:r>
+      <w:r>
+        <w:br/>
+      </w:r>
+      <w:r>
+        <w:rPr>
+          <w:rStyle w:val="VerbatimChar"/>
+        </w:rPr>
+        <w:t xml:space="preserve">"Apaleo request to /booking/v1/reservations failed with status 422." In lib/apaleo.ts,</w:t>
+      </w:r>
+      <w:r>
+        <w:br/>
+      </w:r>
+      <w:r>
+        <w:rPr>
+          <w:rStyle w:val="VerbatimChar"/>
+        </w:rPr>
+        <w:t xml:space="preserve">getReservations() calls /booking/v1/reservations with { dateFilter: "Stay", from, to }</w:t>
+      </w:r>
+      <w:r>
+        <w:br/>
+      </w:r>
+      <w:r>
+        <w:rPr>
+          <w:rStyle w:val="VerbatimChar"/>
+        </w:rPr>
+        <w:t xml:space="preserve">(dates YYYY-MM-DD) via apaleoFetch/getAll.</w:t>
+      </w:r>
+      <w:r>
+        <w:br/>
+      </w:r>
+      <w:r>
+        <w:rPr>
+          <w:rStyle w:val="VerbatimChar"/>
+        </w:rPr>
+        <w:t xml:space="preserve">1. apaleoFetch discards the error body — on a non-2xx it throws with only the status. Read</w:t>
+      </w:r>
+      <w:r>
+        <w:br/>
+      </w:r>
+      <w:r>
+        <w:rPr>
+          <w:rStyle w:val="VerbatimChar"/>
+        </w:rPr>
+        <w:t xml:space="preserve">   the response body (res.text(), parse JSON if present) and include Apaleo's validation</w:t>
+      </w:r>
+      <w:r>
+        <w:br/>
+      </w:r>
+      <w:r>
+        <w:rPr>
+          <w:rStyle w:val="VerbatimChar"/>
+        </w:rPr>
+        <w:t xml:space="preserve">   message in the thrown ApaleoApiError and Sentry context. This reveals what Apaleo rejects.</w:t>
+      </w:r>
+      <w:r>
+        <w:br/>
+      </w:r>
+      <w:r>
+        <w:rPr>
+          <w:rStyle w:val="VerbatimChar"/>
+        </w:rPr>
+        <w:t xml:space="preserve">2. Fix the reservations query. The 422 is almost certainly because the list isn't scoped to</w:t>
+      </w:r>
+      <w:r>
+        <w:br/>
+      </w:r>
+      <w:r>
+        <w:rPr>
+          <w:rStyle w:val="VerbatimChar"/>
+        </w:rPr>
+        <w:t xml:space="preserve">   a property and/or the window is too wide for an unscoped query. Fetch the account's</w:t>
+      </w:r>
+      <w:r>
+        <w:br/>
+      </w:r>
+      <w:r>
+        <w:rPr>
+          <w:rStyle w:val="VerbatimChar"/>
+        </w:rPr>
+        <w:t xml:space="preserve">   properties (GET /inventory/v1/properties, covered by setup.read) and pass propertyIds to</w:t>
+      </w:r>
+      <w:r>
+        <w:br/>
+      </w:r>
+      <w:r>
+        <w:rPr>
+          <w:rStyle w:val="VerbatimChar"/>
+        </w:rPr>
+        <w:t xml:space="preserve">   /booking/v1/reservations. One property → use it; several → iterate. Keep dateFilter=Stay</w:t>
+      </w:r>
+      <w:r>
+        <w:br/>
+      </w:r>
+      <w:r>
+        <w:rPr>
+          <w:rStyle w:val="VerbatimChar"/>
+        </w:rPr>
+        <w:t xml:space="preserve">   with date from/to. If Apaleo names a maximum interval, chunk the window and merge.</w:t>
+      </w:r>
+      <w:r>
+        <w:br/>
+      </w:r>
+      <w:r>
+        <w:rPr>
+          <w:rStyle w:val="VerbatimChar"/>
+        </w:rPr>
+        <w:t xml:space="preserve">Adjust to whatever the surfaced 422 body says. Don't touch the MEWS path. Run npm run lint.</w:t>
+      </w:r>
+    </w:p>
+    <w:p>
+      <w:pPr>
+        <w:pStyle w:val="FirstParagraph"/>
+      </w:pPr>
+      <w:r>
+        <w:t xml:space="preserve">Then commit → push → redeploy → reconnect/re-sync. If it still 422s, the now-visible error message names the exact remaining fix.</w:t>
+      </w:r>
+    </w:p>
+    <w:p>
+      <w:pPr>
+        <w:pStyle w:val="BodyText"/>
+      </w:pPr>
+      <w:r>
+        <w:rPr>
+          <w:bCs/>
+          <w:b/>
+        </w:rPr>
+        <w:t xml:space="preserve">Fix applied (28 Aug, Claude Code):</w:t>
+      </w:r>
+      <w:r>
+        <w:t xml:space="preserve"> </w:t>
+      </w:r>
+      <w:r>
+        <w:t xml:space="preserve">the real cause was</w:t>
+      </w:r>
+      <w:r>
+        <w:t xml:space="preserve"> </w:t>
+      </w:r>
+      <w:r>
+        <w:rPr>
+          <w:bCs/>
+          <w:b/>
+        </w:rPr>
+        <w:t xml:space="preserve">date format, not property scoping</w:t>
+      </w:r>
+      <w:r>
+        <w:t xml:space="preserve"> </w:t>
+      </w:r>
+      <w:r>
+        <w:t xml:space="preserve">— Apaleo’s</w:t>
+      </w:r>
+      <w:r>
+        <w:t xml:space="preserve"> </w:t>
+      </w:r>
+      <w:r>
+        <w:rPr>
+          <w:rStyle w:val="VerbatimChar"/>
+        </w:rPr>
+        <w:t xml:space="preserve">GET /booking/v1/reservations</w:t>
+      </w:r>
+      <w:r>
+        <w:t xml:space="preserve"> </w:t>
+      </w:r>
+      <w:r>
+        <w:t xml:space="preserve">wants</w:t>
+      </w:r>
+      <w:r>
+        <w:t xml:space="preserve"> </w:t>
+      </w:r>
+      <w:r>
+        <w:rPr>
+          <w:rStyle w:val="VerbatimChar"/>
+        </w:rPr>
+        <w:t xml:space="preserve">from</w:t>
+      </w:r>
+      <w:r>
+        <w:t xml:space="preserve">/</w:t>
+      </w:r>
+      <w:r>
+        <w:rPr>
+          <w:rStyle w:val="VerbatimChar"/>
+        </w:rPr>
+        <w:t xml:space="preserve">to</w:t>
+      </w:r>
+      <w:r>
+        <w:t xml:space="preserve"> </w:t>
+      </w:r>
+      <w:r>
+        <w:t xml:space="preserve">as UTC date-</w:t>
+      </w:r>
+      <w:r>
+        <w:rPr>
+          <w:bCs/>
+          <w:b/>
+        </w:rPr>
+        <w:t xml:space="preserve">time</w:t>
+      </w:r>
+      <w:r>
+        <w:t xml:space="preserve"> </w:t>
+      </w:r>
+      <w:r>
+        <w:t xml:space="preserve">(</w:t>
+      </w:r>
+      <w:r>
+        <w:rPr>
+          <w:rStyle w:val="VerbatimChar"/>
+        </w:rPr>
+        <w:t xml:space="preserve">2026-08-14T00:00:00Z</w:t>
+      </w:r>
+      <w:r>
+        <w:t xml:space="preserve">), and Fondas sent plain</w:t>
+      </w:r>
+      <w:r>
+        <w:t xml:space="preserve"> </w:t>
+      </w:r>
+      <w:r>
+        <w:rPr>
+          <w:rStyle w:val="VerbatimChar"/>
+        </w:rPr>
+        <w:t xml:space="preserve">YYYY-MM-DD</w:t>
+      </w:r>
+      <w:r>
+        <w:t xml:space="preserve">. Also fixed: Apaleo error bodies now surfaced (readable messages + Sentry context), a</w:t>
+      </w:r>
+      <w:r>
+        <w:t xml:space="preserve"> </w:t>
+      </w:r>
+      <w:r>
+        <w:rPr>
+          <w:rStyle w:val="VerbatimChar"/>
+        </w:rPr>
+        <w:t xml:space="preserve">204 No Content</w:t>
+      </w:r>
+      <w:r>
+        <w:t xml:space="preserve"> </w:t>
+      </w:r>
+      <w:r>
+        <w:t xml:space="preserve">empty-page crash, and rate-plans/inventory being pulled unscoped across all properties (inflated occupancy on multi-property accounts). Property scoping added too (correct, though not the cause). Verified with stubbed-fetch tests; MEWS untouched; lint/tsc/build pass. No migration or env change.</w:t>
+      </w:r>
+      <w:r>
+        <w:t xml:space="preserve"> </w:t>
+      </w:r>
+      <w:r>
+        <w:rPr>
+          <w:bCs/>
+          <w:b/>
+        </w:rPr>
+        <w:t xml:space="preserve">Remaining: deploy, then reconnect Apaleo (Settings → disconnect → connect) to re-run the sync, and confirm a brief generates → then #5 is 🟢.</w:t>
+      </w:r>
+    </w:p>
+    <w:p>
+      <w:pPr>
+        <w:pStyle w:val="BodyText"/>
+      </w:pPr>
+      <w:r>
+        <w:rPr>
           <w:iCs/>
           <w:i/>
         </w:rPr>
@@ -2245,42 +3205,456 @@
           <w:bCs/>
           <w:b/>
         </w:rPr>
-        <w:t xml:space="preserve">Four founder actions before it captures anything:</w:t>
-      </w:r>
-      <w:r>
-        <w:t xml:space="preserve"> </w:t>
-      </w:r>
-      <w:r>
-        <w:t xml:space="preserve">(0)</w:t>
-      </w:r>
-      <w:r>
-        <w:t xml:space="preserve"> </w:t>
-      </w:r>
-      <w:r>
-        <w:rPr>
-          <w:bCs/>
-          <w:b/>
-        </w:rPr>
-        <w:t xml:space="preserve">commit + push + deploy the code</w:t>
-      </w:r>
-      <w:r>
-        <w:t xml:space="preserve"> </w:t>
-      </w:r>
-      <w:r>
-        <w:t xml:space="preserve">— as of 28 Aug the entire analytics implementation (and ~60 other files) is sitting</w:t>
-      </w:r>
-      <w:r>
-        <w:t xml:space="preserve"> </w:t>
-      </w:r>
-      <w:r>
-        <w:rPr>
-          <w:bCs/>
-          <w:b/>
-        </w:rPr>
-        <w:t xml:space="preserve">uncommitted in the working tree</w:t>
-      </w:r>
-      <w:r>
-        <w:t xml:space="preserve">, so it is</w:t>
+        <w:t xml:space="preserve">✅ Activated &amp; verified 28 Aug.</w:t>
+      </w:r>
+      <w:r>
+        <w:t xml:space="preserve"> </w:t>
+      </w:r>
+      <w:r>
+        <w:t xml:space="preserve">(0) code committed + deployed (</w:t>
+      </w:r>
+      <w:r>
+        <w:rPr>
+          <w:rStyle w:val="VerbatimChar"/>
+        </w:rPr>
+        <w:t xml:space="preserve">db7a8f0</w:t>
+      </w:r>
+      <w:r>
+        <w:t xml:space="preserve"> </w:t>
+      </w:r>
+      <w:r>
+        <w:t xml:space="preserve">→</w:t>
+      </w:r>
+      <w:r>
+        <w:t xml:space="preserve"> </w:t>
+      </w:r>
+      <w:r>
+        <w:rPr>
+          <w:rStyle w:val="VerbatimChar"/>
+        </w:rPr>
+        <w:t xml:space="preserve">b78e438</w:t>
+      </w:r>
+      <w:r>
+        <w:t xml:space="preserve">); (1)</w:t>
+      </w:r>
+      <w:r>
+        <w:t xml:space="preserve"> </w:t>
+      </w:r>
+      <w:r>
+        <w:rPr>
+          <w:rStyle w:val="VerbatimChar"/>
+        </w:rPr>
+        <w:t xml:space="preserve">POSTHOG_KEY</w:t>
+      </w:r>
+      <w:r>
+        <w:t xml:space="preserve"> </w:t>
+      </w:r>
+      <w:r>
+        <w:t xml:space="preserve">+</w:t>
+      </w:r>
+      <w:r>
+        <w:t xml:space="preserve"> </w:t>
+      </w:r>
+      <w:r>
+        <w:rPr>
+          <w:rStyle w:val="VerbatimChar"/>
+        </w:rPr>
+        <w:t xml:space="preserve">POSTHOG_HOST</w:t>
+      </w:r>
+      <w:r>
+        <w:t xml:space="preserve"> </w:t>
+      </w:r>
+      <w:r>
+        <w:t xml:space="preserve">set in Vercel; (2)</w:t>
+      </w:r>
+      <w:r>
+        <w:t xml:space="preserve"> </w:t>
+      </w:r>
+      <w:r>
+        <w:rPr>
+          <w:rStyle w:val="VerbatimChar"/>
+        </w:rPr>
+        <w:t xml:space="preserve">APPLY_0019.sql</w:t>
+      </w:r>
+      <w:r>
+        <w:t xml:space="preserve"> </w:t>
+      </w:r>
+      <w:r>
+        <w:t xml:space="preserve">applied in Supabase; (3) verified — a</w:t>
+      </w:r>
+      <w:r>
+        <w:t xml:space="preserve"> </w:t>
+      </w:r>
+      <w:r>
+        <w:rPr>
+          <w:rStyle w:val="VerbatimChar"/>
+        </w:rPr>
+        <w:t xml:space="preserve">chat_query</w:t>
+      </w:r>
+      <w:r>
+        <w:t xml:space="preserve"> </w:t>
+      </w:r>
+      <w:r>
+        <w:t xml:space="preserve">event arrived in PostHog Activity via</w:t>
+      </w:r>
+      <w:r>
+        <w:t xml:space="preserve"> </w:t>
+      </w:r>
+      <w:r>
+        <w:rPr>
+          <w:rStyle w:val="VerbatimChar"/>
+        </w:rPr>
+        <w:t xml:space="preserve">posthog-node</w:t>
+      </w:r>
+      <w:r>
+        <w:t xml:space="preserve">, with</w:t>
+      </w:r>
+      <w:r>
+        <w:t xml:space="preserve"> </w:t>
+      </w:r>
+      <w:r>
+        <w:rPr>
+          <w:rStyle w:val="VerbatimChar"/>
+        </w:rPr>
+        <w:t xml:space="preserve">PERSON</w:t>
+      </w:r>
+      <w:r>
+        <w:t xml:space="preserve"> </w:t>
+      </w:r>
+      <w:r>
+        <w:t xml:space="preserve">= a hotel UUID (no guest name/email), confirming the privacy design live.</w:t>
+      </w:r>
+      <w:r>
+        <w:t xml:space="preserve"> </w:t>
+      </w:r>
+      <w:r>
+        <w:rPr>
+          <w:bCs/>
+          <w:b/>
+        </w:rPr>
+        <w:t xml:space="preserve">Note on the metric itself:</w:t>
+      </w:r>
+      <w:r>
+        <w:t xml:space="preserve"> </w:t>
+      </w:r>
+      <w:r>
+        <w:rPr>
+          <w:rStyle w:val="VerbatimChar"/>
+        </w:rPr>
+        <w:t xml:space="preserve">chat_query</w:t>
+      </w:r>
+      <w:r>
+        <w:t xml:space="preserve"> </w:t>
+      </w:r>
+      <w:r>
+        <w:t xml:space="preserve">proves the pipe; the acceptance-rate number is built from</w:t>
+      </w:r>
+      <w:r>
+        <w:t xml:space="preserve"> </w:t>
+      </w:r>
+      <w:r>
+        <w:rPr>
+          <w:rStyle w:val="VerbatimChar"/>
+        </w:rPr>
+        <w:t xml:space="preserve">draft_sent</w:t>
+      </w:r>
+      <w:r>
+        <w:t xml:space="preserve"> </w:t>
+      </w:r>
+      <w:r>
+        <w:t xml:space="preserve">/</w:t>
+      </w:r>
+      <w:r>
+        <w:t xml:space="preserve"> </w:t>
+      </w:r>
+      <w:r>
+        <w:rPr>
+          <w:rStyle w:val="VerbatimChar"/>
+        </w:rPr>
+        <w:t xml:space="preserve">draft_edited_before_send</w:t>
+      </w:r>
+      <w:r>
+        <w:t xml:space="preserve">, which fire only when drafted replies are actually sent (needs Gmail connected — see the 7-day expiry under #14). So the number accrues with real inbox use; the infrastructure is complete.</w:t>
+      </w:r>
+    </w:p>
+    <w:p>
+      <w:pPr>
+        <w:pStyle w:val="BlockText"/>
+      </w:pPr>
+      <w:r>
+        <w:rPr>
+          <w:bCs/>
+          <w:b/>
+        </w:rPr>
+        <w:t xml:space="preserve">⚠️ Workflow note (found 28 Aug):</w:t>
+      </w:r>
+      <w:r>
+        <w:t xml:space="preserve"> </w:t>
+      </w:r>
+      <w:r>
+        <w:t xml:space="preserve">Claude Code edits files but does</w:t>
+      </w:r>
+      <w:r>
+        <w:t xml:space="preserve"> </w:t>
+      </w:r>
+      <w:r>
+        <w:rPr>
+          <w:bCs/>
+          <w:b/>
+        </w:rPr>
+        <w:t xml:space="preserve">not</w:t>
+      </w:r>
+      <w:r>
+        <w:t xml:space="preserve"> </w:t>
+      </w:r>
+      <w:r>
+        <w:t xml:space="preserve">deploy them — work only goes live once it’s committed, pushed to</w:t>
+      </w:r>
+      <w:r>
+        <w:t xml:space="preserve"> </w:t>
+      </w:r>
+      <w:r>
+        <w:rPr>
+          <w:rStyle w:val="VerbatimChar"/>
+        </w:rPr>
+        <w:t xml:space="preserve">main</w:t>
+      </w:r>
+      <w:r>
+        <w:t xml:space="preserve">, and Vercel auto-deploys. A git check found ~60 uncommitted files (analytics, the N1 language fix, a contact page, privacy/</w:t>
+      </w:r>
+      <w:r>
+        <w:rPr>
+          <w:rStyle w:val="VerbatimChar"/>
+        </w:rPr>
+        <w:t xml:space="preserve">company.ts</w:t>
+      </w:r>
+      <w:r>
+        <w:t xml:space="preserve"> </w:t>
+      </w:r>
+      <w:r>
+        <w:t xml:space="preserve">edits, doc consolidation).</w:t>
+      </w:r>
+      <w:r>
+        <w:t xml:space="preserve"> </w:t>
+      </w:r>
+      <w:r>
+        <w:rPr>
+          <w:bCs/>
+          <w:b/>
+        </w:rPr>
+        <w:t xml:space="preserve">Several items this doc tracks as</w:t>
+      </w:r>
+      <w:r>
+        <w:rPr>
+          <w:bCs/>
+          <w:b/>
+        </w:rPr>
+        <w:t xml:space="preserve"> </w:t>
+      </w:r>
+      <w:r>
+        <w:rPr>
+          <w:bCs/>
+          <w:b/>
+        </w:rPr>
+        <w:t xml:space="preserve">“</w:t>
+      </w:r>
+      <w:r>
+        <w:rPr>
+          <w:bCs/>
+          <w:b/>
+        </w:rPr>
+        <w:t xml:space="preserve">in progress/done</w:t>
+      </w:r>
+      <w:r>
+        <w:rPr>
+          <w:bCs/>
+          <w:b/>
+        </w:rPr>
+        <w:t xml:space="preserve">”</w:t>
+      </w:r>
+      <w:r>
+        <w:rPr>
+          <w:bCs/>
+          <w:b/>
+        </w:rPr>
+        <w:t xml:space="preserve"> </w:t>
+      </w:r>
+      <w:r>
+        <w:rPr>
+          <w:bCs/>
+          <w:b/>
+        </w:rPr>
+        <w:t xml:space="preserve">are built but not yet live.</w:t>
+      </w:r>
+      <w:r>
+        <w:t xml:space="preserve"> </w:t>
+      </w:r>
+      <w:r>
+        <w:t xml:space="preserve">Commit + push after each Claude Code session, or the work is both un-deployed and at risk of loss.</w:t>
+      </w:r>
+    </w:p>
+    <w:p>
+      <w:pPr>
+        <w:pStyle w:val="FirstParagraph"/>
+      </w:pPr>
+      <w:r>
+        <w:rPr>
+          <w:bCs/>
+          <w:b/>
+        </w:rPr>
+        <w:t xml:space="preserve">Metric refinement worth knowing:</w:t>
+      </w:r>
+      <w:r>
+        <w:t xml:space="preserve"> </w:t>
+      </w:r>
+      <w:r>
+        <w:t xml:space="preserve">bulk</w:t>
+      </w:r>
+      <w:r>
+        <w:t xml:space="preserve"> </w:t>
+      </w:r>
+      <w:r>
+        <w:t xml:space="preserve">“</w:t>
+      </w:r>
+      <w:r>
+        <w:t xml:space="preserve">approve all</w:t>
+      </w:r>
+      <w:r>
+        <w:t xml:space="preserve">”</w:t>
+      </w:r>
+      <w:r>
+        <w:t xml:space="preserve"> </w:t>
+      </w:r>
+      <w:r>
+        <w:t xml:space="preserve">sends have no editor, so they always score as unedited and would flatter a hotel that lives on that button. The rollup returns two numbers —</w:t>
+      </w:r>
+      <w:r>
+        <w:t xml:space="preserve"> </w:t>
+      </w:r>
+      <w:r>
+        <w:rPr>
+          <w:rStyle w:val="VerbatimChar"/>
+        </w:rPr>
+        <w:t xml:space="preserve">acceptance_rate</w:t>
+      </w:r>
+      <w:r>
+        <w:t xml:space="preserve"> </w:t>
+      </w:r>
+      <w:r>
+        <w:t xml:space="preserve">(all sends) and</w:t>
+      </w:r>
+      <w:r>
+        <w:t xml:space="preserve"> </w:t>
+      </w:r>
+      <w:r>
+        <w:rPr>
+          <w:rStyle w:val="VerbatimChar"/>
+        </w:rPr>
+        <w:t xml:space="preserve">considered_acceptance_rate</w:t>
+      </w:r>
+      <w:r>
+        <w:t xml:space="preserve"> </w:t>
+      </w:r>
+      <w:r>
+        <w:t xml:space="preserve">(non-bulk only).</w:t>
+      </w:r>
+      <w:r>
+        <w:t xml:space="preserve"> </w:t>
+      </w:r>
+      <w:r>
+        <w:rPr>
+          <w:bCs/>
+          <w:b/>
+        </w:rPr>
+        <w:t xml:space="preserve">Judge the GTM §8</w:t>
+      </w:r>
+      <w:r>
+        <w:rPr>
+          <w:bCs/>
+          <w:b/>
+        </w:rPr>
+        <w:t xml:space="preserve"> </w:t>
+      </w:r>
+      <w:r>
+        <w:rPr>
+          <w:bCs/>
+          <w:b/>
+        </w:rPr>
+        <w:t xml:space="preserve">“</w:t>
+      </w:r>
+      <w:r>
+        <w:rPr>
+          <w:bCs/>
+          <w:b/>
+        </w:rPr>
+        <w:t xml:space="preserve">&gt;60% draft acceptance</w:t>
+      </w:r>
+      <w:r>
+        <w:rPr>
+          <w:bCs/>
+          <w:b/>
+        </w:rPr>
+        <w:t xml:space="preserve">”</w:t>
+      </w:r>
+      <w:r>
+        <w:rPr>
+          <w:bCs/>
+          <w:b/>
+        </w:rPr>
+        <w:t xml:space="preserve"> </w:t>
+      </w:r>
+      <w:r>
+        <w:rPr>
+          <w:bCs/>
+          <w:b/>
+        </w:rPr>
+        <w:t xml:space="preserve">bar on</w:t>
+      </w:r>
+      <w:r>
+        <w:rPr>
+          <w:bCs/>
+          <w:b/>
+        </w:rPr>
+        <w:t xml:space="preserve"> </w:t>
+      </w:r>
+      <w:r>
+        <w:rPr>
+          <w:rStyle w:val="VerbatimChar"/>
+          <w:bCs/>
+          <w:b/>
+        </w:rPr>
+        <w:t xml:space="preserve">considered_acceptance_rate</w:t>
+      </w:r>
+      <w:r>
+        <w:rPr>
+          <w:bCs/>
+          <w:b/>
+        </w:rPr>
+        <w:t xml:space="preserve">;</w:t>
+      </w:r>
+      <w:r>
+        <w:t xml:space="preserve"> </w:t>
+      </w:r>
+      <w:r>
+        <w:t xml:space="preserve">a wide gap between the two means the hotel is bulk-approving — a real signal, but a different one. The 90% minor/major threshold is the one knob to revisit once real pilot data lands.</w:t>
+      </w:r>
+    </w:p>
+    <w:p>
+      <w:pPr>
+        <w:pStyle w:val="BodyText"/>
+      </w:pPr>
+      <w:r>
+        <w:rPr>
+          <w:bCs/>
+          <w:b/>
+        </w:rPr>
+        <w:t xml:space="preserve">7 · Data-honesty language.</w:t>
+      </w:r>
+      <w:r>
+        <w:t xml:space="preserve"> </w:t>
+      </w:r>
+      <w:r>
+        <w:t xml:space="preserve">The decision is settled (§1.4 ②): Fondas</w:t>
       </w:r>
       <w:r>
         <w:t xml:space="preserve"> </w:t>
@@ -2290,97 +3664,240 @@
           <w:iCs/>
           <w:i/>
         </w:rPr>
-        <w:t xml:space="preserve">not on the live site</w:t>
-      </w:r>
-      <w:r>
-        <w:t xml:space="preserve">; nothing can fire until it’s committed, pushed to</w:t>
-      </w:r>
-      <w:r>
-        <w:t xml:space="preserve"> </w:t>
-      </w:r>
-      <w:r>
-        <w:rPr>
-          <w:rStyle w:val="VerbatimChar"/>
-        </w:rPr>
-        <w:t xml:space="preserve">main</w:t>
-      </w:r>
-      <w:r>
-        <w:t xml:space="preserve">, and Vercel redeploys; (1) apply</w:t>
-      </w:r>
-      <w:r>
-        <w:t xml:space="preserve"> </w:t>
-      </w:r>
-      <w:r>
-        <w:rPr>
-          <w:rStyle w:val="VerbatimChar"/>
-        </w:rPr>
-        <w:t xml:space="preserve">supabase/APPLY_0019.sql</w:t>
-      </w:r>
-      <w:r>
-        <w:t xml:space="preserve"> </w:t>
-      </w:r>
-      <w:r>
-        <w:t xml:space="preserve">in the Supabase SQL Editor (safe to run twice); (2) add</w:t>
-      </w:r>
-      <w:r>
-        <w:t xml:space="preserve"> </w:t>
-      </w:r>
-      <w:r>
-        <w:rPr>
-          <w:rStyle w:val="VerbatimChar"/>
-        </w:rPr>
-        <w:t xml:space="preserve">POSTHOG_KEY</w:t>
-      </w:r>
-      <w:r>
-        <w:t xml:space="preserve"> </w:t>
-      </w:r>
-      <w:r>
-        <w:t xml:space="preserve">+</w:t>
-      </w:r>
-      <w:r>
-        <w:t xml:space="preserve"> </w:t>
-      </w:r>
-      <w:r>
-        <w:rPr>
-          <w:rStyle w:val="VerbatimChar"/>
-        </w:rPr>
-        <w:t xml:space="preserve">POSTHOG_HOST</w:t>
-      </w:r>
-      <w:r>
-        <w:t xml:space="preserve"> </w:t>
-      </w:r>
-      <w:r>
-        <w:t xml:space="preserve">to</w:t>
-      </w:r>
-      <w:r>
-        <w:t xml:space="preserve"> </w:t>
-      </w:r>
-      <w:r>
-        <w:rPr>
-          <w:rStyle w:val="VerbatimChar"/>
-        </w:rPr>
-        <w:t xml:space="preserve">.env.example</w:t>
-      </w:r>
-      <w:r>
-        <w:t xml:space="preserve"> </w:t>
-      </w:r>
-      <w:r>
-        <w:t xml:space="preserve">and set them in Vercel prod + preview — until</w:t>
-      </w:r>
-      <w:r>
-        <w:t xml:space="preserve"> </w:t>
-      </w:r>
-      <w:r>
-        <w:rPr>
-          <w:rStyle w:val="VerbatimChar"/>
-        </w:rPr>
-        <w:t xml:space="preserve">POSTHOG_KEY</w:t>
-      </w:r>
-      <w:r>
-        <w:t xml:space="preserve"> </w:t>
-      </w:r>
-      <w:r>
-        <w:t xml:space="preserve">is set every call is a silent no-op</w:t>
+        <w:t xml:space="preserve">does</w:t>
+      </w:r>
+      <w:r>
+        <w:t xml:space="preserve"> </w:t>
+      </w:r>
+      <w:r>
+        <w:t xml:space="preserve">store data — encrypted, EU-hosted, used only for briefings, deleted on offboarding. The work is propagation across the site, the pilot agreement, the one-pager, and the objection script. Repo-side:</w:t>
+      </w:r>
+    </w:p>
+    <w:p>
+      <w:pPr>
+        <w:pStyle w:val="SourceCode"/>
+      </w:pPr>
+      <w:r>
+        <w:rPr>
+          <w:rStyle w:val="VerbatimChar"/>
+        </w:rPr>
+        <w:t xml:space="preserve">Task — make the data-handling language honest and consistent.</w:t>
+      </w:r>
+      <w:r>
+        <w:br/>
+      </w:r>
+      <w:r>
+        <w:rPr>
+          <w:rStyle w:val="VerbatimChar"/>
+        </w:rPr>
+        <w:t xml:space="preserve">The truth (GTM §1.4): Fondas STORES reservation + guest data, encrypted,</w:t>
+      </w:r>
+      <w:r>
+        <w:br/>
+      </w:r>
+      <w:r>
+        <w:rPr>
+          <w:rStyle w:val="VerbatimChar"/>
+        </w:rPr>
+        <w:t xml:space="preserve">EU-hosted on Supabase, used only to generate briefings, deleted on offboarding.</w:t>
+      </w:r>
+      <w:r>
+        <w:br/>
+      </w:r>
+      <w:r>
+        <w:rPr>
+          <w:rStyle w:val="VerbatimChar"/>
+        </w:rPr>
+        <w:t xml:space="preserve">1. Grep the codebase and site content for "we don't store" / "discard" /</w:t>
+      </w:r>
+      <w:r>
+        <w:br/>
+      </w:r>
+      <w:r>
+        <w:rPr>
+          <w:rStyle w:val="VerbatimChar"/>
+        </w:rPr>
+        <w:t xml:space="preserve">   "used and discarded" wording and replace with the honest line.</w:t>
+      </w:r>
+      <w:r>
+        <w:br/>
+      </w:r>
+      <w:r>
+        <w:rPr>
+          <w:rStyle w:val="VerbatimChar"/>
+        </w:rPr>
+        <w:t xml:space="preserve">2. Apply it to marketing privacy/security copy, the legal pages, and any in-app</w:t>
+      </w:r>
+      <w:r>
+        <w:br/>
+      </w:r>
+      <w:r>
+        <w:rPr>
+          <w:rStyle w:val="VerbatimChar"/>
+        </w:rPr>
+        <w:t xml:space="preserve">   data-handling text — en/es/ca.</w:t>
+      </w:r>
+      <w:r>
+        <w:br/>
+      </w:r>
+      <w:r>
+        <w:rPr>
+          <w:rStyle w:val="VerbatimChar"/>
+        </w:rPr>
+        <w:t xml:space="preserve">3. Report every location changed so I can mirror it in the pilot agreement and</w:t>
+      </w:r>
+      <w:r>
+        <w:br/>
+      </w:r>
+      <w:r>
+        <w:rPr>
+          <w:rStyle w:val="VerbatimChar"/>
+        </w:rPr>
+        <w:t xml:space="preserve">   one-pager (those live outside the repo).</w:t>
+      </w:r>
+    </w:p>
+    <w:p>
+      <w:pPr>
+        <w:pStyle w:val="FirstParagraph"/>
+      </w:pPr>
+      <w:r>
+        <w:rPr>
+          <w:bCs/>
+          <w:b/>
+        </w:rPr>
+        <w:t xml:space="preserve">Status (28 Aug): ✅ done &amp; deployed</w:t>
+      </w:r>
+      <w:r>
+        <w:t xml:space="preserve"> </w:t>
+      </w:r>
+      <w:r>
+        <w:t xml:space="preserve">(commit</w:t>
+      </w:r>
+      <w:r>
+        <w:t xml:space="preserve"> </w:t>
+      </w:r>
+      <w:r>
+        <w:rPr>
+          <w:rStyle w:val="VerbatimChar"/>
+        </w:rPr>
+        <w:t xml:space="preserve">b10cca5</w:t>
+      </w:r>
+      <w:r>
+        <w:t xml:space="preserve">, pushed + live). Finding: no false</w:t>
+      </w:r>
+      <w:r>
+        <w:t xml:space="preserve"> </w:t>
+      </w:r>
+      <w:r>
+        <w:t xml:space="preserve">“</w:t>
+      </w:r>
+      <w:r>
+        <w:t xml:space="preserve">we discard it</w:t>
+      </w:r>
+      <w:r>
+        <w:t xml:space="preserve">”</w:t>
+      </w:r>
+      <w:r>
+        <w:t xml:space="preserve"> </w:t>
+      </w:r>
+      <w:r>
+        <w:t xml:space="preserve">claim was ever in the product — that line was in the already-deleted</w:t>
+      </w:r>
+      <w:r>
+        <w:t xml:space="preserve"> </w:t>
+      </w:r>
+      <w:r>
+        <w:rPr>
+          <w:rStyle w:val="VerbatimChar"/>
+        </w:rPr>
+        <w:t xml:space="preserve">PILOT_OUTREACH.md</w:t>
+      </w:r>
+      <w:r>
+        <w:t xml:space="preserve">. The real fix was honesty-by-omission in three spots, all now upfront that guest/reservation data is stored (encrypted, isolated, deleted on exit): the</w:t>
+      </w:r>
+      <w:r>
+        <w:t xml:space="preserve"> </w:t>
+      </w:r>
+      <w:r>
+        <w:t xml:space="preserve">“</w:t>
+      </w:r>
+      <w:r>
+        <w:t xml:space="preserve">Where does your data live?</w:t>
+      </w:r>
+      <w:r>
+        <w:t xml:space="preserve">”</w:t>
+      </w:r>
+      <w:r>
+        <w:t xml:space="preserve"> </w:t>
+      </w:r>
+      <w:r>
+        <w:t xml:space="preserve">FAQ (</w:t>
+      </w:r>
+      <w:r>
+        <w:rPr>
+          <w:rStyle w:val="VerbatimChar"/>
+        </w:rPr>
+        <w:t xml:space="preserve">faq.a5</w:t>
+      </w:r>
+      <w:r>
+        <w:t xml:space="preserve">), the Mews/Apaleo/Gmail connector descriptions, and the privacy policy’s Security section — across en/es/ca.</w:t>
+      </w:r>
+      <w:r>
+        <w:t xml:space="preserve"> </w:t>
+      </w:r>
+      <w:r>
+        <w:rPr>
+          <w:bCs/>
+          <w:b/>
+        </w:rPr>
+        <w:t xml:space="preserve">“</w:t>
+      </w:r>
+      <w:r>
+        <w:rPr>
+          <w:bCs/>
+          <w:b/>
+        </w:rPr>
+        <w:t xml:space="preserve">EU-hosted</w:t>
+      </w:r>
+      <w:r>
+        <w:rPr>
+          <w:bCs/>
+          <w:b/>
+        </w:rPr>
+        <w:t xml:space="preserve">”</w:t>
+      </w:r>
+      <w:r>
+        <w:rPr>
+          <w:bCs/>
+          <w:b/>
+        </w:rPr>
+        <w:t xml:space="preserve"> </w:t>
+      </w:r>
+      <w:r>
+        <w:rPr>
+          <w:bCs/>
+          <w:b/>
+        </w:rPr>
+        <w:t xml:space="preserve">verified ✅ (28 Aug):</w:t>
+      </w:r>
+      <w:r>
+        <w:t xml:space="preserve"> </w:t>
+      </w:r>
+      <w:r>
+        <w:t xml:space="preserve">Supabase region confirmed as</w:t>
+      </w:r>
+      <w:r>
+        <w:t xml:space="preserve"> </w:t>
+      </w:r>
+      <w:r>
+        <w:rPr>
+          <w:bCs/>
+          <w:b/>
+        </w:rPr>
+        <w:t xml:space="preserve">West EU (Ireland)</w:t>
+      </w:r>
+      <w:r>
+        <w:t xml:space="preserve">, so the claim is true — safe to carry into the pilot agreement, DPA and one-pager.</w:t>
       </w:r>
       <w:r>
         <w:t xml:space="preserve"> </w:t>
@@ -2390,308 +3907,166 @@
           <w:iCs/>
           <w:i/>
         </w:rPr>
-        <w:t xml:space="preserve">(done 28 Aug — both set on Production + Preview)</w:t>
-      </w:r>
-      <w:r>
-        <w:t xml:space="preserve">; (3) verify — trigger the dev hotel, confirm</w:t>
-      </w:r>
-      <w:r>
-        <w:t xml:space="preserve"> </w:t>
-      </w:r>
-      <w:r>
-        <w:rPr>
-          <w:rStyle w:val="VerbatimChar"/>
-        </w:rPr>
-        <w:t xml:space="preserve">chat_query</w:t>
-      </w:r>
-      <w:r>
-        <w:t xml:space="preserve">/</w:t>
-      </w:r>
-      <w:r>
-        <w:rPr>
-          <w:rStyle w:val="VerbatimChar"/>
-        </w:rPr>
-        <w:t xml:space="preserve">draft_*</w:t>
-      </w:r>
-      <w:r>
-        <w:t xml:space="preserve"> </w:t>
-      </w:r>
-      <w:r>
-        <w:t xml:space="preserve">events appear in PostHog, and run</w:t>
-      </w:r>
-      <w:r>
-        <w:t xml:space="preserve"> </w:t>
-      </w:r>
-      <w:r>
-        <w:rPr>
-          <w:rStyle w:val="VerbatimChar"/>
-        </w:rPr>
-        <w:t xml:space="preserve">npm run analytics-pii-audit</w:t>
-      </w:r>
-      <w:r>
-        <w:t xml:space="preserve">. Then flip this to 🟢.</w:t>
+        <w:t xml:space="preserve">(Aside:</w:t>
+      </w:r>
+      <w:r>
+        <w:rPr>
+          <w:iCs/>
+          <w:i/>
+        </w:rPr>
+        <w:t xml:space="preserve"> </w:t>
+      </w:r>
+      <w:r>
+        <w:rPr>
+          <w:rStyle w:val="VerbatimChar"/>
+          <w:iCs/>
+          <w:i/>
+        </w:rPr>
+        <w:t xml:space="preserve">GTM_STRATEGY.docx</w:t>
+      </w:r>
+      <w:r>
+        <w:rPr>
+          <w:iCs/>
+          <w:i/>
+        </w:rPr>
+        <w:t xml:space="preserve"> </w:t>
+      </w:r>
+      <w:r>
+        <w:rPr>
+          <w:iCs/>
+          <w:i/>
+        </w:rPr>
+        <w:t xml:space="preserve">is current — its</w:t>
+      </w:r>
+      <w:r>
+        <w:rPr>
+          <w:iCs/>
+          <w:i/>
+        </w:rPr>
+        <w:t xml:space="preserve"> </w:t>
+      </w:r>
+      <w:r>
+        <w:rPr>
+          <w:iCs/>
+          <w:i/>
+        </w:rPr>
+        <w:t xml:space="preserve">“</w:t>
+      </w:r>
+      <w:r>
+        <w:rPr>
+          <w:iCs/>
+          <w:i/>
+        </w:rPr>
+        <w:t xml:space="preserve">discard</w:t>
+      </w:r>
+      <w:r>
+        <w:rPr>
+          <w:iCs/>
+          <w:i/>
+        </w:rPr>
+        <w:t xml:space="preserve">”</w:t>
+      </w:r>
+      <w:r>
+        <w:rPr>
+          <w:iCs/>
+          <w:i/>
+        </w:rPr>
+        <w:t xml:space="preserve"> </w:t>
+      </w:r>
+      <w:r>
+        <w:rPr>
+          <w:iCs/>
+          <w:i/>
+        </w:rPr>
+        <w:t xml:space="preserve">mention is the §1.4 passage refuting the old claim, not a live claim.)</w:t>
       </w:r>
     </w:p>
     <w:p>
       <w:pPr>
-        <w:pStyle w:val="BlockText"/>
-      </w:pPr>
-      <w:r>
-        <w:rPr>
-          <w:bCs/>
-          <w:b/>
-        </w:rPr>
-        <w:t xml:space="preserve">⚠️ Workflow note (found 28 Aug):</w:t>
-      </w:r>
-      <w:r>
-        <w:t xml:space="preserve"> </w:t>
-      </w:r>
-      <w:r>
-        <w:t xml:space="preserve">Claude Code edits files but does</w:t>
-      </w:r>
-      <w:r>
-        <w:t xml:space="preserve"> </w:t>
-      </w:r>
-      <w:r>
-        <w:rPr>
-          <w:bCs/>
-          <w:b/>
-        </w:rPr>
-        <w:t xml:space="preserve">not</w:t>
-      </w:r>
-      <w:r>
-        <w:t xml:space="preserve"> </w:t>
-      </w:r>
-      <w:r>
-        <w:t xml:space="preserve">deploy them — work only goes live once it’s committed, pushed to</w:t>
-      </w:r>
-      <w:r>
-        <w:t xml:space="preserve"> </w:t>
-      </w:r>
-      <w:r>
-        <w:rPr>
-          <w:rStyle w:val="VerbatimChar"/>
-        </w:rPr>
-        <w:t xml:space="preserve">main</w:t>
-      </w:r>
-      <w:r>
-        <w:t xml:space="preserve">, and Vercel auto-deploys. A git check found ~60 uncommitted files (analytics, the N1 language fix, a contact page, privacy/</w:t>
-      </w:r>
-      <w:r>
-        <w:rPr>
-          <w:rStyle w:val="VerbatimChar"/>
-        </w:rPr>
-        <w:t xml:space="preserve">company.ts</w:t>
-      </w:r>
-      <w:r>
-        <w:t xml:space="preserve"> </w:t>
-      </w:r>
-      <w:r>
-        <w:t xml:space="preserve">edits, doc consolidation).</w:t>
-      </w:r>
-      <w:r>
-        <w:t xml:space="preserve"> </w:t>
-      </w:r>
-      <w:r>
-        <w:rPr>
-          <w:bCs/>
-          <w:b/>
-        </w:rPr>
-        <w:t xml:space="preserve">Several items this doc tracks as</w:t>
-      </w:r>
-      <w:r>
-        <w:rPr>
-          <w:bCs/>
-          <w:b/>
-        </w:rPr>
-        <w:t xml:space="preserve"> </w:t>
-      </w:r>
-      <w:r>
-        <w:rPr>
-          <w:bCs/>
-          <w:b/>
-        </w:rPr>
+        <w:pStyle w:val="BodyText"/>
+      </w:pPr>
+      <w:r>
+        <w:rPr>
+          <w:bCs/>
+          <w:b/>
+        </w:rPr>
+        <w:t xml:space="preserve">⊕ 8 · Reliability log + 5 green mornings.</w:t>
+      </w:r>
+      <w:r>
+        <w:t xml:space="preserve"> </w:t>
+      </w:r>
+      <w:r>
+        <w:rPr>
+          <w:rStyle w:val="VerbatimChar"/>
+        </w:rPr>
+        <w:t xml:space="preserve">RELIABILITY.md</w:t>
+      </w:r>
+      <w:r>
+        <w:t xml:space="preserve"> </w:t>
+      </w:r>
+      <w:r>
+        <w:t xml:space="preserve">has five blank rows; today’s check passes but the story you sell is</w:t>
+      </w:r>
+      <w:r>
+        <w:t xml:space="preserve"> </w:t>
+      </w:r>
+      <w:r>
+        <w:rPr>
+          <w:iCs/>
+          <w:i/>
+        </w:rPr>
+        <w:t xml:space="preserve">consecutive unattended</w:t>
+      </w:r>
+      <w:r>
+        <w:t xml:space="preserve"> </w:t>
+      </w:r>
+      <w:r>
+        <w:t xml:space="preserve">mornings. Backfill honestly, then run</w:t>
+      </w:r>
+      <w:r>
+        <w:t xml:space="preserve"> </w:t>
+      </w:r>
+      <w:r>
+        <w:rPr>
+          <w:rStyle w:val="VerbatimChar"/>
+        </w:rPr>
+        <w:t xml:space="preserve">npx tsx scripts/reliability-check.ts</w:t>
+      </w:r>
+      <w:r>
+        <w:t xml:space="preserve"> </w:t>
+      </w:r>
+      <w:r>
+        <w:t xml:space="preserve">each morning until you have 5+ consecutive green days. Cheapest possible counter to the VC</w:t>
+      </w:r>
+      <w:r>
+        <w:t xml:space="preserve"> </w:t>
+      </w:r>
+      <w:r>
         <w:t xml:space="preserve">“</w:t>
       </w:r>
       <w:r>
-        <w:rPr>
-          <w:bCs/>
-          <w:b/>
-        </w:rPr>
-        <w:t xml:space="preserve">in progress/done</w:t>
-      </w:r>
-      <w:r>
-        <w:rPr>
-          <w:bCs/>
-          <w:b/>
-        </w:rPr>
+        <w:t xml:space="preserve">no tests</w:t>
+      </w:r>
+      <w:r>
         <w:t xml:space="preserve">”</w:t>
       </w:r>
       <w:r>
-        <w:rPr>
-          <w:bCs/>
-          <w:b/>
-        </w:rPr>
-        <w:t xml:space="preserve"> </w:t>
-      </w:r>
-      <w:r>
-        <w:rPr>
-          <w:bCs/>
-          <w:b/>
-        </w:rPr>
-        <w:t xml:space="preserve">are built but not yet live.</w:t>
-      </w:r>
-      <w:r>
-        <w:t xml:space="preserve"> </w:t>
-      </w:r>
-      <w:r>
-        <w:t xml:space="preserve">Commit + push after each Claude Code session, or the work is both un-deployed and at risk of loss.</w:t>
+        <w:t xml:space="preserve"> </w:t>
+      </w:r>
+      <w:r>
+        <w:t xml:space="preserve">question.</w:t>
       </w:r>
     </w:p>
     <w:p>
       <w:pPr>
-        <w:pStyle w:val="FirstParagraph"/>
-      </w:pPr>
-      <w:r>
-        <w:rPr>
-          <w:bCs/>
-          <w:b/>
-        </w:rPr>
-        <w:t xml:space="preserve">Metric refinement worth knowing:</w:t>
-      </w:r>
-      <w:r>
-        <w:t xml:space="preserve"> </w:t>
-      </w:r>
-      <w:r>
-        <w:t xml:space="preserve">bulk</w:t>
-      </w:r>
-      <w:r>
-        <w:t xml:space="preserve"> </w:t>
-      </w:r>
-      <w:r>
-        <w:t xml:space="preserve">“</w:t>
-      </w:r>
-      <w:r>
-        <w:t xml:space="preserve">approve all</w:t>
-      </w:r>
-      <w:r>
-        <w:t xml:space="preserve">”</w:t>
-      </w:r>
-      <w:r>
-        <w:t xml:space="preserve"> </w:t>
-      </w:r>
-      <w:r>
-        <w:t xml:space="preserve">sends have no editor, so they always score as unedited and would flatter a hotel that lives on that button. The rollup returns two numbers —</w:t>
-      </w:r>
-      <w:r>
-        <w:t xml:space="preserve"> </w:t>
-      </w:r>
-      <w:r>
-        <w:rPr>
-          <w:rStyle w:val="VerbatimChar"/>
-        </w:rPr>
-        <w:t xml:space="preserve">acceptance_rate</w:t>
-      </w:r>
-      <w:r>
-        <w:t xml:space="preserve"> </w:t>
-      </w:r>
-      <w:r>
-        <w:t xml:space="preserve">(all sends) and</w:t>
-      </w:r>
-      <w:r>
-        <w:t xml:space="preserve"> </w:t>
-      </w:r>
-      <w:r>
-        <w:rPr>
-          <w:rStyle w:val="VerbatimChar"/>
-        </w:rPr>
-        <w:t xml:space="preserve">considered_acceptance_rate</w:t>
-      </w:r>
-      <w:r>
-        <w:t xml:space="preserve"> </w:t>
-      </w:r>
-      <w:r>
-        <w:t xml:space="preserve">(non-bulk only).</w:t>
-      </w:r>
-      <w:r>
-        <w:t xml:space="preserve"> </w:t>
-      </w:r>
-      <w:r>
-        <w:rPr>
-          <w:bCs/>
-          <w:b/>
-        </w:rPr>
-        <w:t xml:space="preserve">Judge the GTM §8</w:t>
-      </w:r>
-      <w:r>
-        <w:rPr>
-          <w:bCs/>
-          <w:b/>
-        </w:rPr>
-        <w:t xml:space="preserve"> </w:t>
-      </w:r>
-      <w:r>
-        <w:rPr>
-          <w:bCs/>
-          <w:b/>
-        </w:rPr>
-        <w:t xml:space="preserve">“</w:t>
-      </w:r>
-      <w:r>
-        <w:rPr>
-          <w:bCs/>
-          <w:b/>
-        </w:rPr>
-        <w:t xml:space="preserve">&gt;60% draft acceptance</w:t>
-      </w:r>
-      <w:r>
-        <w:rPr>
-          <w:bCs/>
-          <w:b/>
-        </w:rPr>
-        <w:t xml:space="preserve">”</w:t>
-      </w:r>
-      <w:r>
-        <w:rPr>
-          <w:bCs/>
-          <w:b/>
-        </w:rPr>
-        <w:t xml:space="preserve"> </w:t>
-      </w:r>
-      <w:r>
-        <w:rPr>
-          <w:bCs/>
-          <w:b/>
-        </w:rPr>
-        <w:t xml:space="preserve">bar on</w:t>
-      </w:r>
-      <w:r>
-        <w:rPr>
-          <w:bCs/>
-          <w:b/>
-        </w:rPr>
-        <w:t xml:space="preserve"> </w:t>
-      </w:r>
-      <w:r>
-        <w:rPr>
-          <w:rStyle w:val="VerbatimChar"/>
-          <w:bCs/>
-          <w:b/>
-        </w:rPr>
-        <w:t xml:space="preserve">considered_acceptance_rate</w:t>
-      </w:r>
-      <w:r>
-        <w:rPr>
-          <w:bCs/>
-          <w:b/>
-        </w:rPr>
-        <w:t xml:space="preserve">;</w:t>
-      </w:r>
-      <w:r>
-        <w:t xml:space="preserve"> </w:t>
-      </w:r>
-      <w:r>
-        <w:t xml:space="preserve">a wide gap between the two means the hotel is bulk-approving — a real signal, but a different one. The 90% minor/major threshold is the one knob to revisit once real pilot data lands.</w:t>
+        <w:pStyle w:val="BodyText"/>
+      </w:pPr>
+      <w:r>
+        <w:rPr>
+          <w:iCs/>
+          <w:i/>
+        </w:rPr>
+        <w:t xml:space="preserve">Founder/ops task — no Claude Code prompt. Run the existing script daily and fill the table by hand.</w:t>
       </w:r>
     </w:p>
     <w:p>
@@ -2703,13 +4078,28 @@
           <w:bCs/>
           <w:b/>
         </w:rPr>
-        <w:t xml:space="preserve">7 · Data-honesty language.</w:t>
-      </w:r>
-      <w:r>
-        <w:t xml:space="preserve"> </w:t>
-      </w:r>
-      <w:r>
-        <w:t xml:space="preserve">The decision is settled (§1.4 ②): Fondas</w:t>
+        <w:t xml:space="preserve">⊕ 9 · Spanish-brief deliverability. ✅ Done — verified 27 Aug.</w:t>
+      </w:r>
+      <w:r>
+        <w:t xml:space="preserve"> </w:t>
+      </w:r>
+      <w:r>
+        <w:t xml:space="preserve">A real</w:t>
+      </w:r>
+      <w:r>
+        <w:t xml:space="preserve"> </w:t>
+      </w:r>
+      <w:r>
+        <w:rPr>
+          <w:rStyle w:val="VerbatimChar"/>
+        </w:rPr>
+        <w:t xml:space="preserve">briefing_language='es'</w:t>
+      </w:r>
+      <w:r>
+        <w:t xml:space="preserve"> </w:t>
+      </w:r>
+      <w:r>
+        <w:t xml:space="preserve">brief was confirmed to arrive in Spanish, in a non-personal inbox, not in spam. (Deliverability only — the email’s</w:t>
       </w:r>
       <w:r>
         <w:t xml:space="preserve"> </w:t>
@@ -2719,100 +4109,179 @@
           <w:iCs/>
           <w:i/>
         </w:rPr>
-        <w:t xml:space="preserve">does</w:t>
-      </w:r>
-      <w:r>
-        <w:t xml:space="preserve"> </w:t>
-      </w:r>
-      <w:r>
-        <w:t xml:space="preserve">store data — encrypted, EU-hosted, used only for briefings, deleted on offboarding. The work is propagation across the site, the pilot agreement, the one-pager, and the objection script. Repo-side:</w:t>
+        <w:t xml:space="preserve">visual palette</w:t>
+      </w:r>
+      <w:r>
+        <w:t xml:space="preserve"> </w:t>
+      </w:r>
+      <w:r>
+        <w:t xml:space="preserve">is the separate call in #10 below.)</w:t>
       </w:r>
     </w:p>
     <w:p>
       <w:pPr>
-        <w:pStyle w:val="SourceCode"/>
-      </w:pPr>
-      <w:r>
-        <w:rPr>
-          <w:rStyle w:val="VerbatimChar"/>
-        </w:rPr>
-        <w:t xml:space="preserve">Task — make the data-handling language honest and consistent.</w:t>
-      </w:r>
-      <w:r>
-        <w:br/>
-      </w:r>
-      <w:r>
-        <w:rPr>
-          <w:rStyle w:val="VerbatimChar"/>
-        </w:rPr>
-        <w:t xml:space="preserve">The truth (GTM §1.4): Fondas STORES reservation + guest data, encrypted,</w:t>
-      </w:r>
-      <w:r>
-        <w:br/>
-      </w:r>
-      <w:r>
-        <w:rPr>
-          <w:rStyle w:val="VerbatimChar"/>
-        </w:rPr>
-        <w:t xml:space="preserve">EU-hosted on Supabase, used only to generate briefings, deleted on offboarding.</w:t>
-      </w:r>
-      <w:r>
-        <w:br/>
-      </w:r>
-      <w:r>
-        <w:rPr>
-          <w:rStyle w:val="VerbatimChar"/>
-        </w:rPr>
-        <w:t xml:space="preserve">1. Grep the codebase and site content for "we don't store" / "discard" /</w:t>
-      </w:r>
-      <w:r>
-        <w:br/>
-      </w:r>
-      <w:r>
-        <w:rPr>
-          <w:rStyle w:val="VerbatimChar"/>
-        </w:rPr>
-        <w:t xml:space="preserve">   "used and discarded" wording and replace with the honest line.</w:t>
-      </w:r>
-      <w:r>
-        <w:br/>
-      </w:r>
-      <w:r>
-        <w:rPr>
-          <w:rStyle w:val="VerbatimChar"/>
-        </w:rPr>
-        <w:t xml:space="preserve">2. Apply it to marketing privacy/security copy, the legal pages, and any in-app</w:t>
-      </w:r>
-      <w:r>
-        <w:br/>
-      </w:r>
-      <w:r>
-        <w:rPr>
-          <w:rStyle w:val="VerbatimChar"/>
-        </w:rPr>
-        <w:t xml:space="preserve">   data-handling text — en/es/ca.</w:t>
-      </w:r>
-      <w:r>
-        <w:br/>
-      </w:r>
-      <w:r>
-        <w:rPr>
-          <w:rStyle w:val="VerbatimChar"/>
-        </w:rPr>
-        <w:t xml:space="preserve">3. Report every location changed so I can mirror it in the pilot agreement and</w:t>
-      </w:r>
-      <w:r>
-        <w:br/>
-      </w:r>
-      <w:r>
-        <w:rPr>
-          <w:rStyle w:val="VerbatimChar"/>
-        </w:rPr>
-        <w:t xml:space="preserve">   one-pager (those live outside the repo).</w:t>
+        <w:pStyle w:val="BodyText"/>
+      </w:pPr>
+      <w:r>
+        <w:rPr>
+          <w:bCs/>
+          <w:b/>
+        </w:rPr>
+        <w:t xml:space="preserve">⊕ 10 · Brief email palette.</w:t>
+      </w:r>
+      <w:r>
+        <w:t xml:space="preserve"> </w:t>
+      </w:r>
+      <w:r>
+        <w:t xml:space="preserve">The brief email was redesigned and deployed, but three surfaces that render</w:t>
+      </w:r>
+      <w:r>
+        <w:t xml:space="preserve"> </w:t>
+      </w:r>
+      <w:r>
+        <w:rPr>
+          <w:iCs/>
+          <w:i/>
+        </w:rPr>
+        <w:t xml:space="preserve">outside</w:t>
+      </w:r>
+      <w:r>
+        <w:t xml:space="preserve"> </w:t>
+      </w:r>
+      <w:r>
+        <w:t xml:space="preserve">the app’s CSS are still on the old ramp and can’t be verified by a green build. Low priority — it only needs to not look broken in the demo.</w:t>
       </w:r>
     </w:p>
     <w:p>
       <w:pPr>
+        <w:pStyle w:val="SourceCode"/>
+      </w:pPr>
+      <w:r>
+        <w:rPr>
+          <w:rStyle w:val="VerbatimChar"/>
+        </w:rPr>
+        <w:t xml:space="preserve">Task — migrate the last three v2 "Signal" surfaces to v3 "Fonda × Sana", LITERAL</w:t>
+      </w:r>
+      <w:r>
+        <w:br/>
+      </w:r>
+      <w:r>
+        <w:rPr>
+          <w:rStyle w:val="VerbatimChar"/>
+        </w:rPr>
+        <w:t xml:space="preserve">hex only. Files: app/api/cron/briefing/route.ts (morning brief), lib/newsletter.ts</w:t>
+      </w:r>
+      <w:r>
+        <w:br/>
+      </w:r>
+      <w:r>
+        <w:rPr>
+          <w:rStyle w:val="VerbatimChar"/>
+        </w:rPr>
+        <w:t xml:space="preserve">(confirmation + unsubscribe footer), app/[lang]/opengraph-image.tsx (OG image).</w:t>
+      </w:r>
+      <w:r>
+        <w:br/>
+      </w:r>
+      <w:r>
+        <w:rPr>
+          <w:rStyle w:val="VerbatimChar"/>
+        </w:rPr>
+        <w:t xml:space="preserve">1. Replace v2 values (white card on #F6F6F4, #0A0A0A ink, navy #1B3BB3 eyebrow,</w:t>
+      </w:r>
+      <w:r>
+        <w:br/>
+      </w:r>
+      <w:r>
+        <w:rPr>
+          <w:rStyle w:val="VerbatimChar"/>
+        </w:rPr>
+        <w:t xml:space="preserve">   navy mark square) with the v3 palette copied by hand from FONDA_SANA_REDESIGN.md</w:t>
+      </w:r>
+      <w:r>
+        <w:br/>
+      </w:r>
+      <w:r>
+        <w:rPr>
+          <w:rStyle w:val="VerbatimChar"/>
+        </w:rPr>
+        <w:t xml:space="preserve">   §3.1 (neutral #EEEEEE ground, warm near-black ink, no navy in chrome).</w:t>
+      </w:r>
+      <w:r>
+        <w:br/>
+      </w:r>
+      <w:r>
+        <w:rPr>
+          <w:rStyle w:val="VerbatimChar"/>
+        </w:rPr>
+        <w:t xml:space="preserve">2. Every value MUST stay literal hex — do NOT use var(--fonda-*); email clients</w:t>
+      </w:r>
+      <w:r>
+        <w:br/>
+      </w:r>
+      <w:r>
+        <w:rPr>
+          <w:rStyle w:val="VerbatimChar"/>
+        </w:rPr>
+        <w:t xml:space="preserve">   and Satori can't evaluate CSS custom properties and it breaks silently while</w:t>
+      </w:r>
+      <w:r>
+        <w:br/>
+      </w:r>
+      <w:r>
+        <w:rPr>
+          <w:rStyle w:val="VerbatimChar"/>
+        </w:rPr>
+        <w:t xml:space="preserve">   the build stays green. app/global-error.tsx is already migrated this way — use</w:t>
+      </w:r>
+      <w:r>
+        <w:br/>
+      </w:r>
+      <w:r>
+        <w:rPr>
+          <w:rStyle w:val="VerbatimChar"/>
+        </w:rPr>
+        <w:t xml:space="preserve">   it as the reference.</w:t>
+      </w:r>
+      <w:r>
+        <w:br/>
+      </w:r>
+      <w:r>
+        <w:rPr>
+          <w:rStyle w:val="VerbatimChar"/>
+        </w:rPr>
+        <w:t xml:space="preserve">3. Fix the CARD/GROUND comment tokens (currently backwards) and repoint palette</w:t>
+      </w:r>
+      <w:r>
+        <w:br/>
+      </w:r>
+      <w:r>
+        <w:rPr>
+          <w:rStyle w:val="VerbatimChar"/>
+        </w:rPr>
+        <w:t xml:space="preserve">   comments from FONDA_DESIGN_IDENTITY.md to FONDA_SANA_REDESIGN.md.</w:t>
+      </w:r>
+      <w:r>
+        <w:br/>
+      </w:r>
+      <w:r>
+        <w:rPr>
+          <w:rStyle w:val="VerbatimChar"/>
+        </w:rPr>
+        <w:t xml:space="preserve">Do not mark done until I confirm a real send to Gmail + Outlook and an OG check in</w:t>
+      </w:r>
+      <w:r>
+        <w:br/>
+      </w:r>
+      <w:r>
+        <w:rPr>
+          <w:rStyle w:val="VerbatimChar"/>
+        </w:rPr>
+        <w:t xml:space="preserve">Slack/X.</w:t>
+      </w:r>
+    </w:p>
+    <w:p>
+      <w:pPr>
         <w:pStyle w:val="FirstParagraph"/>
       </w:pPr>
       <w:r>
@@ -2820,22 +4289,7 @@
           <w:bCs/>
           <w:b/>
         </w:rPr>
-        <w:t xml:space="preserve">⊕ 8 · Reliability log + 5 green mornings.</w:t>
-      </w:r>
-      <w:r>
-        <w:t xml:space="preserve"> </w:t>
-      </w:r>
-      <w:r>
-        <w:rPr>
-          <w:rStyle w:val="VerbatimChar"/>
-        </w:rPr>
-        <w:t xml:space="preserve">RELIABILITY.md</w:t>
-      </w:r>
-      <w:r>
-        <w:t xml:space="preserve"> </w:t>
-      </w:r>
-      <w:r>
-        <w:t xml:space="preserve">has five blank rows; today’s check passes but the story you sell is</w:t>
+        <w:t xml:space="preserve">⊕ N1 · Language control.</w:t>
       </w:r>
       <w:r>
         <w:t xml:space="preserve"> </w:t>
@@ -2845,91 +4299,815 @@
           <w:iCs/>
           <w:i/>
         </w:rPr>
-        <w:t xml:space="preserve">consecutive unattended</w:t>
-      </w:r>
-      <w:r>
-        <w:t xml:space="preserve"> </w:t>
-      </w:r>
-      <w:r>
-        <w:t xml:space="preserve">mornings. Backfill honestly, then run</w:t>
-      </w:r>
-      <w:r>
-        <w:t xml:space="preserve"> </w:t>
-      </w:r>
-      <w:r>
-        <w:rPr>
-          <w:rStyle w:val="VerbatimChar"/>
-        </w:rPr>
-        <w:t xml:space="preserve">npx tsx scripts/reliability-check.ts</w:t>
-      </w:r>
-      <w:r>
-        <w:t xml:space="preserve"> </w:t>
-      </w:r>
-      <w:r>
-        <w:t xml:space="preserve">each morning until you have 5+ consecutive green days. Cheapest possible counter to the VC</w:t>
-      </w:r>
-      <w:r>
-        <w:t xml:space="preserve"> </w:t>
-      </w:r>
-      <w:r>
-        <w:t xml:space="preserve">“</w:t>
-      </w:r>
-      <w:r>
-        <w:t xml:space="preserve">no tests</w:t>
-      </w:r>
-      <w:r>
-        <w:t xml:space="preserve">”</w:t>
-      </w:r>
-      <w:r>
-        <w:t xml:space="preserve"> </w:t>
-      </w:r>
-      <w:r>
-        <w:t xml:space="preserve">question.</w:t>
+        <w:t xml:space="preserve">Surfaced during verification, 27 Aug — not in the original §3.3 audit. (N-prefixed items are ones found after the initial audit, to avoid renumbering the rest.)</w:t>
+      </w:r>
+      <w:r>
+        <w:t xml:space="preserve"> </w:t>
+      </w:r>
+      <w:r>
+        <w:t xml:space="preserve">Three related problems in the one area that matters most for a Spanish-first demo.</w:t>
+      </w:r>
+      <w:r>
+        <w:t xml:space="preserve"> </w:t>
+      </w:r>
+      <w:r>
+        <w:rPr>
+          <w:bCs/>
+          <w:b/>
+        </w:rPr>
+        <w:t xml:space="preserve">(a) Save bug:</w:t>
+      </w:r>
+      <w:r>
+        <w:t xml:space="preserve"> </w:t>
+      </w:r>
+      <w:r>
+        <w:t xml:space="preserve">on the Morning Brief settings panel, switching the brief language to Spanish and saving persists to the DB (a refresh shows Spanish) but the selector snaps back to English until you manually refresh — the save works, but it</w:t>
+      </w:r>
+      <w:r>
+        <w:t xml:space="preserve"> </w:t>
+      </w:r>
+      <w:r>
+        <w:rPr>
+          <w:iCs/>
+          <w:i/>
+        </w:rPr>
+        <w:t xml:space="preserve">looks</w:t>
+      </w:r>
+      <w:r>
+        <w:t xml:space="preserve"> </w:t>
+      </w:r>
+      <w:r>
+        <w:t xml:space="preserve">broken, which is the last thing a Spanish-first product should look in a demo.</w:t>
+      </w:r>
+      <w:r>
+        <w:t xml:space="preserve"> </w:t>
+      </w:r>
+      <w:r>
+        <w:rPr>
+          <w:bCs/>
+          <w:b/>
+        </w:rPr>
+        <w:t xml:space="preserve">(b) No account-wide language setting:</w:t>
+      </w:r>
+      <w:r>
+        <w:t xml:space="preserve"> </w:t>
+      </w:r>
+      <w:r>
+        <w:t xml:space="preserve">the UI language is driven only by the</w:t>
+      </w:r>
+      <w:r>
+        <w:t xml:space="preserve"> </w:t>
+      </w:r>
+      <w:r>
+        <w:rPr>
+          <w:rStyle w:val="VerbatimChar"/>
+        </w:rPr>
+        <w:t xml:space="preserve">/[lang]</w:t>
+      </w:r>
+      <w:r>
+        <w:t xml:space="preserve"> </w:t>
+      </w:r>
+      <w:r>
+        <w:t xml:space="preserve">URL today; there’s no stored account default and no home for it in the main Settings.</w:t>
+      </w:r>
+      <w:r>
+        <w:t xml:space="preserve"> </w:t>
+      </w:r>
+      <w:r>
+        <w:rPr>
+          <w:bCs/>
+          <w:b/>
+        </w:rPr>
+        <w:t xml:space="preserve">(c) Onboarding likely doesn’t capture language</w:t>
+      </w:r>
+      <w:r>
+        <w:t xml:space="preserve"> </w:t>
+      </w:r>
+      <w:r>
+        <w:t xml:space="preserve">— so a new hotel isn’t set to Spanish from the first sitting. Recommended model: one</w:t>
+      </w:r>
+      <w:r>
+        <w:t xml:space="preserve"> </w:t>
+      </w:r>
+      <w:r>
+        <w:rPr>
+          <w:bCs/>
+          <w:b/>
+        </w:rPr>
+        <w:t xml:space="preserve">account language</w:t>
+      </w:r>
+      <w:r>
+        <w:t xml:space="preserve"> </w:t>
+      </w:r>
+      <w:r>
+        <w:t xml:space="preserve">set in Settings and captured in onboarding, defaulting both the UI locale and the brief language, with the per-brief selector kept as an override. Two prompts — ship the bug fix before demos, then the feature.</w:t>
       </w:r>
     </w:p>
     <w:p>
       <w:pPr>
+        <w:pStyle w:val="SourceCode"/>
+      </w:pPr>
+      <w:r>
+        <w:rPr>
+          <w:rStyle w:val="VerbatimChar"/>
+        </w:rPr>
+        <w:t xml:space="preserve">Task A — fix the brief-language selector not reflecting after save.</w:t>
+      </w:r>
+      <w:r>
+        <w:br/>
+      </w:r>
+      <w:r>
+        <w:rPr>
+          <w:rStyle w:val="VerbatimChar"/>
+        </w:rPr>
+        <w:t xml:space="preserve">Symptom: on the Morning Brief settings panel (app/[lang]/dashboard/brief), changing</w:t>
+      </w:r>
+      <w:r>
+        <w:br/>
+      </w:r>
+      <w:r>
+        <w:rPr>
+          <w:rStyle w:val="VerbatimChar"/>
+        </w:rPr>
+        <w:t xml:space="preserve">Language to Spanish and clicking Save persists to the DB (a refresh shows Spanish)</w:t>
+      </w:r>
+      <w:r>
+        <w:br/>
+      </w:r>
+      <w:r>
+        <w:rPr>
+          <w:rStyle w:val="VerbatimChar"/>
+        </w:rPr>
+        <w:t xml:space="preserve">but the selector snaps back to English until I manually refresh.</w:t>
+      </w:r>
+      <w:r>
+        <w:br/>
+      </w:r>
+      <w:r>
+        <w:rPr>
+          <w:rStyle w:val="VerbatimChar"/>
+        </w:rPr>
+        <w:t xml:space="preserve">1. Diagnose the state bug: the selector's value is almost certainly rendering from a</w:t>
+      </w:r>
+      <w:r>
+        <w:br/>
+      </w:r>
+      <w:r>
+        <w:rPr>
+          <w:rStyle w:val="VerbatimChar"/>
+        </w:rPr>
+        <w:t xml:space="preserve">   stale server prop (or an uncontrolled defaultValue) not revalidated after the</w:t>
+      </w:r>
+      <w:r>
+        <w:br/>
+      </w:r>
+      <w:r>
+        <w:rPr>
+          <w:rStyle w:val="VerbatimChar"/>
+        </w:rPr>
+        <w:t xml:space="preserve">   server action returns.</w:t>
+      </w:r>
+      <w:r>
+        <w:br/>
+      </w:r>
+      <w:r>
+        <w:rPr>
+          <w:rStyle w:val="VerbatimChar"/>
+        </w:rPr>
+        <w:t xml:space="preserve">2. Fix so the saved value shows immediately with no refresh: revalidatePath on the</w:t>
+      </w:r>
+      <w:r>
+        <w:br/>
+      </w:r>
+      <w:r>
+        <w:rPr>
+          <w:rStyle w:val="VerbatimChar"/>
+        </w:rPr>
+        <w:t xml:space="preserve">   brief page after the update action and/or make the select controlled from the</w:t>
+      </w:r>
+      <w:r>
+        <w:br/>
+      </w:r>
+      <w:r>
+        <w:rPr>
+          <w:rStyle w:val="VerbatimChar"/>
+        </w:rPr>
+        <w:t xml:space="preserve">   action's returned state; show a brief "Saved" confirmation.</w:t>
+      </w:r>
+      <w:r>
+        <w:br/>
+      </w:r>
+      <w:r>
+        <w:rPr>
+          <w:rStyle w:val="VerbatimChar"/>
+        </w:rPr>
+        <w:t xml:space="preserve">3. Confirm briefing_language still persists and the cron reads the saved value.</w:t>
+      </w:r>
+      <w:r>
+        <w:br/>
+      </w:r>
+      <w:r>
+        <w:rPr>
+          <w:rStyle w:val="VerbatimChar"/>
+        </w:rPr>
+        <w:t xml:space="preserve">No schema change. Keep es/ca strings in parity. Run npm run lint.</w:t>
+      </w:r>
+    </w:p>
+    <w:p>
+      <w:pPr>
+        <w:pStyle w:val="SourceCode"/>
+      </w:pPr>
+      <w:r>
+        <w:rPr>
+          <w:rStyle w:val="VerbatimChar"/>
+        </w:rPr>
+        <w:t xml:space="preserve">Task B — add an account-wide language setting and capture it in onboarding.</w:t>
+      </w:r>
+      <w:r>
+        <w:br/>
+      </w:r>
+      <w:r>
+        <w:rPr>
+          <w:rStyle w:val="VerbatimChar"/>
+        </w:rPr>
+        <w:t xml:space="preserve">Context: today the UI language is driven only by the /[lang] URL segment (en/es/ca)</w:t>
+      </w:r>
+      <w:r>
+        <w:br/>
+      </w:r>
+      <w:r>
+        <w:rPr>
+          <w:rStyle w:val="VerbatimChar"/>
+        </w:rPr>
+        <w:t xml:space="preserve">and there's no stored account default; the only language control is the per-brief</w:t>
+      </w:r>
+      <w:r>
+        <w:br/>
+      </w:r>
+      <w:r>
+        <w:rPr>
+          <w:rStyle w:val="VerbatimChar"/>
+        </w:rPr>
+        <w:t xml:space="preserve">briefing_language on the Morning Brief panel. Spanish GMs want everything in Spanish</w:t>
+      </w:r>
+      <w:r>
+        <w:br/>
+      </w:r>
+      <w:r>
+        <w:rPr>
+          <w:rStyle w:val="VerbatimChar"/>
+        </w:rPr>
+        <w:t xml:space="preserve">by default.</w:t>
+      </w:r>
+      <w:r>
+        <w:br/>
+      </w:r>
+      <w:r>
+        <w:rPr>
+          <w:rStyle w:val="VerbatimChar"/>
+        </w:rPr>
+        <w:t xml:space="preserve">1. Persist a default language (locale) on the hotel/account settings (reuse</w:t>
+      </w:r>
+      <w:r>
+        <w:br/>
+      </w:r>
+      <w:r>
+        <w:rPr>
+          <w:rStyle w:val="VerbatimChar"/>
+        </w:rPr>
+        <w:t xml:space="preserve">   hotel_settings; RLS + migration pattern; update schema.sql + verify_schema.sql).</w:t>
+      </w:r>
+      <w:r>
+        <w:br/>
+      </w:r>
+      <w:r>
+        <w:rPr>
+          <w:rStyle w:val="VerbatimChar"/>
+        </w:rPr>
+        <w:t xml:space="preserve">   Values: en/es/ca.</w:t>
+      </w:r>
+      <w:r>
+        <w:br/>
+      </w:r>
+      <w:r>
+        <w:rPr>
+          <w:rStyle w:val="VerbatimChar"/>
+        </w:rPr>
+        <w:t xml:space="preserve">2. Surface it in the MAIN Settings page (Settings → General/Preferences) as "Account</w:t>
+      </w:r>
+      <w:r>
+        <w:br/>
+      </w:r>
+      <w:r>
+        <w:rPr>
+          <w:rStyle w:val="VerbatimChar"/>
+        </w:rPr>
+        <w:t xml:space="preserve">   language" — the discoverable home for it, not just the brief panel.</w:t>
+      </w:r>
+      <w:r>
+        <w:br/>
+      </w:r>
+      <w:r>
+        <w:rPr>
+          <w:rStyle w:val="VerbatimChar"/>
+        </w:rPr>
+        <w:t xml:space="preserve">3. Use it as (a) the default UI locale on login/redirect when no /[lang] is otherwise</w:t>
+      </w:r>
+      <w:r>
+        <w:br/>
+      </w:r>
+      <w:r>
+        <w:rPr>
+          <w:rStyle w:val="VerbatimChar"/>
+        </w:rPr>
+        <w:t xml:space="preserve">   chosen, and (b) the default for briefing_language on new hotels. Keep the per-brief</w:t>
+      </w:r>
+      <w:r>
+        <w:br/>
+      </w:r>
+      <w:r>
+        <w:rPr>
+          <w:rStyle w:val="VerbatimChar"/>
+        </w:rPr>
+        <w:t xml:space="preserve">   selector as an override, defaulted from the account language.</w:t>
+      </w:r>
+      <w:r>
+        <w:br/>
+      </w:r>
+      <w:r>
+        <w:rPr>
+          <w:rStyle w:val="VerbatimChar"/>
+        </w:rPr>
+        <w:t xml:space="preserve">4. Add a Language step (or a field on Hotel basics) to the onboarding stepper so</w:t>
+      </w:r>
+      <w:r>
+        <w:br/>
+      </w:r>
+      <w:r>
+        <w:rPr>
+          <w:rStyle w:val="VerbatimChar"/>
+        </w:rPr>
+        <w:t xml:space="preserve">   language is set from the first sitting; default to the browser locale, let the user</w:t>
+      </w:r>
+      <w:r>
+        <w:br/>
+      </w:r>
+      <w:r>
+        <w:rPr>
+          <w:rStyle w:val="VerbatimChar"/>
+        </w:rPr>
+        <w:t xml:space="preserve">   change it. Persist via server-side provisioning (no client INSERTs).</w:t>
+      </w:r>
+      <w:r>
+        <w:br/>
+      </w:r>
+      <w:r>
+        <w:rPr>
+          <w:rStyle w:val="VerbatimChar"/>
+        </w:rPr>
+        <w:t xml:space="preserve">5. All new UI strings in en/es/ca. Run npm run lint. In your summary, explain how UI</w:t>
+      </w:r>
+      <w:r>
+        <w:br/>
+      </w:r>
+      <w:r>
+        <w:rPr>
+          <w:rStyle w:val="VerbatimChar"/>
+        </w:rPr>
+        <w:t xml:space="preserve">   locale, account language, and briefing_language now relate so I can confirm the model.</w:t>
+      </w:r>
+    </w:p>
+    <w:p>
+      <w:pPr>
+        <w:pStyle w:val="FirstParagraph"/>
+      </w:pPr>
+      <w:r>
+        <w:rPr>
+          <w:bCs/>
+          <w:b/>
+        </w:rPr>
+        <w:t xml:space="preserve">Status (28 Aug): ✅ both built, building clean — pending migration + deploy.</w:t>
+      </w:r>
+      <w:r>
+        <w:t xml:space="preserve"> </w:t>
+      </w:r>
+      <w:r>
+        <w:t xml:space="preserve">Prompt A found the real cause of the save bug (React 19 resets an uncontrolled</w:t>
+      </w:r>
+      <w:r>
+        <w:t xml:space="preserve"> </w:t>
+      </w:r>
+      <w:r>
+        <w:rPr>
+          <w:rStyle w:val="VerbatimChar"/>
+        </w:rPr>
+        <w:t xml:space="preserve">&lt;select&gt;</w:t>
+      </w:r>
+      <w:r>
+        <w:t xml:space="preserve"> </w:t>
+      </w:r>
+      <w:r>
+        <w:t xml:space="preserve">after a server action, snapping it back to English) and fixed it with a controlled +</w:t>
+      </w:r>
+      <w:r>
+        <w:t xml:space="preserve"> </w:t>
+      </w:r>
+      <w:r>
+        <w:rPr>
+          <w:rStyle w:val="VerbatimChar"/>
+        </w:rPr>
+        <w:t xml:space="preserve">startTransition</w:t>
+      </w:r>
+      <w:r>
+        <w:t xml:space="preserve"> </w:t>
+      </w:r>
+      <w:r>
+        <w:t xml:space="preserve">pattern. Prompt B added the</w:t>
+      </w:r>
+      <w:r>
+        <w:t xml:space="preserve"> </w:t>
+      </w:r>
+      <w:r>
+        <w:rPr>
+          <w:bCs/>
+          <w:b/>
+        </w:rPr>
+        <w:t xml:space="preserve">Account language</w:t>
+      </w:r>
+      <w:r>
+        <w:t xml:space="preserve"> </w:t>
+      </w:r>
+      <w:r>
+        <w:t xml:space="preserve">setting (Settings + onboarding), migration</w:t>
+      </w:r>
+      <w:r>
+        <w:t xml:space="preserve"> </w:t>
+      </w:r>
+      <w:r>
+        <w:rPr>
+          <w:bCs/>
+          <w:b/>
+        </w:rPr>
+        <w:t xml:space="preserve">0020</w:t>
+      </w:r>
+      <w:r>
+        <w:t xml:space="preserve"> </w:t>
+      </w:r>
+      <w:r>
+        <w:t xml:space="preserve">(</w:t>
+      </w:r>
+      <w:r>
+        <w:rPr>
+          <w:rStyle w:val="VerbatimChar"/>
+        </w:rPr>
+        <w:t xml:space="preserve">hotel_settings.default_locale</w:t>
+      </w:r>
+      <w:r>
+        <w:t xml:space="preserve">). The model: one seed (account language) feeds two consumers — at</w:t>
+      </w:r>
+      <w:r>
+        <w:t xml:space="preserve"> </w:t>
+      </w:r>
+      <w:r>
+        <w:rPr>
+          <w:bCs/>
+          <w:b/>
+        </w:rPr>
+        <w:t xml:space="preserve">onboarding</w:t>
+      </w:r>
+      <w:r>
+        <w:t xml:space="preserve"> </w:t>
+      </w:r>
+      <w:r>
+        <w:t xml:space="preserve">it sets both</w:t>
+      </w:r>
+      <w:r>
+        <w:t xml:space="preserve"> </w:t>
+      </w:r>
+      <w:r>
+        <w:rPr>
+          <w:rStyle w:val="VerbatimChar"/>
+        </w:rPr>
+        <w:t xml:space="preserve">default_locale</w:t>
+      </w:r>
+      <w:r>
+        <w:t xml:space="preserve"> </w:t>
+      </w:r>
+      <w:r>
+        <w:t xml:space="preserve">and</w:t>
+      </w:r>
+      <w:r>
+        <w:t xml:space="preserve"> </w:t>
+      </w:r>
+      <w:r>
+        <w:rPr>
+          <w:rStyle w:val="VerbatimChar"/>
+        </w:rPr>
+        <w:t xml:space="preserve">briefing_language</w:t>
+      </w:r>
+      <w:r>
+        <w:t xml:space="preserve">; at</w:t>
+      </w:r>
+      <w:r>
+        <w:t xml:space="preserve"> </w:t>
+      </w:r>
+      <w:r>
+        <w:rPr>
+          <w:bCs/>
+          <w:b/>
+        </w:rPr>
+        <w:t xml:space="preserve">login</w:t>
+      </w:r>
+      <w:r>
+        <w:t xml:space="preserve"> </w:t>
+      </w:r>
+      <w:r>
+        <w:t xml:space="preserve">it sets the landing locale;</w:t>
+      </w:r>
+      <w:r>
+        <w:t xml:space="preserve"> </w:t>
+      </w:r>
+      <w:r>
+        <w:rPr>
+          <w:bCs/>
+          <w:b/>
+        </w:rPr>
+        <w:t xml:space="preserve">changing it in Settings</w:t>
+      </w:r>
+      <w:r>
+        <w:t xml:space="preserve"> </w:t>
+      </w:r>
+      <w:r>
+        <w:t xml:space="preserve">switches the UI only and deliberately leaves</w:t>
+      </w:r>
+      <w:r>
+        <w:t xml:space="preserve"> </w:t>
+      </w:r>
+      <w:r>
+        <w:rPr>
+          <w:rStyle w:val="VerbatimChar"/>
+        </w:rPr>
+        <w:t xml:space="preserve">briefing_language</w:t>
+      </w:r>
+      <w:r>
+        <w:t xml:space="preserve"> </w:t>
+      </w:r>
+      <w:r>
+        <w:t xml:space="preserve">alone (English UI + Spanish guest drafts is a real case).</w:t>
+      </w:r>
+      <w:r>
+        <w:t xml:space="preserve"> </w:t>
+      </w:r>
+      <w:r>
+        <w:rPr>
+          <w:bCs/>
+          <w:b/>
+        </w:rPr>
+        <w:t xml:space="preserve">✅ Done, deployed &amp; verified 28 Aug.</w:t>
+      </w:r>
+      <w:r>
+        <w:t xml:space="preserve"> </w:t>
+      </w:r>
+      <w:r>
+        <w:t xml:space="preserve">Both checks pass: the language save now sticks with no refresh (Prompt A fix confirmed), and a fresh signup asks for language. Save-bug fix + account-wide language setting + onboarding capture all live.</w:t>
+      </w:r>
+    </w:p>
+    <w:p>
+      <w:pPr>
         <w:pStyle w:val="BodyText"/>
       </w:pPr>
+      <w:r>
+        <w:rPr>
+          <w:bCs/>
+          <w:b/>
+        </w:rPr>
+        <w:t xml:space="preserve">⊕ N2 · Close the ETA-from-reply loop.</w:t>
+      </w:r>
+      <w:r>
+        <w:t xml:space="preserve"> </w:t>
+      </w:r>
       <w:r>
         <w:rPr>
           <w:iCs/>
           <w:i/>
         </w:rPr>
-        <w:t xml:space="preserve">Founder/ops task — no Claude Code prompt. Run the existing script daily and fill the table by hand.</w:t>
+        <w:t xml:space="preserve">Surfaced by the #6 work, 28 Aug.</w:t>
+      </w:r>
+      <w:r>
+        <w:t xml:space="preserve"> </w:t>
+      </w:r>
+      <w:r>
+        <w:t xml:space="preserve">The analytics wiring revealed</w:t>
+      </w:r>
+      <w:r>
+        <w:t xml:space="preserve"> </w:t>
+      </w:r>
+      <w:r>
+        <w:rPr>
+          <w:rStyle w:val="VerbatimChar"/>
+        </w:rPr>
+        <w:t xml:space="preserve">eta_captured</w:t>
+      </w:r>
+      <w:r>
+        <w:t xml:space="preserve"> </w:t>
+      </w:r>
+      <w:r>
+        <w:t xml:space="preserve">will read zero because</w:t>
+      </w:r>
+      <w:r>
+        <w:t xml:space="preserve"> </w:t>
+      </w:r>
+      <w:r>
+        <w:rPr>
+          <w:rStyle w:val="VerbatimChar"/>
+        </w:rPr>
+        <w:t xml:space="preserve">recordArrivalTime()</w:t>
+      </w:r>
+      <w:r>
+        <w:t xml:space="preserve"> </w:t>
+      </w:r>
+      <w:r>
+        <w:t xml:space="preserve">has no callers: the chaser emails the guest, but nothing reads the reply to extract the arrival time — so the guest-reply half of the check-in-chasing surface (one of the four core surfaces) is unfinished.</w:t>
+      </w:r>
+      <w:r>
+        <w:t xml:space="preserve"> </w:t>
+      </w:r>
+      <w:r>
+        <w:rPr>
+          <w:bCs/>
+          <w:b/>
+        </w:rPr>
+        <w:t xml:space="preserve">Droppable for pilots</w:t>
+      </w:r>
+      <w:r>
+        <w:t xml:space="preserve"> </w:t>
+      </w:r>
+      <w:r>
+        <w:t xml:space="preserve">— ETAs can also arrive from the PMS (</w:t>
+      </w:r>
+      <w:r>
+        <w:rPr>
+          <w:rStyle w:val="VerbatimChar"/>
+        </w:rPr>
+        <w:t xml:space="preserve">arrival_time_source='pms'</w:t>
+      </w:r>
+      <w:r>
+        <w:t xml:space="preserve">), so the Check-ins page and brief still populate where the PMS has the data, and a demo seeds ETAs anyway. Track it; decide priority against real pilot behaviour. If you want it:</w:t>
       </w:r>
     </w:p>
     <w:p>
       <w:pPr>
-        <w:pStyle w:val="BodyText"/>
-      </w:pPr>
-      <w:r>
-        <w:rPr>
-          <w:bCs/>
-          <w:b/>
-        </w:rPr>
-        <w:t xml:space="preserve">⊕ 9 · Spanish-brief deliverability. ✅ Done — verified 27 Aug.</w:t>
-      </w:r>
-      <w:r>
-        <w:t xml:space="preserve"> </w:t>
-      </w:r>
-      <w:r>
-        <w:t xml:space="preserve">A real</w:t>
-      </w:r>
-      <w:r>
-        <w:t xml:space="preserve"> </w:t>
-      </w:r>
-      <w:r>
-        <w:rPr>
-          <w:rStyle w:val="VerbatimChar"/>
-        </w:rPr>
-        <w:t xml:space="preserve">briefing_language='es'</w:t>
-      </w:r>
-      <w:r>
-        <w:t xml:space="preserve"> </w:t>
-      </w:r>
-      <w:r>
-        <w:t xml:space="preserve">brief was confirmed to arrive in Spanish, in a non-personal inbox, not in spam. (Deliverability only — the email’s</w:t>
+        <w:pStyle w:val="SourceCode"/>
+      </w:pPr>
+      <w:r>
+        <w:rPr>
+          <w:rStyle w:val="VerbatimChar"/>
+        </w:rPr>
+        <w:t xml:space="preserve">Task — finish B11: capture guest-stated ETAs from chaser replies.</w:t>
+      </w:r>
+      <w:r>
+        <w:br/>
+      </w:r>
+      <w:r>
+        <w:rPr>
+          <w:rStyle w:val="VerbatimChar"/>
+        </w:rPr>
+        <w:t xml:space="preserve">Context: reservations.arrival_time + arrival_time_source exist, and</w:t>
+      </w:r>
+      <w:r>
+        <w:br/>
+      </w:r>
+      <w:r>
+        <w:rPr>
+          <w:rStyle w:val="VerbatimChar"/>
+        </w:rPr>
+        <w:t xml:space="preserve">recordArrivalTime() exists but has no callers, so eta_captured is always zero.</w:t>
+      </w:r>
+      <w:r>
+        <w:br/>
+      </w:r>
+      <w:r>
+        <w:rPr>
+          <w:rStyle w:val="VerbatimChar"/>
+        </w:rPr>
+        <w:t xml:space="preserve">1. In the email pipeline (lib/email-processor.ts + lib/checkin-chaser.ts), when an</w:t>
+      </w:r>
+      <w:r>
+        <w:br/>
+      </w:r>
+      <w:r>
+        <w:rPr>
+          <w:rStyle w:val="VerbatimChar"/>
+        </w:rPr>
+        <w:t xml:space="preserve">   inbound email matches a reservation with a pending chaser, extend the existing</w:t>
+      </w:r>
+      <w:r>
+        <w:br/>
+      </w:r>
+      <w:r>
+        <w:rPr>
+          <w:rStyle w:val="VerbatimChar"/>
+        </w:rPr>
+        <w:t xml:space="preserve">   classification/extraction Anthropic call to return a structured arrival time</w:t>
+      </w:r>
+      <w:r>
+        <w:br/>
+      </w:r>
+      <w:r>
+        <w:rPr>
+          <w:rStyle w:val="VerbatimChar"/>
+        </w:rPr>
+        <w:t xml:space="preserve">   ONLY if the guest states one ("llegamos sobre las 15h" -&gt; 15:00; flag approximate).</w:t>
+      </w:r>
+      <w:r>
+        <w:br/>
+      </w:r>
+      <w:r>
+        <w:rPr>
+          <w:rStyle w:val="VerbatimChar"/>
+        </w:rPr>
+        <w:t xml:space="preserve">2. Call recordArrivalTime() with it, mark the chaser resolved, and fire the existing</w:t>
+      </w:r>
+      <w:r>
+        <w:br/>
+      </w:r>
+      <w:r>
+        <w:rPr>
+          <w:rStyle w:val="VerbatimChar"/>
+        </w:rPr>
+        <w:t xml:space="preserve">   eta_captured event. Store nothing if no explicit time (conservative).</w:t>
+      </w:r>
+      <w:r>
+        <w:br/>
+      </w:r>
+      <w:r>
+        <w:rPr>
+          <w:rStyle w:val="VerbatimChar"/>
+        </w:rPr>
+        <w:t xml:space="preserve">3. Check-ins page shows the ETA + "from guest" tag; the brief shows known ETAs inline.</w:t>
+      </w:r>
+      <w:r>
+        <w:br/>
+      </w:r>
+      <w:r>
+        <w:rPr>
+          <w:rStyle w:val="VerbatimChar"/>
+        </w:rPr>
+        <w:t xml:space="preserve">Log extraction outcomes for accuracy review. Keep es/ca strings. Run npm run lint.</w:t>
+      </w:r>
+    </w:p>
+    <w:p>
+      <w:pPr>
+        <w:pStyle w:val="FirstParagraph"/>
+      </w:pPr>
+      <w:r>
+        <w:rPr>
+          <w:bCs/>
+          <w:b/>
+        </w:rPr>
+        <w:t xml:space="preserve">⊕ N3 ·</w:t>
+      </w:r>
+      <w:r>
+        <w:rPr>
+          <w:bCs/>
+          <w:b/>
+        </w:rPr>
+        <w:t xml:space="preserve"> </w:t>
+      </w:r>
+      <w:r>
+        <w:rPr>
+          <w:bCs/>
+          <w:b/>
+        </w:rPr>
+        <w:t xml:space="preserve">“</w:t>
+      </w:r>
+      <w:r>
+        <w:rPr>
+          <w:bCs/>
+          <w:b/>
+        </w:rPr>
+        <w:t xml:space="preserve">Email me this brief now</w:t>
+      </w:r>
+      <w:r>
+        <w:rPr>
+          <w:bCs/>
+          <w:b/>
+        </w:rPr>
+        <w:t xml:space="preserve">”</w:t>
+      </w:r>
+      <w:r>
+        <w:rPr>
+          <w:bCs/>
+          <w:b/>
+        </w:rPr>
+        <w:t xml:space="preserve"> </w:t>
+      </w:r>
+      <w:r>
+        <w:rPr>
+          <w:bCs/>
+          <w:b/>
+        </w:rPr>
+        <w:t xml:space="preserve">button.</w:t>
       </w:r>
       <w:r>
         <w:t xml:space="preserve"> </w:t>
@@ -2939,31 +5117,185 @@
           <w:iCs/>
           <w:i/>
         </w:rPr>
-        <w:t xml:space="preserve">visual palette</w:t>
-      </w:r>
-      <w:r>
-        <w:t xml:space="preserve"> </w:t>
-      </w:r>
-      <w:r>
-        <w:t xml:space="preserve">is the separate call in #10 below.)</w:t>
+        <w:t xml:space="preserve">Surfaced 28 Aug.</w:t>
+      </w:r>
+      <w:r>
+        <w:t xml:space="preserve"> </w:t>
+      </w:r>
+      <w:r>
+        <w:t xml:space="preserve">The Morning Brief page has a</w:t>
+      </w:r>
+      <w:r>
+        <w:t xml:space="preserve"> </w:t>
+      </w:r>
+      <w:r>
+        <w:rPr>
+          <w:bCs/>
+          <w:b/>
+        </w:rPr>
+        <w:t xml:space="preserve">Refresh</w:t>
+      </w:r>
+      <w:r>
+        <w:t xml:space="preserve"> </w:t>
+      </w:r>
+      <w:r>
+        <w:t xml:space="preserve">button, but it only regenerates the brief</w:t>
+      </w:r>
+      <w:r>
+        <w:t xml:space="preserve"> </w:t>
+      </w:r>
+      <w:r>
+        <w:rPr>
+          <w:iCs/>
+          <w:i/>
+        </w:rPr>
+        <w:t xml:space="preserve">on screen</w:t>
+      </w:r>
+      <w:r>
+        <w:t xml:space="preserve"> </w:t>
+      </w:r>
+      <w:r>
+        <w:t xml:space="preserve">(</w:t>
+      </w:r>
+      <w:r>
+        <w:rPr>
+          <w:rStyle w:val="VerbatimChar"/>
+        </w:rPr>
+        <w:t xml:space="preserve">/api/briefing</w:t>
+      </w:r>
+      <w:r>
+        <w:t xml:space="preserve">, mode</w:t>
+      </w:r>
+      <w:r>
+        <w:t xml:space="preserve"> </w:t>
+      </w:r>
+      <w:r>
+        <w:t xml:space="preserve">“</w:t>
+      </w:r>
+      <w:r>
+        <w:t xml:space="preserve">manual</w:t>
+      </w:r>
+      <w:r>
+        <w:t xml:space="preserve">”</w:t>
+      </w:r>
+      <w:r>
+        <w:t xml:space="preserve">) — it does not email anything. Email delivery happens only via the scheduled job at the send hour, once per day (idempotent — it won’t re-send if today’s brief already went out). So there’s no way to get a brief into your inbox on demand, which the pilot runbook (</w:t>
+      </w:r>
+      <w:r>
+        <w:t xml:space="preserve">“</w:t>
+      </w:r>
+      <w:r>
+        <w:t xml:space="preserve">generate a preview brief live on the call</w:t>
+      </w:r>
+      <w:r>
+        <w:t xml:space="preserve">”</w:t>
+      </w:r>
+      <w:r>
+        <w:t xml:space="preserve">) and your own daily checks would both use. Small, demo-useful. If you want it:</w:t>
       </w:r>
     </w:p>
     <w:p>
       <w:pPr>
-        <w:pStyle w:val="BodyText"/>
-      </w:pPr>
-      <w:r>
-        <w:rPr>
-          <w:bCs/>
-          <w:b/>
-        </w:rPr>
-        <w:t xml:space="preserve">⊕ 10 · Brief email palette.</w:t>
-      </w:r>
-      <w:r>
-        <w:t xml:space="preserve"> </w:t>
-      </w:r>
-      <w:r>
-        <w:t xml:space="preserve">The brief email was redesigned and deployed, but three surfaces that render</w:t>
+        <w:pStyle w:val="SourceCode"/>
+      </w:pPr>
+      <w:r>
+        <w:rPr>
+          <w:rStyle w:val="VerbatimChar"/>
+        </w:rPr>
+        <w:t xml:space="preserve">Task — add an "Email this brief now" action to the Morning Brief page.</w:t>
+      </w:r>
+      <w:r>
+        <w:br/>
+      </w:r>
+      <w:r>
+        <w:rPr>
+          <w:rStyle w:val="VerbatimChar"/>
+        </w:rPr>
+        <w:t xml:space="preserve">Today /api/briefing regenerates the brief on screen but never emails it; the cron</w:t>
+      </w:r>
+      <w:r>
+        <w:br/>
+      </w:r>
+      <w:r>
+        <w:rPr>
+          <w:rStyle w:val="VerbatimChar"/>
+        </w:rPr>
+        <w:t xml:space="preserve">(app/api/cron/briefing/route.ts) is the only sender and is once-per-day idempotent.</w:t>
+      </w:r>
+      <w:r>
+        <w:br/>
+      </w:r>
+      <w:r>
+        <w:rPr>
+          <w:rStyle w:val="VerbatimChar"/>
+        </w:rPr>
+        <w:t xml:space="preserve">1. Add a button on app/[lang]/dashboard/brief/page.tsx: "Email me this brief now",</w:t>
+      </w:r>
+      <w:r>
+        <w:br/>
+      </w:r>
+      <w:r>
+        <w:rPr>
+          <w:rStyle w:val="VerbatimChar"/>
+        </w:rPr>
+        <w:t xml:space="preserve">   which generates today's brief and sends it to the configured brief_recipients via</w:t>
+      </w:r>
+      <w:r>
+        <w:br/>
+      </w:r>
+      <w:r>
+        <w:rPr>
+          <w:rStyle w:val="VerbatimChar"/>
+        </w:rPr>
+        <w:t xml:space="preserve">   the existing sendBriefingEmail path (reuse it — do not duplicate the Resend call).</w:t>
+      </w:r>
+      <w:r>
+        <w:br/>
+      </w:r>
+      <w:r>
+        <w:rPr>
+          <w:rStyle w:val="VerbatimChar"/>
+        </w:rPr>
+        <w:t xml:space="preserve">2. Make it explicit and safe: it always sends (bypass the once-a-day idempotency for</w:t>
+      </w:r>
+      <w:r>
+        <w:br/>
+      </w:r>
+      <w:r>
+        <w:rPr>
+          <w:rStyle w:val="VerbatimChar"/>
+        </w:rPr>
+        <w:t xml:space="preserve">   this manual action), shows a "Sent to &lt;recipients&gt;" confirmation, and fires the</w:t>
+      </w:r>
+      <w:r>
+        <w:br/>
+      </w:r>
+      <w:r>
+        <w:rPr>
+          <w:rStyle w:val="VerbatimChar"/>
+        </w:rPr>
+        <w:t xml:space="preserve">   existing brief_email_sent analytics event with trigger:"manual".</w:t>
+      </w:r>
+      <w:r>
+        <w:br/>
+      </w:r>
+      <w:r>
+        <w:rPr>
+          <w:rStyle w:val="VerbatimChar"/>
+        </w:rPr>
+        <w:t xml:space="preserve">3. GM-facing and simple; es/ca strings; run npm run lint.</w:t>
+      </w:r>
+    </w:p>
+    <w:p>
+      <w:pPr>
+        <w:pStyle w:val="FirstParagraph"/>
+      </w:pPr>
+      <w:r>
+        <w:rPr>
+          <w:bCs/>
+          <w:b/>
+        </w:rPr>
+        <w:t xml:space="preserve">⊕ N4 · Can’t disconnect / switch a hotel’s data source.</w:t>
       </w:r>
       <w:r>
         <w:t xml:space="preserve"> </w:t>
@@ -2973,13 +5305,135 @@
           <w:iCs/>
           <w:i/>
         </w:rPr>
-        <w:t xml:space="preserve">outside</w:t>
-      </w:r>
-      <w:r>
-        <w:t xml:space="preserve"> </w:t>
-      </w:r>
-      <w:r>
-        <w:t xml:space="preserve">the app’s CSS are still on the old ramp and can’t be verified by a green build. Low priority — it only needs to not look broken in the demo.</w:t>
+        <w:t xml:space="preserve">Surfaced 28 Aug while testing Apaleo.</w:t>
+      </w:r>
+      <w:r>
+        <w:t xml:space="preserve"> </w:t>
+      </w:r>
+      <w:r>
+        <w:t xml:space="preserve">Fondas has three sources —</w:t>
+      </w:r>
+      <w:r>
+        <w:t xml:space="preserve"> </w:t>
+      </w:r>
+      <w:r>
+        <w:rPr>
+          <w:rStyle w:val="VerbatimChar"/>
+        </w:rPr>
+        <w:t xml:space="preserve">mews</w:t>
+      </w:r>
+      <w:r>
+        <w:t xml:space="preserve">,</w:t>
+      </w:r>
+      <w:r>
+        <w:t xml:space="preserve"> </w:t>
+      </w:r>
+      <w:r>
+        <w:rPr>
+          <w:rStyle w:val="VerbatimChar"/>
+        </w:rPr>
+        <w:t xml:space="preserve">apaleo</w:t>
+      </w:r>
+      <w:r>
+        <w:t xml:space="preserve">, and</w:t>
+      </w:r>
+      <w:r>
+        <w:t xml:space="preserve"> </w:t>
+      </w:r>
+      <w:r>
+        <w:rPr>
+          <w:rStyle w:val="VerbatimChar"/>
+        </w:rPr>
+        <w:t xml:space="preserve">sheet</w:t>
+      </w:r>
+      <w:r>
+        <w:t xml:space="preserve"> </w:t>
+      </w:r>
+      <w:r>
+        <w:t xml:space="preserve">(a Google-Sheets-as-fake-PMS connector for testing without a real PMS).</w:t>
+      </w:r>
+      <w:r>
+        <w:t xml:space="preserve"> </w:t>
+      </w:r>
+      <w:r>
+        <w:rPr>
+          <w:rStyle w:val="VerbatimChar"/>
+        </w:rPr>
+        <w:t xml:space="preserve">disconnectMews</w:t>
+      </w:r>
+      <w:r>
+        <w:t xml:space="preserve">/</w:t>
+      </w:r>
+      <w:r>
+        <w:rPr>
+          <w:rStyle w:val="VerbatimChar"/>
+        </w:rPr>
+        <w:t xml:space="preserve">disconnectApaleo</w:t>
+      </w:r>
+      <w:r>
+        <w:t xml:space="preserve"> </w:t>
+      </w:r>
+      <w:r>
+        <w:t xml:space="preserve">exist but there’s no</w:t>
+      </w:r>
+      <w:r>
+        <w:t xml:space="preserve"> </w:t>
+      </w:r>
+      <w:r>
+        <w:rPr>
+          <w:rStyle w:val="VerbatimChar"/>
+        </w:rPr>
+        <w:t xml:space="preserve">disconnectSheet</w:t>
+      </w:r>
+      <w:r>
+        <w:t xml:space="preserve">, and Settings only renders the</w:t>
+      </w:r>
+      <w:r>
+        <w:t xml:space="preserve"> </w:t>
+      </w:r>
+      <w:r>
+        <w:rPr>
+          <w:iCs/>
+          <w:i/>
+        </w:rPr>
+        <w:t xml:space="preserve">currently connected</w:t>
+      </w:r>
+      <w:r>
+        <w:t xml:space="preserve"> </w:t>
+      </w:r>
+      <w:r>
+        <w:t xml:space="preserve">source’s card — so a hotel on</w:t>
+      </w:r>
+      <w:r>
+        <w:t xml:space="preserve"> </w:t>
+      </w:r>
+      <w:r>
+        <w:rPr>
+          <w:rStyle w:val="VerbatimChar"/>
+        </w:rPr>
+        <w:t xml:space="preserve">sheet</w:t>
+      </w:r>
+      <w:r>
+        <w:t xml:space="preserve"> </w:t>
+      </w:r>
+      <w:r>
+        <w:t xml:space="preserve">is locked there with no way to switch to a PMS. Small, worth building;</w:t>
+      </w:r>
+      <w:r>
+        <w:t xml:space="preserve"> </w:t>
+      </w:r>
+      <w:r>
+        <w:rPr>
+          <w:bCs/>
+          <w:b/>
+        </w:rPr>
+        <w:t xml:space="preserve">not a hard pilot blocker</w:t>
+      </w:r>
+      <w:r>
+        <w:t xml:space="preserve"> </w:t>
+      </w:r>
+      <w:r>
+        <w:t xml:space="preserve">(real hotels pick their PMS once at onboarding) but real insurance for fixing a wrong/broken connection during a live pilot onboarding. Workaround for testing: create a fresh test hotel and connect the new source in onboarding.</w:t>
       </w:r>
     </w:p>
     <w:p>
@@ -2990,1176 +5444,124 @@
         <w:rPr>
           <w:rStyle w:val="VerbatimChar"/>
         </w:rPr>
-        <w:t xml:space="preserve">Task — migrate the last three v2 "Signal" surfaces to v3 "Fonda × Sana", LITERAL</w:t>
-      </w:r>
-      <w:r>
-        <w:br/>
-      </w:r>
-      <w:r>
-        <w:rPr>
-          <w:rStyle w:val="VerbatimChar"/>
-        </w:rPr>
-        <w:t xml:space="preserve">hex only. Files: app/api/cron/briefing/route.ts (morning brief), lib/newsletter.ts</w:t>
-      </w:r>
-      <w:r>
-        <w:br/>
-      </w:r>
-      <w:r>
-        <w:rPr>
-          <w:rStyle w:val="VerbatimChar"/>
-        </w:rPr>
-        <w:t xml:space="preserve">(confirmation + unsubscribe footer), app/[lang]/opengraph-image.tsx (OG image).</w:t>
-      </w:r>
-      <w:r>
-        <w:br/>
-      </w:r>
-      <w:r>
-        <w:rPr>
-          <w:rStyle w:val="VerbatimChar"/>
-        </w:rPr>
-        <w:t xml:space="preserve">1. Replace v2 values (white card on #F6F6F4, #0A0A0A ink, navy #1B3BB3 eyebrow,</w:t>
-      </w:r>
-      <w:r>
-        <w:br/>
-      </w:r>
-      <w:r>
-        <w:rPr>
-          <w:rStyle w:val="VerbatimChar"/>
-        </w:rPr>
-        <w:t xml:space="preserve">   navy mark square) with the v3 palette copied by hand from FONDA_SANA_REDESIGN.md</w:t>
-      </w:r>
-      <w:r>
-        <w:br/>
-      </w:r>
-      <w:r>
-        <w:rPr>
-          <w:rStyle w:val="VerbatimChar"/>
-        </w:rPr>
-        <w:t xml:space="preserve">   §3.1 (neutral #EEEEEE ground, warm near-black ink, no navy in chrome).</w:t>
-      </w:r>
-      <w:r>
-        <w:br/>
-      </w:r>
-      <w:r>
-        <w:rPr>
-          <w:rStyle w:val="VerbatimChar"/>
-        </w:rPr>
-        <w:t xml:space="preserve">2. Every value MUST stay literal hex — do NOT use var(--fonda-*); email clients</w:t>
-      </w:r>
-      <w:r>
-        <w:br/>
-      </w:r>
-      <w:r>
-        <w:rPr>
-          <w:rStyle w:val="VerbatimChar"/>
-        </w:rPr>
-        <w:t xml:space="preserve">   and Satori can't evaluate CSS custom properties and it breaks silently while</w:t>
-      </w:r>
-      <w:r>
-        <w:br/>
-      </w:r>
-      <w:r>
-        <w:rPr>
-          <w:rStyle w:val="VerbatimChar"/>
-        </w:rPr>
-        <w:t xml:space="preserve">   the build stays green. app/global-error.tsx is already migrated this way — use</w:t>
-      </w:r>
-      <w:r>
-        <w:br/>
-      </w:r>
-      <w:r>
-        <w:rPr>
-          <w:rStyle w:val="VerbatimChar"/>
-        </w:rPr>
-        <w:t xml:space="preserve">   it as the reference.</w:t>
-      </w:r>
-      <w:r>
-        <w:br/>
-      </w:r>
-      <w:r>
-        <w:rPr>
-          <w:rStyle w:val="VerbatimChar"/>
-        </w:rPr>
-        <w:t xml:space="preserve">3. Fix the CARD/GROUND comment tokens (currently backwards) and repoint palette</w:t>
-      </w:r>
-      <w:r>
-        <w:br/>
-      </w:r>
-      <w:r>
-        <w:rPr>
-          <w:rStyle w:val="VerbatimChar"/>
-        </w:rPr>
-        <w:t xml:space="preserve">   comments from FONDA_DESIGN_IDENTITY.md to FONDA_SANA_REDESIGN.md.</w:t>
-      </w:r>
-      <w:r>
-        <w:br/>
-      </w:r>
-      <w:r>
-        <w:rPr>
-          <w:rStyle w:val="VerbatimChar"/>
-        </w:rPr>
-        <w:t xml:space="preserve">Do not mark done until I confirm a real send to Gmail + Outlook and an OG check in</w:t>
-      </w:r>
-      <w:r>
-        <w:br/>
-      </w:r>
-      <w:r>
-        <w:rPr>
-          <w:rStyle w:val="VerbatimChar"/>
-        </w:rPr>
-        <w:t xml:space="preserve">Slack/X.</w:t>
-      </w:r>
-    </w:p>
-    <w:p>
-      <w:pPr>
-        <w:pStyle w:val="FirstParagraph"/>
-      </w:pPr>
-      <w:r>
-        <w:rPr>
-          <w:bCs/>
-          <w:b/>
-        </w:rPr>
-        <w:t xml:space="preserve">⊕ N1 · Language control.</w:t>
-      </w:r>
-      <w:r>
-        <w:t xml:space="preserve"> </w:t>
-      </w:r>
-      <w:r>
-        <w:rPr>
-          <w:iCs/>
-          <w:i/>
-        </w:rPr>
-        <w:t xml:space="preserve">Surfaced during verification, 27 Aug — not in the original §3.3 audit. (N-prefixed items are ones found after the initial audit, to avoid renumbering the rest.)</w:t>
-      </w:r>
-      <w:r>
-        <w:t xml:space="preserve"> </w:t>
-      </w:r>
-      <w:r>
-        <w:t xml:space="preserve">Three related problems in the one area that matters most for a Spanish-first demo.</w:t>
-      </w:r>
-      <w:r>
-        <w:t xml:space="preserve"> </w:t>
-      </w:r>
-      <w:r>
-        <w:rPr>
-          <w:bCs/>
-          <w:b/>
-        </w:rPr>
-        <w:t xml:space="preserve">(a) Save bug:</w:t>
-      </w:r>
-      <w:r>
-        <w:t xml:space="preserve"> </w:t>
-      </w:r>
-      <w:r>
-        <w:t xml:space="preserve">on the Morning Brief settings panel, switching the brief language to Spanish and saving persists to the DB (a refresh shows Spanish) but the selector snaps back to English until you manually refresh — the save works, but it</w:t>
-      </w:r>
-      <w:r>
-        <w:t xml:space="preserve"> </w:t>
-      </w:r>
-      <w:r>
-        <w:rPr>
-          <w:iCs/>
-          <w:i/>
-        </w:rPr>
-        <w:t xml:space="preserve">looks</w:t>
-      </w:r>
-      <w:r>
-        <w:t xml:space="preserve"> </w:t>
-      </w:r>
-      <w:r>
-        <w:t xml:space="preserve">broken, which is the last thing a Spanish-first product should look in a demo.</w:t>
-      </w:r>
-      <w:r>
-        <w:t xml:space="preserve"> </w:t>
-      </w:r>
-      <w:r>
-        <w:rPr>
-          <w:bCs/>
-          <w:b/>
-        </w:rPr>
-        <w:t xml:space="preserve">(b) No account-wide language setting:</w:t>
-      </w:r>
-      <w:r>
-        <w:t xml:space="preserve"> </w:t>
-      </w:r>
-      <w:r>
-        <w:t xml:space="preserve">the UI language is driven only by the</w:t>
-      </w:r>
-      <w:r>
-        <w:t xml:space="preserve"> </w:t>
-      </w:r>
-      <w:r>
-        <w:rPr>
-          <w:rStyle w:val="VerbatimChar"/>
-        </w:rPr>
-        <w:t xml:space="preserve">/[lang]</w:t>
-      </w:r>
-      <w:r>
-        <w:t xml:space="preserve"> </w:t>
-      </w:r>
-      <w:r>
-        <w:t xml:space="preserve">URL today; there’s no stored account default and no home for it in the main Settings.</w:t>
-      </w:r>
-      <w:r>
-        <w:t xml:space="preserve"> </w:t>
-      </w:r>
-      <w:r>
-        <w:rPr>
-          <w:bCs/>
-          <w:b/>
-        </w:rPr>
-        <w:t xml:space="preserve">(c) Onboarding likely doesn’t capture language</w:t>
-      </w:r>
-      <w:r>
-        <w:t xml:space="preserve"> </w:t>
-      </w:r>
-      <w:r>
-        <w:t xml:space="preserve">— so a new hotel isn’t set to Spanish from the first sitting. Recommended model: one</w:t>
-      </w:r>
-      <w:r>
-        <w:t xml:space="preserve"> </w:t>
-      </w:r>
-      <w:r>
-        <w:rPr>
-          <w:bCs/>
-          <w:b/>
-        </w:rPr>
-        <w:t xml:space="preserve">account language</w:t>
-      </w:r>
-      <w:r>
-        <w:t xml:space="preserve"> </w:t>
-      </w:r>
-      <w:r>
-        <w:t xml:space="preserve">set in Settings and captured in onboarding, defaulting both the UI locale and the brief language, with the per-brief selector kept as an override. Two prompts — ship the bug fix before demos, then the feature.</w:t>
-      </w:r>
-    </w:p>
-    <w:p>
-      <w:pPr>
-        <w:pStyle w:val="SourceCode"/>
-      </w:pPr>
-      <w:r>
-        <w:rPr>
-          <w:rStyle w:val="VerbatimChar"/>
-        </w:rPr>
-        <w:t xml:space="preserve">Task A — fix the brief-language selector not reflecting after save.</w:t>
-      </w:r>
-      <w:r>
-        <w:br/>
-      </w:r>
-      <w:r>
-        <w:rPr>
-          <w:rStyle w:val="VerbatimChar"/>
-        </w:rPr>
-        <w:t xml:space="preserve">Symptom: on the Morning Brief settings panel (app/[lang]/dashboard/brief), changing</w:t>
-      </w:r>
-      <w:r>
-        <w:br/>
-      </w:r>
-      <w:r>
-        <w:rPr>
-          <w:rStyle w:val="VerbatimChar"/>
-        </w:rPr>
-        <w:t xml:space="preserve">Language to Spanish and clicking Save persists to the DB (a refresh shows Spanish)</w:t>
-      </w:r>
-      <w:r>
-        <w:br/>
-      </w:r>
-      <w:r>
-        <w:rPr>
-          <w:rStyle w:val="VerbatimChar"/>
-        </w:rPr>
-        <w:t xml:space="preserve">but the selector snaps back to English until I manually refresh.</w:t>
-      </w:r>
-      <w:r>
-        <w:br/>
-      </w:r>
-      <w:r>
-        <w:rPr>
-          <w:rStyle w:val="VerbatimChar"/>
-        </w:rPr>
-        <w:t xml:space="preserve">1. Diagnose the state bug: the selector's value is almost certainly rendering from a</w:t>
-      </w:r>
-      <w:r>
-        <w:br/>
-      </w:r>
-      <w:r>
-        <w:rPr>
-          <w:rStyle w:val="VerbatimChar"/>
-        </w:rPr>
-        <w:t xml:space="preserve">   stale server prop (or an uncontrolled defaultValue) not revalidated after the</w:t>
-      </w:r>
-      <w:r>
-        <w:br/>
-      </w:r>
-      <w:r>
-        <w:rPr>
-          <w:rStyle w:val="VerbatimChar"/>
-        </w:rPr>
-        <w:t xml:space="preserve">   server action returns.</w:t>
-      </w:r>
-      <w:r>
-        <w:br/>
-      </w:r>
-      <w:r>
-        <w:rPr>
-          <w:rStyle w:val="VerbatimChar"/>
-        </w:rPr>
-        <w:t xml:space="preserve">2. Fix so the saved value shows immediately with no refresh: revalidatePath on the</w:t>
-      </w:r>
-      <w:r>
-        <w:br/>
-      </w:r>
-      <w:r>
-        <w:rPr>
-          <w:rStyle w:val="VerbatimChar"/>
-        </w:rPr>
-        <w:t xml:space="preserve">   brief page after the update action and/or make the select controlled from the</w:t>
-      </w:r>
-      <w:r>
-        <w:br/>
-      </w:r>
-      <w:r>
-        <w:rPr>
-          <w:rStyle w:val="VerbatimChar"/>
-        </w:rPr>
-        <w:t xml:space="preserve">   action's returned state; show a brief "Saved" confirmation.</w:t>
-      </w:r>
-      <w:r>
-        <w:br/>
-      </w:r>
-      <w:r>
-        <w:rPr>
-          <w:rStyle w:val="VerbatimChar"/>
-        </w:rPr>
-        <w:t xml:space="preserve">3. Confirm briefing_language still persists and the cron reads the saved value.</w:t>
-      </w:r>
-      <w:r>
-        <w:br/>
-      </w:r>
-      <w:r>
-        <w:rPr>
-          <w:rStyle w:val="VerbatimChar"/>
-        </w:rPr>
-        <w:t xml:space="preserve">No schema change. Keep es/ca strings in parity. Run npm run lint.</w:t>
-      </w:r>
-    </w:p>
-    <w:p>
-      <w:pPr>
-        <w:pStyle w:val="SourceCode"/>
-      </w:pPr>
-      <w:r>
-        <w:rPr>
-          <w:rStyle w:val="VerbatimChar"/>
-        </w:rPr>
-        <w:t xml:space="preserve">Task B — add an account-wide language setting and capture it in onboarding.</w:t>
-      </w:r>
-      <w:r>
-        <w:br/>
-      </w:r>
-      <w:r>
-        <w:rPr>
-          <w:rStyle w:val="VerbatimChar"/>
-        </w:rPr>
-        <w:t xml:space="preserve">Context: today the UI language is driven only by the /[lang] URL segment (en/es/ca)</w:t>
-      </w:r>
-      <w:r>
-        <w:br/>
-      </w:r>
-      <w:r>
-        <w:rPr>
-          <w:rStyle w:val="VerbatimChar"/>
-        </w:rPr>
-        <w:t xml:space="preserve">and there's no stored account default; the only language control is the per-brief</w:t>
-      </w:r>
-      <w:r>
-        <w:br/>
-      </w:r>
-      <w:r>
-        <w:rPr>
-          <w:rStyle w:val="VerbatimChar"/>
-        </w:rPr>
-        <w:t xml:space="preserve">briefing_language on the Morning Brief panel. Spanish GMs want everything in Spanish</w:t>
-      </w:r>
-      <w:r>
-        <w:br/>
-      </w:r>
-      <w:r>
-        <w:rPr>
-          <w:rStyle w:val="VerbatimChar"/>
-        </w:rPr>
-        <w:t xml:space="preserve">by default.</w:t>
-      </w:r>
-      <w:r>
-        <w:br/>
-      </w:r>
-      <w:r>
-        <w:rPr>
-          <w:rStyle w:val="VerbatimChar"/>
-        </w:rPr>
-        <w:t xml:space="preserve">1. Persist a default language (locale) on the hotel/account settings (reuse</w:t>
-      </w:r>
-      <w:r>
-        <w:br/>
-      </w:r>
-      <w:r>
-        <w:rPr>
-          <w:rStyle w:val="VerbatimChar"/>
-        </w:rPr>
-        <w:t xml:space="preserve">   hotel_settings; RLS + migration pattern; update schema.sql + verify_schema.sql).</w:t>
-      </w:r>
-      <w:r>
-        <w:br/>
-      </w:r>
-      <w:r>
-        <w:rPr>
-          <w:rStyle w:val="VerbatimChar"/>
-        </w:rPr>
-        <w:t xml:space="preserve">   Values: en/es/ca.</w:t>
-      </w:r>
-      <w:r>
-        <w:br/>
-      </w:r>
-      <w:r>
-        <w:rPr>
-          <w:rStyle w:val="VerbatimChar"/>
-        </w:rPr>
-        <w:t xml:space="preserve">2. Surface it in the MAIN Settings page (Settings → General/Preferences) as "Account</w:t>
-      </w:r>
-      <w:r>
-        <w:br/>
-      </w:r>
-      <w:r>
-        <w:rPr>
-          <w:rStyle w:val="VerbatimChar"/>
-        </w:rPr>
-        <w:t xml:space="preserve">   language" — the discoverable home for it, not just the brief panel.</w:t>
-      </w:r>
-      <w:r>
-        <w:br/>
-      </w:r>
-      <w:r>
-        <w:rPr>
-          <w:rStyle w:val="VerbatimChar"/>
-        </w:rPr>
-        <w:t xml:space="preserve">3. Use it as (a) the default UI locale on login/redirect when no /[lang] is otherwise</w:t>
-      </w:r>
-      <w:r>
-        <w:br/>
-      </w:r>
-      <w:r>
-        <w:rPr>
-          <w:rStyle w:val="VerbatimChar"/>
-        </w:rPr>
-        <w:t xml:space="preserve">   chosen, and (b) the default for briefing_language on new hotels. Keep the per-brief</w:t>
-      </w:r>
-      <w:r>
-        <w:br/>
-      </w:r>
-      <w:r>
-        <w:rPr>
-          <w:rStyle w:val="VerbatimChar"/>
-        </w:rPr>
-        <w:t xml:space="preserve">   selector as an override, defaulted from the account language.</w:t>
-      </w:r>
-      <w:r>
-        <w:br/>
-      </w:r>
-      <w:r>
-        <w:rPr>
-          <w:rStyle w:val="VerbatimChar"/>
-        </w:rPr>
-        <w:t xml:space="preserve">4. Add a Language step (or a field on Hotel basics) to the onboarding stepper so</w:t>
-      </w:r>
-      <w:r>
-        <w:br/>
-      </w:r>
-      <w:r>
-        <w:rPr>
-          <w:rStyle w:val="VerbatimChar"/>
-        </w:rPr>
-        <w:t xml:space="preserve">   language is set from the first sitting; default to the browser locale, let the user</w:t>
-      </w:r>
-      <w:r>
-        <w:br/>
-      </w:r>
-      <w:r>
-        <w:rPr>
-          <w:rStyle w:val="VerbatimChar"/>
-        </w:rPr>
-        <w:t xml:space="preserve">   change it. Persist via server-side provisioning (no client INSERTs).</w:t>
-      </w:r>
-      <w:r>
-        <w:br/>
-      </w:r>
-      <w:r>
-        <w:rPr>
-          <w:rStyle w:val="VerbatimChar"/>
-        </w:rPr>
-        <w:t xml:space="preserve">5. All new UI strings in en/es/ca. Run npm run lint. In your summary, explain how UI</w:t>
-      </w:r>
-      <w:r>
-        <w:br/>
-      </w:r>
-      <w:r>
-        <w:rPr>
-          <w:rStyle w:val="VerbatimChar"/>
-        </w:rPr>
-        <w:t xml:space="preserve">   locale, account language, and briefing_language now relate so I can confirm the model.</w:t>
-      </w:r>
-    </w:p>
-    <w:p>
-      <w:pPr>
-        <w:pStyle w:val="FirstParagraph"/>
-      </w:pPr>
-      <w:r>
-        <w:rPr>
-          <w:bCs/>
-          <w:b/>
-        </w:rPr>
-        <w:t xml:space="preserve">Status (28 Aug): ✅ both built, building clean — pending migration + deploy.</w:t>
-      </w:r>
-      <w:r>
-        <w:t xml:space="preserve"> </w:t>
-      </w:r>
-      <w:r>
-        <w:t xml:space="preserve">Prompt A found the real cause of the save bug (React 19 resets an uncontrolled</w:t>
-      </w:r>
-      <w:r>
-        <w:t xml:space="preserve"> </w:t>
-      </w:r>
-      <w:r>
-        <w:rPr>
-          <w:rStyle w:val="VerbatimChar"/>
-        </w:rPr>
-        <w:t xml:space="preserve">&lt;select&gt;</w:t>
-      </w:r>
-      <w:r>
-        <w:t xml:space="preserve"> </w:t>
-      </w:r>
-      <w:r>
-        <w:t xml:space="preserve">after a server action, snapping it back to English) and fixed it with a controlled +</w:t>
-      </w:r>
-      <w:r>
-        <w:t xml:space="preserve"> </w:t>
-      </w:r>
-      <w:r>
-        <w:rPr>
-          <w:rStyle w:val="VerbatimChar"/>
-        </w:rPr>
-        <w:t xml:space="preserve">startTransition</w:t>
-      </w:r>
-      <w:r>
-        <w:t xml:space="preserve"> </w:t>
-      </w:r>
-      <w:r>
-        <w:t xml:space="preserve">pattern. Prompt B added the</w:t>
-      </w:r>
-      <w:r>
-        <w:t xml:space="preserve"> </w:t>
-      </w:r>
-      <w:r>
-        <w:rPr>
-          <w:bCs/>
-          <w:b/>
-        </w:rPr>
-        <w:t xml:space="preserve">Account language</w:t>
-      </w:r>
-      <w:r>
-        <w:t xml:space="preserve"> </w:t>
-      </w:r>
-      <w:r>
-        <w:t xml:space="preserve">setting (Settings + onboarding), migration</w:t>
-      </w:r>
-      <w:r>
-        <w:t xml:space="preserve"> </w:t>
-      </w:r>
-      <w:r>
-        <w:rPr>
-          <w:bCs/>
-          <w:b/>
-        </w:rPr>
-        <w:t xml:space="preserve">0020</w:t>
-      </w:r>
-      <w:r>
-        <w:t xml:space="preserve"> </w:t>
-      </w:r>
-      <w:r>
-        <w:t xml:space="preserve">(</w:t>
-      </w:r>
-      <w:r>
-        <w:rPr>
-          <w:rStyle w:val="VerbatimChar"/>
-        </w:rPr>
-        <w:t xml:space="preserve">hotel_settings.default_locale</w:t>
-      </w:r>
-      <w:r>
-        <w:t xml:space="preserve">). The model: one seed (account language) feeds two consumers — at</w:t>
-      </w:r>
-      <w:r>
-        <w:t xml:space="preserve"> </w:t>
-      </w:r>
-      <w:r>
-        <w:rPr>
-          <w:bCs/>
-          <w:b/>
-        </w:rPr>
-        <w:t xml:space="preserve">onboarding</w:t>
-      </w:r>
-      <w:r>
-        <w:t xml:space="preserve"> </w:t>
-      </w:r>
-      <w:r>
-        <w:t xml:space="preserve">it sets both</w:t>
-      </w:r>
-      <w:r>
-        <w:t xml:space="preserve"> </w:t>
-      </w:r>
-      <w:r>
-        <w:rPr>
-          <w:rStyle w:val="VerbatimChar"/>
-        </w:rPr>
-        <w:t xml:space="preserve">default_locale</w:t>
-      </w:r>
-      <w:r>
-        <w:t xml:space="preserve"> </w:t>
-      </w:r>
-      <w:r>
-        <w:t xml:space="preserve">and</w:t>
-      </w:r>
-      <w:r>
-        <w:t xml:space="preserve"> </w:t>
-      </w:r>
-      <w:r>
-        <w:rPr>
-          <w:rStyle w:val="VerbatimChar"/>
-        </w:rPr>
-        <w:t xml:space="preserve">briefing_language</w:t>
-      </w:r>
-      <w:r>
-        <w:t xml:space="preserve">; at</w:t>
-      </w:r>
-      <w:r>
-        <w:t xml:space="preserve"> </w:t>
-      </w:r>
-      <w:r>
-        <w:rPr>
-          <w:bCs/>
-          <w:b/>
-        </w:rPr>
-        <w:t xml:space="preserve">login</w:t>
-      </w:r>
-      <w:r>
-        <w:t xml:space="preserve"> </w:t>
-      </w:r>
-      <w:r>
-        <w:t xml:space="preserve">it sets the landing locale;</w:t>
-      </w:r>
-      <w:r>
-        <w:t xml:space="preserve"> </w:t>
-      </w:r>
-      <w:r>
-        <w:rPr>
-          <w:bCs/>
-          <w:b/>
-        </w:rPr>
-        <w:t xml:space="preserve">changing it in Settings</w:t>
-      </w:r>
-      <w:r>
-        <w:t xml:space="preserve"> </w:t>
-      </w:r>
-      <w:r>
-        <w:t xml:space="preserve">switches the UI only and deliberately leaves</w:t>
-      </w:r>
-      <w:r>
-        <w:t xml:space="preserve"> </w:t>
-      </w:r>
-      <w:r>
-        <w:rPr>
-          <w:rStyle w:val="VerbatimChar"/>
-        </w:rPr>
-        <w:t xml:space="preserve">briefing_language</w:t>
-      </w:r>
-      <w:r>
-        <w:t xml:space="preserve"> </w:t>
-      </w:r>
-      <w:r>
-        <w:t xml:space="preserve">alone (English UI + Spanish guest drafts is a real case).</w:t>
-      </w:r>
-      <w:r>
-        <w:t xml:space="preserve"> </w:t>
-      </w:r>
-      <w:r>
-        <w:rPr>
-          <w:bCs/>
-          <w:b/>
-        </w:rPr>
-        <w:t xml:space="preserve">Two founder actions before it’s live:</w:t>
-      </w:r>
-      <w:r>
-        <w:t xml:space="preserve"> </w:t>
-      </w:r>
-      <w:r>
-        <w:t xml:space="preserve">(1) run</w:t>
-      </w:r>
-      <w:r>
-        <w:t xml:space="preserve"> </w:t>
-      </w:r>
-      <w:r>
-        <w:rPr>
-          <w:rStyle w:val="VerbatimChar"/>
-        </w:rPr>
-        <w:t xml:space="preserve">supabase/APPLY_0020.sql</w:t>
-      </w:r>
-      <w:r>
-        <w:t xml:space="preserve"> </w:t>
-      </w:r>
-      <w:r>
-        <w:t xml:space="preserve">in the Supabase SQL Editor</w:t>
-      </w:r>
-      <w:r>
-        <w:t xml:space="preserve"> </w:t>
-      </w:r>
-      <w:r>
-        <w:rPr>
-          <w:bCs/>
-          <w:b/>
-        </w:rPr>
-        <w:t xml:space="preserve">before</w:t>
-      </w:r>
-      <w:r>
-        <w:t xml:space="preserve"> </w:t>
-      </w:r>
-      <w:r>
-        <w:t xml:space="preserve">the code deploys — the new code calls</w:t>
-      </w:r>
-      <w:r>
-        <w:t xml:space="preserve"> </w:t>
-      </w:r>
-      <w:r>
-        <w:rPr>
-          <w:rStyle w:val="VerbatimChar"/>
-        </w:rPr>
-        <w:t xml:space="preserve">provision_hotel</w:t>
-      </w:r>
-      <w:r>
-        <w:t xml:space="preserve"> </w:t>
-      </w:r>
-      <w:r>
-        <w:t xml:space="preserve">with a locale the DB doesn’t accept until then, so onboarding breaks if code lands first; (2) commit + push + deploy (part of the same un-deployed tree as #6). Then verify the save sticks with no refresh and a fresh signup asks for language.</w:t>
-      </w:r>
-    </w:p>
-    <w:p>
-      <w:pPr>
-        <w:pStyle w:val="BodyText"/>
-      </w:pPr>
-      <w:r>
-        <w:rPr>
-          <w:bCs/>
-          <w:b/>
-        </w:rPr>
-        <w:t xml:space="preserve">⊕ N2 · Close the ETA-from-reply loop.</w:t>
-      </w:r>
-      <w:r>
-        <w:t xml:space="preserve"> </w:t>
-      </w:r>
-      <w:r>
-        <w:rPr>
-          <w:iCs/>
-          <w:i/>
-        </w:rPr>
-        <w:t xml:space="preserve">Surfaced by the #6 work, 28 Aug.</w:t>
-      </w:r>
-      <w:r>
-        <w:t xml:space="preserve"> </w:t>
-      </w:r>
-      <w:r>
-        <w:t xml:space="preserve">The analytics wiring revealed</w:t>
-      </w:r>
-      <w:r>
-        <w:t xml:space="preserve"> </w:t>
-      </w:r>
-      <w:r>
-        <w:rPr>
-          <w:rStyle w:val="VerbatimChar"/>
-        </w:rPr>
-        <w:t xml:space="preserve">eta_captured</w:t>
-      </w:r>
-      <w:r>
-        <w:t xml:space="preserve"> </w:t>
-      </w:r>
-      <w:r>
-        <w:t xml:space="preserve">will read zero because</w:t>
-      </w:r>
-      <w:r>
-        <w:t xml:space="preserve"> </w:t>
-      </w:r>
-      <w:r>
-        <w:rPr>
-          <w:rStyle w:val="VerbatimChar"/>
-        </w:rPr>
-        <w:t xml:space="preserve">recordArrivalTime()</w:t>
-      </w:r>
-      <w:r>
-        <w:t xml:space="preserve"> </w:t>
-      </w:r>
-      <w:r>
-        <w:t xml:space="preserve">has no callers: the chaser emails the guest, but nothing reads the reply to extract the arrival time — so the guest-reply half of the check-in-chasing surface (one of the four core surfaces) is unfinished.</w:t>
-      </w:r>
-      <w:r>
-        <w:t xml:space="preserve"> </w:t>
-      </w:r>
-      <w:r>
-        <w:rPr>
-          <w:bCs/>
-          <w:b/>
-        </w:rPr>
-        <w:t xml:space="preserve">Droppable for pilots</w:t>
-      </w:r>
-      <w:r>
-        <w:t xml:space="preserve"> </w:t>
-      </w:r>
-      <w:r>
-        <w:t xml:space="preserve">— ETAs can also arrive from the PMS (</w:t>
-      </w:r>
-      <w:r>
-        <w:rPr>
-          <w:rStyle w:val="VerbatimChar"/>
-        </w:rPr>
-        <w:t xml:space="preserve">arrival_time_source='pms'</w:t>
-      </w:r>
-      <w:r>
-        <w:t xml:space="preserve">), so the Check-ins page and brief still populate where the PMS has the data, and a demo seeds ETAs anyway. Track it; decide priority against real pilot behaviour. If you want it:</w:t>
-      </w:r>
-    </w:p>
-    <w:p>
-      <w:pPr>
-        <w:pStyle w:val="SourceCode"/>
-      </w:pPr>
-      <w:r>
-        <w:rPr>
-          <w:rStyle w:val="VerbatimChar"/>
-        </w:rPr>
-        <w:t xml:space="preserve">Task — finish B11: capture guest-stated ETAs from chaser replies.</w:t>
-      </w:r>
-      <w:r>
-        <w:br/>
-      </w:r>
-      <w:r>
-        <w:rPr>
-          <w:rStyle w:val="VerbatimChar"/>
-        </w:rPr>
-        <w:t xml:space="preserve">Context: reservations.arrival_time + arrival_time_source exist, and</w:t>
-      </w:r>
-      <w:r>
-        <w:br/>
-      </w:r>
-      <w:r>
-        <w:rPr>
-          <w:rStyle w:val="VerbatimChar"/>
-        </w:rPr>
-        <w:t xml:space="preserve">recordArrivalTime() exists but has no callers, so eta_captured is always zero.</w:t>
-      </w:r>
-      <w:r>
-        <w:br/>
-      </w:r>
-      <w:r>
-        <w:rPr>
-          <w:rStyle w:val="VerbatimChar"/>
-        </w:rPr>
-        <w:t xml:space="preserve">1. In the email pipeline (lib/email-processor.ts + lib/checkin-chaser.ts), when an</w:t>
-      </w:r>
-      <w:r>
-        <w:br/>
-      </w:r>
-      <w:r>
-        <w:rPr>
-          <w:rStyle w:val="VerbatimChar"/>
-        </w:rPr>
-        <w:t xml:space="preserve">   inbound email matches a reservation with a pending chaser, extend the existing</w:t>
-      </w:r>
-      <w:r>
-        <w:br/>
-      </w:r>
-      <w:r>
-        <w:rPr>
-          <w:rStyle w:val="VerbatimChar"/>
-        </w:rPr>
-        <w:t xml:space="preserve">   classification/extraction Anthropic call to return a structured arrival time</w:t>
-      </w:r>
-      <w:r>
-        <w:br/>
-      </w:r>
-      <w:r>
-        <w:rPr>
-          <w:rStyle w:val="VerbatimChar"/>
-        </w:rPr>
-        <w:t xml:space="preserve">   ONLY if the guest states one ("llegamos sobre las 15h" -&gt; 15:00; flag approximate).</w:t>
-      </w:r>
-      <w:r>
-        <w:br/>
-      </w:r>
-      <w:r>
-        <w:rPr>
-          <w:rStyle w:val="VerbatimChar"/>
-        </w:rPr>
-        <w:t xml:space="preserve">2. Call recordArrivalTime() with it, mark the chaser resolved, and fire the existing</w:t>
-      </w:r>
-      <w:r>
-        <w:br/>
-      </w:r>
-      <w:r>
-        <w:rPr>
-          <w:rStyle w:val="VerbatimChar"/>
-        </w:rPr>
-        <w:t xml:space="preserve">   eta_captured event. Store nothing if no explicit time (conservative).</w:t>
-      </w:r>
-      <w:r>
-        <w:br/>
-      </w:r>
-      <w:r>
-        <w:rPr>
-          <w:rStyle w:val="VerbatimChar"/>
-        </w:rPr>
-        <w:t xml:space="preserve">3. Check-ins page shows the ETA + "from guest" tag; the brief shows known ETAs inline.</w:t>
-      </w:r>
-      <w:r>
-        <w:br/>
-      </w:r>
-      <w:r>
-        <w:rPr>
-          <w:rStyle w:val="VerbatimChar"/>
-        </w:rPr>
-        <w:t xml:space="preserve">Log extraction outcomes for accuracy review. Keep es/ca strings. Run npm run lint.</w:t>
-      </w:r>
-    </w:p>
-    <w:p>
-      <w:pPr>
-        <w:pStyle w:val="FirstParagraph"/>
-      </w:pPr>
-      <w:r>
-        <w:rPr>
-          <w:bCs/>
-          <w:b/>
-        </w:rPr>
-        <w:t xml:space="preserve">⊕ N3 ·</w:t>
-      </w:r>
-      <w:r>
-        <w:rPr>
-          <w:bCs/>
-          <w:b/>
-        </w:rPr>
-        <w:t xml:space="preserve"> </w:t>
-      </w:r>
-      <w:r>
-        <w:rPr>
-          <w:bCs/>
-          <w:b/>
-        </w:rPr>
-        <w:t xml:space="preserve">“</w:t>
-      </w:r>
-      <w:r>
-        <w:rPr>
-          <w:bCs/>
-          <w:b/>
-        </w:rPr>
-        <w:t xml:space="preserve">Email me this brief now</w:t>
-      </w:r>
-      <w:r>
-        <w:rPr>
-          <w:bCs/>
-          <w:b/>
-        </w:rPr>
-        <w:t xml:space="preserve">”</w:t>
-      </w:r>
-      <w:r>
-        <w:rPr>
-          <w:bCs/>
-          <w:b/>
-        </w:rPr>
-        <w:t xml:space="preserve"> </w:t>
-      </w:r>
-      <w:r>
-        <w:rPr>
-          <w:bCs/>
-          <w:b/>
-        </w:rPr>
-        <w:t xml:space="preserve">button.</w:t>
-      </w:r>
-      <w:r>
-        <w:t xml:space="preserve"> </w:t>
-      </w:r>
-      <w:r>
-        <w:rPr>
-          <w:iCs/>
-          <w:i/>
-        </w:rPr>
-        <w:t xml:space="preserve">Surfaced 28 Aug.</w:t>
-      </w:r>
-      <w:r>
-        <w:t xml:space="preserve"> </w:t>
-      </w:r>
-      <w:r>
-        <w:t xml:space="preserve">The Morning Brief page has a</w:t>
-      </w:r>
-      <w:r>
-        <w:t xml:space="preserve"> </w:t>
-      </w:r>
-      <w:r>
-        <w:rPr>
-          <w:bCs/>
-          <w:b/>
-        </w:rPr>
-        <w:t xml:space="preserve">Refresh</w:t>
-      </w:r>
-      <w:r>
-        <w:t xml:space="preserve"> </w:t>
-      </w:r>
-      <w:r>
-        <w:t xml:space="preserve">button, but it only regenerates the brief</w:t>
-      </w:r>
-      <w:r>
-        <w:t xml:space="preserve"> </w:t>
-      </w:r>
-      <w:r>
-        <w:rPr>
-          <w:iCs/>
-          <w:i/>
-        </w:rPr>
-        <w:t xml:space="preserve">on screen</w:t>
-      </w:r>
-      <w:r>
-        <w:t xml:space="preserve"> </w:t>
-      </w:r>
-      <w:r>
-        <w:t xml:space="preserve">(</w:t>
-      </w:r>
-      <w:r>
-        <w:rPr>
-          <w:rStyle w:val="VerbatimChar"/>
-        </w:rPr>
-        <w:t xml:space="preserve">/api/briefing</w:t>
-      </w:r>
-      <w:r>
-        <w:t xml:space="preserve">, mode</w:t>
-      </w:r>
-      <w:r>
-        <w:t xml:space="preserve"> </w:t>
-      </w:r>
-      <w:r>
-        <w:t xml:space="preserve">“</w:t>
-      </w:r>
-      <w:r>
-        <w:t xml:space="preserve">manual</w:t>
-      </w:r>
-      <w:r>
-        <w:t xml:space="preserve">”</w:t>
-      </w:r>
-      <w:r>
-        <w:t xml:space="preserve">) — it does not email anything. Email delivery happens only via the scheduled job at the send hour, once per day (idempotent — it won’t re-send if today’s brief already went out). So there’s no way to get a brief into your inbox on demand, which the pilot runbook (</w:t>
-      </w:r>
-      <w:r>
-        <w:t xml:space="preserve">“</w:t>
-      </w:r>
-      <w:r>
-        <w:t xml:space="preserve">generate a preview brief live on the call</w:t>
-      </w:r>
-      <w:r>
-        <w:t xml:space="preserve">”</w:t>
-      </w:r>
-      <w:r>
-        <w:t xml:space="preserve">) and your own daily checks would both use. Small, demo-useful. If you want it:</w:t>
-      </w:r>
-    </w:p>
-    <w:p>
-      <w:pPr>
-        <w:pStyle w:val="SourceCode"/>
-      </w:pPr>
-      <w:r>
-        <w:rPr>
-          <w:rStyle w:val="VerbatimChar"/>
-        </w:rPr>
-        <w:t xml:space="preserve">Task — add an "Email this brief now" action to the Morning Brief page.</w:t>
-      </w:r>
-      <w:r>
-        <w:br/>
-      </w:r>
-      <w:r>
-        <w:rPr>
-          <w:rStyle w:val="VerbatimChar"/>
-        </w:rPr>
-        <w:t xml:space="preserve">Today /api/briefing regenerates the brief on screen but never emails it; the cron</w:t>
-      </w:r>
-      <w:r>
-        <w:br/>
-      </w:r>
-      <w:r>
-        <w:rPr>
-          <w:rStyle w:val="VerbatimChar"/>
-        </w:rPr>
-        <w:t xml:space="preserve">(app/api/cron/briefing/route.ts) is the only sender and is once-per-day idempotent.</w:t>
-      </w:r>
-      <w:r>
-        <w:br/>
-      </w:r>
-      <w:r>
-        <w:rPr>
-          <w:rStyle w:val="VerbatimChar"/>
-        </w:rPr>
-        <w:t xml:space="preserve">1. Add a button on app/[lang]/dashboard/brief/page.tsx: "Email me this brief now",</w:t>
-      </w:r>
-      <w:r>
-        <w:br/>
-      </w:r>
-      <w:r>
-        <w:rPr>
-          <w:rStyle w:val="VerbatimChar"/>
-        </w:rPr>
-        <w:t xml:space="preserve">   which generates today's brief and sends it to the configured brief_recipients via</w:t>
-      </w:r>
-      <w:r>
-        <w:br/>
-      </w:r>
-      <w:r>
-        <w:rPr>
-          <w:rStyle w:val="VerbatimChar"/>
-        </w:rPr>
-        <w:t xml:space="preserve">   the existing sendBriefingEmail path (reuse it — do not duplicate the Resend call).</w:t>
-      </w:r>
-      <w:r>
-        <w:br/>
-      </w:r>
-      <w:r>
-        <w:rPr>
-          <w:rStyle w:val="VerbatimChar"/>
-        </w:rPr>
-        <w:t xml:space="preserve">2. Make it explicit and safe: it always sends (bypass the once-a-day idempotency for</w:t>
-      </w:r>
-      <w:r>
-        <w:br/>
-      </w:r>
-      <w:r>
-        <w:rPr>
-          <w:rStyle w:val="VerbatimChar"/>
-        </w:rPr>
-        <w:t xml:space="preserve">   this manual action), shows a "Sent to &lt;recipients&gt;" confirmation, and fires the</w:t>
-      </w:r>
-      <w:r>
-        <w:br/>
-      </w:r>
-      <w:r>
-        <w:rPr>
-          <w:rStyle w:val="VerbatimChar"/>
-        </w:rPr>
-        <w:t xml:space="preserve">   existing brief_email_sent analytics event with trigger:"manual".</w:t>
-      </w:r>
-      <w:r>
-        <w:br/>
-      </w:r>
-      <w:r>
-        <w:rPr>
-          <w:rStyle w:val="VerbatimChar"/>
-        </w:rPr>
-        <w:t xml:space="preserve">3. GM-facing and simple; es/ca strings; run npm run lint.</w:t>
+        <w:t xml:space="preserve">Task — let a hotel disconnect its data source and switch to a different one (Settings).</w:t>
+      </w:r>
+      <w:r>
+        <w:br/>
+      </w:r>
+      <w:r>
+        <w:rPr>
+          <w:rStyle w:val="VerbatimChar"/>
+        </w:rPr>
+        <w:t xml:space="preserve">Today pms_type is "mews" | "apaleo" | "sheet"; disconnectMews and disconnectApaleo exist</w:t>
+      </w:r>
+      <w:r>
+        <w:br/>
+      </w:r>
+      <w:r>
+        <w:rPr>
+          <w:rStyle w:val="VerbatimChar"/>
+        </w:rPr>
+        <w:t xml:space="preserve">but there's no disconnectSheet, and Settings only renders the currently-connected source's</w:t>
+      </w:r>
+      <w:r>
+        <w:br/>
+      </w:r>
+      <w:r>
+        <w:rPr>
+          <w:rStyle w:val="VerbatimChar"/>
+        </w:rPr>
+        <w:t xml:space="preserve">card — so a hotel on "sheet" can't disconnect or switch to a real PMS.</w:t>
+      </w:r>
+      <w:r>
+        <w:br/>
+      </w:r>
+      <w:r>
+        <w:rPr>
+          <w:rStyle w:val="VerbatimChar"/>
+        </w:rPr>
+        <w:t xml:space="preserve">1. Add a disconnectSheet() server action mirroring disconnectMews/disconnectApaleo: clear</w:t>
+      </w:r>
+      <w:r>
+        <w:br/>
+      </w:r>
+      <w:r>
+        <w:rPr>
+          <w:rStyle w:val="VerbatimChar"/>
+        </w:rPr>
+        <w:t xml:space="preserve">   sheet_url_encrypted, reset pms_type/pms_connected, same RLS/auth pattern.</w:t>
+      </w:r>
+      <w:r>
+        <w:br/>
+      </w:r>
+      <w:r>
+        <w:rPr>
+          <w:rStyle w:val="VerbatimChar"/>
+        </w:rPr>
+        <w:t xml:space="preserve">2. In Settings, always offer a "Disconnect" control for whatever source is connected</w:t>
+      </w:r>
+      <w:r>
+        <w:br/>
+      </w:r>
+      <w:r>
+        <w:rPr>
+          <w:rStyle w:val="VerbatimChar"/>
+        </w:rPr>
+        <w:t xml:space="preserve">   (mews/apaleo/sheet). After disconnecting, show the full connector chooser (MEWS form,</w:t>
+      </w:r>
+      <w:r>
+        <w:br/>
+      </w:r>
+      <w:r>
+        <w:rPr>
+          <w:rStyle w:val="VerbatimChar"/>
+        </w:rPr>
+        <w:t xml:space="preserve">   Apaleo connect, Sheet form) so the user can pick a different source — don't hard-lock to</w:t>
+      </w:r>
+      <w:r>
+        <w:br/>
+      </w:r>
+      <w:r>
+        <w:rPr>
+          <w:rStyle w:val="VerbatimChar"/>
+        </w:rPr>
+        <w:t xml:space="preserve">   the current pms_type.</w:t>
+      </w:r>
+      <w:r>
+        <w:br/>
+      </w:r>
+      <w:r>
+        <w:rPr>
+          <w:rStyle w:val="VerbatimChar"/>
+        </w:rPr>
+        <w:t xml:space="preserve">3. Make the switch safe: on disconnect, stop syncing the old source; recommend clearing</w:t>
+      </w:r>
+      <w:r>
+        <w:br/>
+      </w:r>
+      <w:r>
+        <w:rPr>
+          <w:rStyle w:val="VerbatimChar"/>
+        </w:rPr>
+        <w:t xml:space="preserve">   previously-synced reservations so old sheet rows don't mix with new PMS data — tell me</w:t>
+      </w:r>
+      <w:r>
+        <w:br/>
+      </w:r>
+      <w:r>
+        <w:rPr>
+          <w:rStyle w:val="VerbatimChar"/>
+        </w:rPr>
+        <w:t xml:space="preserve">   what you chose.</w:t>
+      </w:r>
+      <w:r>
+        <w:br/>
+      </w:r>
+      <w:r>
+        <w:rPr>
+          <w:rStyle w:val="VerbatimChar"/>
+        </w:rPr>
+        <w:t xml:space="preserve">4. Server-side only (no client writes), es/ca strings, run npm run lint.</w:t>
       </w:r>
     </w:p>
     <w:p>
@@ -7369,7 +8771,17 @@
               <w:jc w:val="left"/>
             </w:pPr>
             <w:r>
-              <w:t xml:space="preserve">Website punch-list,</w:t>
+              <w:rPr>
+                <w:iCs/>
+                <w:i/>
+              </w:rPr>
+              <w:t xml:space="preserve">(no code items left)</w:t>
+            </w:r>
+            <w:r>
+              <w:t xml:space="preserve"> </w:t>
+            </w:r>
+            <w:r>
+              <w:t xml:space="preserve">— founder tasks only: Apaleo E2E (#5, in progress),</w:t>
             </w:r>
             <w:r>
               <w:t xml:space="preserve"> </w:t>
@@ -7384,19 +8796,19 @@
               <w:t xml:space="preserve"> </w:t>
             </w:r>
             <w:r>
-              <w:t xml:space="preserve">inbox (in setup), Apaleo E2E, reliability log, language control (N1), ETA loop (N2, optional)</w:t>
-            </w:r>
-          </w:p>
-        </w:tc>
-        <w:tc>
-          <w:tcPr/>
-          <w:p>
-            <w:pPr>
-              <w:pStyle w:val="Compact"/>
-              <w:jc w:val="left"/>
-            </w:pPr>
-            <w:r>
-              <w:t xml:space="preserve">draft-acceptance (built — apply migration 0019 + env, then check), data-honesty copy, brief email palette</w:t>
+              <w:t xml:space="preserve">inbox (in setup), reliability log (#8), ETA loop (N2, optional)</w:t>
+            </w:r>
+          </w:p>
+        </w:tc>
+        <w:tc>
+          <w:tcPr/>
+          <w:p>
+            <w:pPr>
+              <w:pStyle w:val="Compact"/>
+              <w:jc w:val="left"/>
+            </w:pPr>
+            <w:r>
+              <w:t xml:space="preserve">brief email palette</w:t>
             </w:r>
             <w:r>
               <w:t xml:space="preserve"> </w:t>
@@ -7406,19 +8818,29 @@
                 <w:iCs/>
                 <w:i/>
               </w:rPr>
-              <w:t xml:space="preserve">(mobile pass, PMS-in-onboarding, Spanish-brief ✅ verified 27 Aug)</w:t>
-            </w:r>
-          </w:p>
-        </w:tc>
-        <w:tc>
-          <w:tcPr/>
-          <w:p>
-            <w:pPr>
-              <w:pStyle w:val="Compact"/>
-              <w:jc w:val="left"/>
-            </w:pPr>
-            <w:r>
-              <w:t xml:space="preserve">Activate #6 (migration +</w:t>
+              <w:t xml:space="preserve">(mobile, onboarding, Spanish-brief, #6 analytics, #3 website, #7 data-honesty + EU-region, N1 language ✅ done 27–28 Aug)</w:t>
+            </w:r>
+          </w:p>
+        </w:tc>
+        <w:tc>
+          <w:tcPr/>
+          <w:p>
+            <w:pPr>
+              <w:pStyle w:val="Compact"/>
+              <w:jc w:val="left"/>
+            </w:pPr>
+            <w:r>
+              <w:rPr>
+                <w:bCs/>
+                <w:b/>
+              </w:rPr>
+              <w:t xml:space="preserve">All before-pilot code is shipped.</w:t>
+            </w:r>
+            <w:r>
+              <w:t xml:space="preserve"> </w:t>
+            </w:r>
+            <w:r>
+              <w:t xml:space="preserve">Remaining is your run-throughs: Apaleo sandbox test,</w:t>
             </w:r>
             <w:r>
               <w:t xml:space="preserve"> </w:t>
@@ -7427,10 +8849,13 @@
               <w:rPr>
                 <w:rStyle w:val="VerbatimChar"/>
               </w:rPr>
-              <w:t xml:space="preserve">POSTHOG_KEY</w:t>
-            </w:r>
-            <w:r>
-              <w:t xml:space="preserve">); ship the N1 language-save bug fix before demos</w:t>
+              <w:t xml:space="preserve">hello@</w:t>
+            </w:r>
+            <w:r>
+              <w:t xml:space="preserve"> </w:t>
+            </w:r>
+            <w:r>
+              <w:t xml:space="preserve">test, reliability log</w:t>
             </w:r>
           </w:p>
         </w:tc>

--- a/FEATURE_GAPS.docx
+++ b/FEATURE_GAPS.docx
@@ -858,7 +858,7 @@
               <w:jc w:val="left"/>
             </w:pPr>
             <w:r>
-              <w:t xml:space="preserve">🟠 OAuth ✅; 422 fix coded (date-time format) — pending deploy + live re-sync to confirm</w:t>
+              <w:t xml:space="preserve">🟢 proven 28 Aug — OAuth + sync + reservations visible in Fondas</w:t>
             </w:r>
           </w:p>
         </w:tc>
@@ -1518,6 +1518,247 @@
             </w:r>
             <w:r>
               <w:t xml:space="preserve">); pending push/deploy + a quick test</w:t>
+            </w:r>
+          </w:p>
+        </w:tc>
+      </w:tr>
+      <w:tr>
+        <w:tc>
+          <w:tcPr/>
+          <w:p>
+            <w:pPr>
+              <w:pStyle w:val="Compact"/>
+              <w:jc w:val="left"/>
+            </w:pPr>
+            <w:r>
+              <w:t xml:space="preserve">⊕ N5</w:t>
+            </w:r>
+          </w:p>
+        </w:tc>
+        <w:tc>
+          <w:tcPr/>
+          <w:p>
+            <w:pPr>
+              <w:pStyle w:val="Compact"/>
+              <w:jc w:val="left"/>
+            </w:pPr>
+            <w:r>
+              <w:t xml:space="preserve">“</w:t>
+            </w:r>
+            <w:r>
+              <w:t xml:space="preserve">Sync now</w:t>
+            </w:r>
+            <w:r>
+              <w:t xml:space="preserve">”</w:t>
+            </w:r>
+            <w:r>
+              <w:t xml:space="preserve"> </w:t>
+            </w:r>
+            <w:r>
+              <w:t xml:space="preserve">— already built, just mislocated</w:t>
+            </w:r>
+          </w:p>
+        </w:tc>
+        <w:tc>
+          <w:tcPr/>
+          <w:p>
+            <w:pPr>
+              <w:pStyle w:val="Compact"/>
+              <w:jc w:val="left"/>
+            </w:pPr>
+            <w:r>
+              <w:t xml:space="preserve">A working</w:t>
+            </w:r>
+            <w:r>
+              <w:t xml:space="preserve"> </w:t>
+            </w:r>
+            <w:r>
+              <w:rPr>
+                <w:rStyle w:val="VerbatimChar"/>
+              </w:rPr>
+              <w:t xml:space="preserve">SyncNowButton</w:t>
+            </w:r>
+            <w:r>
+              <w:t xml:space="preserve"> </w:t>
+            </w:r>
+            <w:r>
+              <w:t xml:space="preserve">(→</w:t>
+            </w:r>
+            <w:r>
+              <w:t xml:space="preserve"> </w:t>
+            </w:r>
+            <w:r>
+              <w:rPr>
+                <w:rStyle w:val="VerbatimChar"/>
+              </w:rPr>
+              <w:t xml:space="preserve">/api/sync/pms</w:t>
+            </w:r>
+            <w:r>
+              <w:t xml:space="preserve">) already exists on a separate</w:t>
+            </w:r>
+            <w:r>
+              <w:t xml:space="preserve"> </w:t>
+            </w:r>
+            <w:r>
+              <w:rPr>
+                <w:bCs/>
+                <w:b/>
+              </w:rPr>
+              <w:t xml:space="preserve">Admin</w:t>
+            </w:r>
+            <w:r>
+              <w:t xml:space="preserve"> </w:t>
+            </w:r>
+            <w:r>
+              <w:t xml:space="preserve">page; it just isn’t in Settings where you’d look. So: reuse it, don’t rebuild.</w:t>
+            </w:r>
+          </w:p>
+        </w:tc>
+        <w:tc>
+          <w:tcPr/>
+          <w:p>
+            <w:pPr>
+              <w:pStyle w:val="Compact"/>
+              <w:jc w:val="left"/>
+            </w:pPr>
+            <w:r>
+              <w:t xml:space="preserve">S</w:t>
+            </w:r>
+          </w:p>
+        </w:tc>
+        <w:tc>
+          <w:tcPr/>
+          <w:p>
+            <w:pPr>
+              <w:pStyle w:val="Compact"/>
+              <w:jc w:val="left"/>
+            </w:pPr>
+            <w:r>
+              <w:t xml:space="preserve">🟢 exists (Admin page) — being folded into Settings via N7</w:t>
+            </w:r>
+          </w:p>
+        </w:tc>
+      </w:tr>
+      <w:tr>
+        <w:tc>
+          <w:tcPr/>
+          <w:p>
+            <w:pPr>
+              <w:pStyle w:val="Compact"/>
+              <w:jc w:val="left"/>
+            </w:pPr>
+            <w:r>
+              <w:t xml:space="preserve">⊕ N7</w:t>
+            </w:r>
+          </w:p>
+        </w:tc>
+        <w:tc>
+          <w:tcPr/>
+          <w:p>
+            <w:pPr>
+              <w:pStyle w:val="Compact"/>
+              <w:jc w:val="left"/>
+            </w:pPr>
+            <w:r>
+              <w:t xml:space="preserve">Settings flat (~7 sections) + separate Admin menu</w:t>
+            </w:r>
+          </w:p>
+        </w:tc>
+        <w:tc>
+          <w:tcPr/>
+          <w:p>
+            <w:pPr>
+              <w:pStyle w:val="Compact"/>
+              <w:jc w:val="left"/>
+            </w:pPr>
+            <w:r>
+              <w:t xml:space="preserve">Opening Settings dumps every option at once; sync/status live on a separate Admin nav item. Group Settings into click-in categories and fold Admin into it.</w:t>
+            </w:r>
+          </w:p>
+        </w:tc>
+        <w:tc>
+          <w:tcPr/>
+          <w:p>
+            <w:pPr>
+              <w:pStyle w:val="Compact"/>
+              <w:jc w:val="left"/>
+            </w:pPr>
+            <w:r>
+              <w:t xml:space="preserve">M</w:t>
+            </w:r>
+          </w:p>
+        </w:tc>
+        <w:tc>
+          <w:tcPr/>
+          <w:p>
+            <w:pPr>
+              <w:pStyle w:val="Compact"/>
+              <w:jc w:val="left"/>
+            </w:pPr>
+            <w:r>
+              <w:t xml:space="preserve">🔴 open</w:t>
+            </w:r>
+          </w:p>
+        </w:tc>
+      </w:tr>
+      <w:tr>
+        <w:tc>
+          <w:tcPr/>
+          <w:p>
+            <w:pPr>
+              <w:pStyle w:val="Compact"/>
+              <w:jc w:val="left"/>
+            </w:pPr>
+            <w:r>
+              <w:t xml:space="preserve">⊕ N6</w:t>
+            </w:r>
+          </w:p>
+        </w:tc>
+        <w:tc>
+          <w:tcPr/>
+          <w:p>
+            <w:pPr>
+              <w:pStyle w:val="Compact"/>
+              <w:jc w:val="left"/>
+            </w:pPr>
+            <w:r>
+              <w:t xml:space="preserve">Apaleo multi-property accounts merge into one hotel</w:t>
+            </w:r>
+          </w:p>
+        </w:tc>
+        <w:tc>
+          <w:tcPr/>
+          <w:p>
+            <w:pPr>
+              <w:pStyle w:val="Compact"/>
+              <w:jc w:val="left"/>
+            </w:pPr>
+            <w:r>
+              <w:t xml:space="preserve">An Apaleo account with several properties has all of them merged into one Fondas hotel (counts/occupancy blend). Fine for single-property pilots; matters for the 1–3-property owners in the ICP.</w:t>
+            </w:r>
+          </w:p>
+        </w:tc>
+        <w:tc>
+          <w:tcPr/>
+          <w:p>
+            <w:pPr>
+              <w:pStyle w:val="Compact"/>
+              <w:jc w:val="left"/>
+            </w:pPr>
+            <w:r>
+              <w:t xml:space="preserve">M</w:t>
+            </w:r>
+          </w:p>
+        </w:tc>
+        <w:tc>
+          <w:tcPr/>
+          <w:p>
+            <w:pPr>
+              <w:pStyle w:val="Compact"/>
+              <w:jc w:val="left"/>
+            </w:pPr>
+            <w:r>
+              <w:t xml:space="preserve">🔴 open — deferred</w:t>
             </w:r>
           </w:p>
         </w:tc>
@@ -2801,7 +3042,13 @@
           <w:bCs/>
           <w:b/>
         </w:rPr>
-        <w:t xml:space="preserve">Remaining: deploy, then reconnect Apaleo (Settings → disconnect → connect) to re-run the sync, and confirm a brief generates → then #5 is 🟢.</w:t>
+        <w:t xml:space="preserve">✅ Proven end-to-end 28 Aug:</w:t>
+      </w:r>
+      <w:r>
+        <w:t xml:space="preserve"> </w:t>
+      </w:r>
+      <w:r>
+        <w:t xml:space="preserve">after deploy, a forced sync pulled the sandbox reservations and they appear in Fondas — the Apaleo integration is confirmed working. (Surfaced two side-gaps along the way: the sync had to be forced manually — N5; and the sandbox’s demo data is future-dated across 5 hotels — N6.)</w:t>
       </w:r>
     </w:p>
     <w:p>
@@ -5567,6 +5814,571 @@
     <w:p>
       <w:pPr>
         <w:pStyle w:val="FirstParagraph"/>
+      </w:pPr>
+      <w:r>
+        <w:rPr>
+          <w:bCs/>
+          <w:b/>
+        </w:rPr>
+        <w:t xml:space="preserve">⊕ N5 · No</w:t>
+      </w:r>
+      <w:r>
+        <w:rPr>
+          <w:bCs/>
+          <w:b/>
+        </w:rPr>
+        <w:t xml:space="preserve"> </w:t>
+      </w:r>
+      <w:r>
+        <w:rPr>
+          <w:bCs/>
+          <w:b/>
+        </w:rPr>
+        <w:t xml:space="preserve">“</w:t>
+      </w:r>
+      <w:r>
+        <w:rPr>
+          <w:bCs/>
+          <w:b/>
+        </w:rPr>
+        <w:t xml:space="preserve">Sync now</w:t>
+      </w:r>
+      <w:r>
+        <w:rPr>
+          <w:bCs/>
+          <w:b/>
+        </w:rPr>
+        <w:t xml:space="preserve">”</w:t>
+      </w:r>
+      <w:r>
+        <w:rPr>
+          <w:bCs/>
+          <w:b/>
+        </w:rPr>
+        <w:t xml:space="preserve"> </w:t>
+      </w:r>
+      <w:r>
+        <w:rPr>
+          <w:bCs/>
+          <w:b/>
+        </w:rPr>
+        <w:t xml:space="preserve">after connecting a PMS via Settings.</w:t>
+      </w:r>
+      <w:r>
+        <w:t xml:space="preserve"> </w:t>
+      </w:r>
+      <w:r>
+        <w:rPr>
+          <w:iCs/>
+          <w:i/>
+        </w:rPr>
+        <w:t xml:space="preserve">Surfaced 28 Aug testing Apaleo.</w:t>
+      </w:r>
+      <w:r>
+        <w:t xml:space="preserve"> </w:t>
+      </w:r>
+      <w:r>
+        <w:rPr>
+          <w:rStyle w:val="VerbatimChar"/>
+        </w:rPr>
+        <w:t xml:space="preserve">POST /api/sync</w:t>
+      </w:r>
+      <w:r>
+        <w:t xml:space="preserve"> </w:t>
+      </w:r>
+      <w:r>
+        <w:t xml:space="preserve">runs only from the onboarding first-sync step or the scheduled cron (</w:t>
+      </w:r>
+      <w:r>
+        <w:rPr>
+          <w:rStyle w:val="VerbatimChar"/>
+        </w:rPr>
+        <w:t xml:space="preserve">GET /api/sync</w:t>
+      </w:r>
+      <w:r>
+        <w:t xml:space="preserve">). Connecting a PMS from Settings stores the credentials but triggers no sync, so the hotel stays empty until the cron fires — and the brief</w:t>
+      </w:r>
+      <w:r>
+        <w:t xml:space="preserve"> </w:t>
+      </w:r>
+      <w:r>
+        <w:t xml:space="preserve">“</w:t>
+      </w:r>
+      <w:r>
+        <w:t xml:space="preserve">Refresh</w:t>
+      </w:r>
+      <w:r>
+        <w:t xml:space="preserve">”</w:t>
+      </w:r>
+      <w:r>
+        <w:t xml:space="preserve"> </w:t>
+      </w:r>
+      <w:r>
+        <w:t xml:space="preserve">button calls</w:t>
+      </w:r>
+      <w:r>
+        <w:t xml:space="preserve"> </w:t>
+      </w:r>
+      <w:r>
+        <w:rPr>
+          <w:rStyle w:val="VerbatimChar"/>
+        </w:rPr>
+        <w:t xml:space="preserve">/api/briefing</w:t>
+      </w:r>
+      <w:r>
+        <w:t xml:space="preserve"> </w:t>
+      </w:r>
+      <w:r>
+        <w:t xml:space="preserve">(rebuild only), not</w:t>
+      </w:r>
+      <w:r>
+        <w:t xml:space="preserve"> </w:t>
+      </w:r>
+      <w:r>
+        <w:rPr>
+          <w:rStyle w:val="VerbatimChar"/>
+        </w:rPr>
+        <w:t xml:space="preserve">/api/sync</w:t>
+      </w:r>
+      <w:r>
+        <w:t xml:space="preserve">. This is why a freshly Settings-connected Apaleo hotel showed no data. Small, high-utility (saves re-onboarding to force a sync; also needed after a re-connect). If you want it:</w:t>
+      </w:r>
+    </w:p>
+    <w:p>
+      <w:pPr>
+        <w:pStyle w:val="SourceCode"/>
+      </w:pPr>
+      <w:r>
+        <w:rPr>
+          <w:rStyle w:val="VerbatimChar"/>
+        </w:rPr>
+        <w:t xml:space="preserve">Task — add a "Sync now" button so a PMS sync can be triggered from the dashboard/Settings.</w:t>
+      </w:r>
+      <w:r>
+        <w:br/>
+      </w:r>
+      <w:r>
+        <w:rPr>
+          <w:rStyle w:val="VerbatimChar"/>
+        </w:rPr>
+        <w:t xml:space="preserve">Today POST /api/sync runs only in onboarding (components/onboarding/first-sync-step.tsx) and</w:t>
+      </w:r>
+      <w:r>
+        <w:br/>
+      </w:r>
+      <w:r>
+        <w:rPr>
+          <w:rStyle w:val="VerbatimChar"/>
+        </w:rPr>
+        <w:t xml:space="preserve">the cron; connecting a PMS from Settings pulls nothing until the cron fires.</w:t>
+      </w:r>
+      <w:r>
+        <w:br/>
+      </w:r>
+      <w:r>
+        <w:rPr>
+          <w:rStyle w:val="VerbatimChar"/>
+        </w:rPr>
+        <w:t xml:space="preserve">1. Add a "Sync now" action/button (Settings → Integrations, and/or the dashboard pre-sync</w:t>
+      </w:r>
+      <w:r>
+        <w:br/>
+      </w:r>
+      <w:r>
+        <w:rPr>
+          <w:rStyle w:val="VerbatimChar"/>
+        </w:rPr>
+        <w:t xml:space="preserve">   empty state) that POSTs /api/sync for the current hotel, shows progress + a result</w:t>
+      </w:r>
+      <w:r>
+        <w:br/>
+      </w:r>
+      <w:r>
+        <w:rPr>
+          <w:rStyle w:val="VerbatimChar"/>
+        </w:rPr>
+        <w:t xml:space="preserve">   ("synced N reservations"), and surfaces errors in the product voice.</w:t>
+      </w:r>
+      <w:r>
+        <w:br/>
+      </w:r>
+      <w:r>
+        <w:rPr>
+          <w:rStyle w:val="VerbatimChar"/>
+        </w:rPr>
+        <w:t xml:space="preserve">2. Reuse the existing /api/sync route and window (today ±14 days); no new sync logic.</w:t>
+      </w:r>
+      <w:r>
+        <w:br/>
+      </w:r>
+      <w:r>
+        <w:rPr>
+          <w:rStyle w:val="VerbatimChar"/>
+        </w:rPr>
+        <w:t xml:space="preserve">3. Disable/spinner while running; es/ca strings; run npm run lint.</w:t>
+      </w:r>
+    </w:p>
+    <w:p>
+      <w:pPr>
+        <w:pStyle w:val="FirstParagraph"/>
+      </w:pPr>
+      <w:r>
+        <w:rPr>
+          <w:bCs/>
+          <w:b/>
+        </w:rPr>
+        <w:t xml:space="preserve">⊕ N7 · Settings IA (grouped sub-menus) + fold in the Admin page (covers N5).</w:t>
+      </w:r>
+      <w:r>
+        <w:t xml:space="preserve"> </w:t>
+      </w:r>
+      <w:r>
+        <w:rPr>
+          <w:iCs/>
+          <w:i/>
+        </w:rPr>
+        <w:t xml:space="preserve">Surfaced 28 Aug.</w:t>
+      </w:r>
+      <w:r>
+        <w:t xml:space="preserve"> </w:t>
+      </w:r>
+      <w:r>
+        <w:rPr>
+          <w:rStyle w:val="VerbatimChar"/>
+        </w:rPr>
+        <w:t xml:space="preserve">app/[lang]/dashboard/settings/page.tsx</w:t>
+      </w:r>
+      <w:r>
+        <w:t xml:space="preserve"> </w:t>
+      </w:r>
+      <w:r>
+        <w:t xml:space="preserve">is one long flat page (~7 sections), and sync/status live on a</w:t>
+      </w:r>
+      <w:r>
+        <w:t xml:space="preserve"> </w:t>
+      </w:r>
+      <w:r>
+        <w:rPr>
+          <w:bCs/>
+          <w:b/>
+        </w:rPr>
+        <w:t xml:space="preserve">separate Admin nav item</w:t>
+      </w:r>
+      <w:r>
+        <w:t xml:space="preserve"> </w:t>
+      </w:r>
+      <w:r>
+        <w:t xml:space="preserve">(</w:t>
+      </w:r>
+      <w:r>
+        <w:rPr>
+          <w:rStyle w:val="VerbatimChar"/>
+        </w:rPr>
+        <w:t xml:space="preserve">app/[lang]/dashboard/admin/page.tsx</w:t>
+      </w:r>
+      <w:r>
+        <w:t xml:space="preserve">) that already has a working</w:t>
+      </w:r>
+      <w:r>
+        <w:t xml:space="preserve"> </w:t>
+      </w:r>
+      <w:r>
+        <w:rPr>
+          <w:rStyle w:val="VerbatimChar"/>
+        </w:rPr>
+        <w:t xml:space="preserve">SyncNowButton</w:t>
+      </w:r>
+      <w:r>
+        <w:t xml:space="preserve"> </w:t>
+      </w:r>
+      <w:r>
+        <w:t xml:space="preserve">(→</w:t>
+      </w:r>
+      <w:r>
+        <w:t xml:space="preserve"> </w:t>
+      </w:r>
+      <w:r>
+        <w:rPr>
+          <w:rStyle w:val="VerbatimChar"/>
+        </w:rPr>
+        <w:t xml:space="preserve">/api/sync/pms</w:t>
+      </w:r>
+      <w:r>
+        <w:t xml:space="preserve">). Group Settings into click-in categories and move Admin’s contents in — reuse the existing button, don’t rebuild:</w:t>
+      </w:r>
+    </w:p>
+    <w:p>
+      <w:pPr>
+        <w:pStyle w:val="SourceCode"/>
+      </w:pPr>
+      <w:r>
+        <w:rPr>
+          <w:rStyle w:val="VerbatimChar"/>
+        </w:rPr>
+        <w:t xml:space="preserve">Task — reorganize Settings into grouped sections and fold the Admin page into it.</w:t>
+      </w:r>
+      <w:r>
+        <w:br/>
+      </w:r>
+      <w:r>
+        <w:rPr>
+          <w:rStyle w:val="VerbatimChar"/>
+        </w:rPr>
+        <w:t xml:space="preserve">Context: a working "Sync now" already exists — components/dashboard/sync-now-button.tsx</w:t>
+      </w:r>
+      <w:r>
+        <w:br/>
+      </w:r>
+      <w:r>
+        <w:rPr>
+          <w:rStyle w:val="VerbatimChar"/>
+        </w:rPr>
+        <w:t xml:space="preserve">(POSTs /api/sync/pms) — on the separate Admin page (app/[lang]/dashboard/admin/page.tsx),</w:t>
+      </w:r>
+      <w:r>
+        <w:br/>
+      </w:r>
+      <w:r>
+        <w:rPr>
+          <w:rStyle w:val="VerbatimChar"/>
+        </w:rPr>
+        <w:t xml:space="preserve">which also shows PMS sync status, last-synced time, reservation/guest counts, and a</w:t>
+      </w:r>
+      <w:r>
+        <w:br/>
+      </w:r>
+      <w:r>
+        <w:rPr>
+          <w:rStyle w:val="VerbatimChar"/>
+        </w:rPr>
+        <w:t xml:space="preserve">recent-sync-runs list. The Admin nav item is a separate top-level entry in</w:t>
+      </w:r>
+      <w:r>
+        <w:br/>
+      </w:r>
+      <w:r>
+        <w:rPr>
+          <w:rStyle w:val="VerbatimChar"/>
+        </w:rPr>
+        <w:t xml:space="preserve">components/dashboard/sidebar.tsx. Goal: no separate Admin menu — its contents live inside a</w:t>
+      </w:r>
+      <w:r>
+        <w:br/>
+      </w:r>
+      <w:r>
+        <w:rPr>
+          <w:rStyle w:val="VerbatimChar"/>
+        </w:rPr>
+        <w:t xml:space="preserve">reorganized Settings, reusing the existing components (don't rebuild the sync button).</w:t>
+      </w:r>
+      <w:r>
+        <w:br/>
+      </w:r>
+      <w:r>
+        <w:rPr>
+          <w:rStyle w:val="VerbatimChar"/>
+        </w:rPr>
+        <w:t xml:space="preserve">PART A — Reorganize Settings. The settings page is one long flat page (~7 sections). Group it</w:t>
+      </w:r>
+      <w:r>
+        <w:br/>
+      </w:r>
+      <w:r>
+        <w:rPr>
+          <w:rStyle w:val="VerbatimChar"/>
+        </w:rPr>
+        <w:t xml:space="preserve">so opening Settings shows a short menu of categories the user clicks into (in-page sub-nav/tabs</w:t>
+      </w:r>
+      <w:r>
+        <w:br/>
+      </w:r>
+      <w:r>
+        <w:rPr>
+          <w:rStyle w:val="VerbatimChar"/>
+        </w:rPr>
+        <w:t xml:space="preserve">OR nested routes under /dashboard/settings, whichever is cleaner). Placement/navigation only —</w:t>
+      </w:r>
+      <w:r>
+        <w:br/>
+      </w:r>
+      <w:r>
+        <w:rPr>
+          <w:rStyle w:val="VerbatimChar"/>
+        </w:rPr>
+        <w:t xml:space="preserve">don't change any form's behavior or data model. Preserve all functionality, RLS/auth, es/ca</w:t>
+      </w:r>
+      <w:r>
+        <w:br/>
+      </w:r>
+      <w:r>
+        <w:rPr>
+          <w:rStyle w:val="VerbatimChar"/>
+        </w:rPr>
+        <w:t xml:space="preserve">strings; add strings for the group nav. Groups (adjust edge cases sensibly):</w:t>
+      </w:r>
+      <w:r>
+        <w:br/>
+      </w:r>
+      <w:r>
+        <w:rPr>
+          <w:rStyle w:val="VerbatimChar"/>
+        </w:rPr>
+        <w:t xml:space="preserve">  1. "Connections" — PMS/data-source connect (connected-status + Mews/Apaleo/Sheet chooser +</w:t>
+      </w:r>
+      <w:r>
+        <w:br/>
+      </w:r>
+      <w:r>
+        <w:rPr>
+          <w:rStyle w:val="VerbatimChar"/>
+        </w:rPr>
+        <w:t xml:space="preserve">     PmsDisconnectCard) + the existing SyncNowButton + PMS sync status/last-synced + the</w:t>
+      </w:r>
+      <w:r>
+        <w:br/>
+      </w:r>
+      <w:r>
+        <w:rPr>
+          <w:rStyle w:val="VerbatimChar"/>
+        </w:rPr>
+        <w:t xml:space="preserve">     recent-sync-runs list (moved from Admin) + Gmail (GmailConnectionCard).</w:t>
+      </w:r>
+      <w:r>
+        <w:br/>
+      </w:r>
+      <w:r>
+        <w:rPr>
+          <w:rStyle w:val="VerbatimChar"/>
+        </w:rPr>
+        <w:t xml:space="preserve">  2. "Hotel information" — HotelDetailsForm, HotelProfileForm (room types, tone, upsells),</w:t>
+      </w:r>
+      <w:r>
+        <w:br/>
+      </w:r>
+      <w:r>
+        <w:rPr>
+          <w:rStyle w:val="VerbatimChar"/>
+        </w:rPr>
+        <w:t xml:space="preserve">     TripAdvisorForm.</w:t>
+      </w:r>
+      <w:r>
+        <w:br/>
+      </w:r>
+      <w:r>
+        <w:rPr>
+          <w:rStyle w:val="VerbatimChar"/>
+        </w:rPr>
+        <w:t xml:space="preserve">  3. "Account" — AccountLanguageForm, GmNameForm, and other account-level settings.</w:t>
+      </w:r>
+      <w:r>
+        <w:br/>
+      </w:r>
+      <w:r>
+        <w:rPr>
+          <w:rStyle w:val="VerbatimChar"/>
+        </w:rPr>
+        <w:t xml:space="preserve">PART B — Remove the Admin menu. Relocate everything from the admin page into the Connections</w:t>
+      </w:r>
+      <w:r>
+        <w:br/>
+      </w:r>
+      <w:r>
+        <w:rPr>
+          <w:rStyle w:val="VerbatimChar"/>
+        </w:rPr>
+        <w:t xml:space="preserve">group (reuse SyncNowButton with endpoint="/api/sync/pms"). Remove the separate Admin item from</w:t>
+      </w:r>
+      <w:r>
+        <w:br/>
+      </w:r>
+      <w:r>
+        <w:rPr>
+          <w:rStyle w:val="VerbatimChar"/>
+        </w:rPr>
+        <w:t xml:space="preserve">the sidebar. Keep /dashboard/admin as a redirect to the Connections settings section so old</w:t>
+      </w:r>
+      <w:r>
+        <w:br/>
+      </w:r>
+      <w:r>
+        <w:rPr>
+          <w:rStyle w:val="VerbatimChar"/>
+        </w:rPr>
+        <w:t xml:space="preserve">links don't 404. Preserve any access control the Admin page had. Delete the unused admin page</w:t>
+      </w:r>
+      <w:r>
+        <w:br/>
+      </w:r>
+      <w:r>
+        <w:rPr>
+          <w:rStyle w:val="VerbatimChar"/>
+        </w:rPr>
+        <w:t xml:space="preserve">after relocating its content.</w:t>
+      </w:r>
+      <w:r>
+        <w:br/>
+      </w:r>
+      <w:r>
+        <w:rPr>
+          <w:rStyle w:val="VerbatimChar"/>
+        </w:rPr>
+        <w:t xml:space="preserve">Run npm run lint.</w:t>
+      </w:r>
+    </w:p>
+    <w:p>
+      <w:pPr>
+        <w:pStyle w:val="FirstParagraph"/>
+      </w:pPr>
+      <w:r>
+        <w:t xml:space="preserve">Moderate change — after deploy, test every form still saves, PMS connect/disconnect works, and Sync Now works from its new home.</w:t>
+      </w:r>
+    </w:p>
+    <w:p>
+      <w:pPr>
+        <w:pStyle w:val="BodyText"/>
+      </w:pPr>
+      <w:r>
+        <w:rPr>
+          <w:bCs/>
+          <w:b/>
+        </w:rPr>
+        <w:t xml:space="preserve">⊕ N6 · Apaleo multi-property accounts merge into one hotel.</w:t>
+      </w:r>
+      <w:r>
+        <w:t xml:space="preserve"> </w:t>
+      </w:r>
+      <w:r>
+        <w:rPr>
+          <w:iCs/>
+          <w:i/>
+        </w:rPr>
+        <w:t xml:space="preserve">Surfaced 28 Aug — Apaleo dev accounts ship 5 demo hotels.</w:t>
+      </w:r>
+      <w:r>
+        <w:t xml:space="preserve"> </w:t>
+      </w:r>
+      <w:r>
+        <w:t xml:space="preserve">Fondas is one-hotel-to-one-PMS; the Apaleo client now fetches all</w:t>
+      </w:r>
+      <w:r>
+        <w:t xml:space="preserve"> </w:t>
+      </w:r>
+      <w:r>
+        <w:rPr>
+          <w:rStyle w:val="VerbatimChar"/>
+        </w:rPr>
+        <w:t xml:space="preserve">propertyIds</w:t>
+      </w:r>
+      <w:r>
+        <w:t xml:space="preserve"> </w:t>
+      </w:r>
+      <w:r>
+        <w:t xml:space="preserve">and merges their reservations into the single connected hotel, so a multi-property account blends counts/occupancy. Correct and harmless for single-property pilots (a real GM’s account is usually one property), but for the 1–3-property owners in the ICP (the Group tier), Apaleo onboarding should let the user pick which property (or properties) map to the hotel. Deferred until a multi-property Apaleo prospect is real; noted so it isn’t rediscovered as a bug.</w:t>
+      </w:r>
+    </w:p>
+    <w:p>
+      <w:pPr>
+        <w:pStyle w:val="BodyText"/>
       </w:pPr>
       <w:r>
         <w:rPr>
@@ -8772,22 +9584,6 @@
             </w:pPr>
             <w:r>
               <w:rPr>
-                <w:iCs/>
-                <w:i/>
-              </w:rPr>
-              <w:t xml:space="preserve">(no code items left)</w:t>
-            </w:r>
-            <w:r>
-              <w:t xml:space="preserve"> </w:t>
-            </w:r>
-            <w:r>
-              <w:t xml:space="preserve">— founder tasks only: Apaleo E2E (#5, in progress),</w:t>
-            </w:r>
-            <w:r>
-              <w:t xml:space="preserve"> </w:t>
-            </w:r>
-            <w:r>
-              <w:rPr>
                 <w:rStyle w:val="VerbatimChar"/>
               </w:rPr>
               <w:t xml:space="preserve">hello@</w:t>
@@ -8796,7 +9592,7 @@
               <w:t xml:space="preserve"> </w:t>
             </w:r>
             <w:r>
-              <w:t xml:space="preserve">inbox (in setup), reliability log (#8), ETA loop (N2, optional)</w:t>
+              <w:t xml:space="preserve">inbox (in setup), reliability log (#8); optional polish: N5/N7 Settings + sync, N2 ETA loop, N3 brief-now, #10 palette</w:t>
             </w:r>
           </w:p>
         </w:tc>
@@ -8818,7 +9614,37 @@
                 <w:iCs/>
                 <w:i/>
               </w:rPr>
-              <w:t xml:space="preserve">(mobile, onboarding, Spanish-brief, #6 analytics, #3 website, #7 data-honesty + EU-region, N1 language ✅ done 27–28 Aug)</w:t>
+              <w:t xml:space="preserve">(mobile, onboarding, Spanish-brief, #6 analytics, #3 website, #7 data-honesty + EU-region, N1 language,</w:t>
+            </w:r>
+            <w:r>
+              <w:rPr>
+                <w:iCs/>
+                <w:i/>
+              </w:rPr>
+              <w:t xml:space="preserve"> </w:t>
+            </w:r>
+            <w:r>
+              <w:rPr>
+                <w:bCs/>
+                <w:b/>
+                <w:iCs/>
+                <w:i/>
+              </w:rPr>
+              <w:t xml:space="preserve">#5 Apaleo E2E</w:t>
+            </w:r>
+            <w:r>
+              <w:rPr>
+                <w:iCs/>
+                <w:i/>
+              </w:rPr>
+              <w:t xml:space="preserve"> </w:t>
+            </w:r>
+            <w:r>
+              <w:rPr>
+                <w:iCs/>
+                <w:i/>
+              </w:rPr>
+              <w:t xml:space="preserve">✅ done 27–28 Aug)</w:t>
             </w:r>
           </w:p>
         </w:tc>
@@ -8834,28 +9660,36 @@
                 <w:bCs/>
                 <w:b/>
               </w:rPr>
-              <w:t xml:space="preserve">All before-pilot code is shipped.</w:t>
-            </w:r>
-            <w:r>
-              <w:t xml:space="preserve"> </w:t>
-            </w:r>
-            <w:r>
-              <w:t xml:space="preserve">Remaining is your run-throughs: Apaleo sandbox test,</w:t>
-            </w:r>
-            <w:r>
+              <w:t xml:space="preserve">Down to two founder tasks: the</w:t>
+            </w:r>
+            <w:r>
+              <w:rPr>
+                <w:bCs/>
+                <w:b/>
+              </w:rPr>
               <w:t xml:space="preserve"> </w:t>
             </w:r>
             <w:r>
               <w:rPr>
                 <w:rStyle w:val="VerbatimChar"/>
+                <w:bCs/>
+                <w:b/>
               </w:rPr>
               <w:t xml:space="preserve">hello@</w:t>
             </w:r>
             <w:r>
+              <w:rPr>
+                <w:bCs/>
+                <w:b/>
+              </w:rPr>
               <w:t xml:space="preserve"> </w:t>
             </w:r>
             <w:r>
-              <w:t xml:space="preserve">test, reliability log</w:t>
+              <w:rPr>
+                <w:bCs/>
+                <w:b/>
+              </w:rPr>
+              <w:t xml:space="preserve">test email and the reliability-log backfill.</w:t>
             </w:r>
           </w:p>
         </w:tc>

--- a/FEATURE_GAPS.docx
+++ b/FEATURE_GAPS.docx
@@ -796,7 +796,7 @@
               <w:jc w:val="left"/>
             </w:pPr>
             <w:r>
-              <w:t xml:space="preserve">🔴 open</w:t>
+              <w:t xml:space="preserve">🟢 verified 28 Aug — forwards to fondasai1@gmail.com, test email landed</w:t>
             </w:r>
           </w:p>
         </w:tc>
@@ -9583,84 +9583,52 @@
               <w:jc w:val="left"/>
             </w:pPr>
             <w:r>
-              <w:rPr>
-                <w:rStyle w:val="VerbatimChar"/>
-              </w:rPr>
-              <w:t xml:space="preserve">hello@</w:t>
-            </w:r>
-            <w:r>
-              <w:t xml:space="preserve"> </w:t>
-            </w:r>
-            <w:r>
-              <w:t xml:space="preserve">inbox (in setup), reliability log (#8); optional polish: N5/N7 Settings + sync, N2 ETA loop, N3 brief-now, #10 palette</w:t>
-            </w:r>
-          </w:p>
-        </w:tc>
-        <w:tc>
-          <w:tcPr/>
-          <w:p>
-            <w:pPr>
-              <w:pStyle w:val="Compact"/>
-              <w:jc w:val="left"/>
-            </w:pPr>
-            <w:r>
-              <w:t xml:space="preserve">brief email palette</w:t>
-            </w:r>
-            <w:r>
-              <w:t xml:space="preserve"> </w:t>
-            </w:r>
+              <w:t xml:space="preserve">reliability log (#8, calendar-bound — runs in background); optional polish: N7 Settings reorg (deploying), N2 ETA loop, N3 brief-now, #10 palette</w:t>
+            </w:r>
+          </w:p>
+        </w:tc>
+        <w:tc>
+          <w:tcPr/>
+          <w:p>
+            <w:pPr>
+              <w:pStyle w:val="Compact"/>
+              <w:jc w:val="left"/>
+            </w:pPr>
             <w:r>
               <w:rPr>
                 <w:iCs/>
                 <w:i/>
               </w:rPr>
-              <w:t xml:space="preserve">(mobile, onboarding, Spanish-brief, #6 analytics, #3 website, #7 data-honesty + EU-region, N1 language,</w:t>
-            </w:r>
-            <w:r>
-              <w:rPr>
-                <w:iCs/>
-                <w:i/>
-              </w:rPr>
+              <w:t xml:space="preserve">(all pilot-blockers cleared)</w:t>
+            </w:r>
+            <w:r>
               <w:t xml:space="preserve"> </w:t>
             </w:r>
             <w:r>
-              <w:rPr>
-                <w:bCs/>
-                <w:b/>
-                <w:iCs/>
-                <w:i/>
-              </w:rPr>
-              <w:t xml:space="preserve">#5 Apaleo E2E</w:t>
-            </w:r>
-            <w:r>
-              <w:rPr>
-                <w:iCs/>
-                <w:i/>
-              </w:rPr>
+              <w:t xml:space="preserve">mobile, onboarding, Spanish-brief, #6 analytics, #3 website, #7 data-honesty + EU-region, N1 language,</w:t>
+            </w:r>
+            <w:r>
               <w:t xml:space="preserve"> </w:t>
             </w:r>
-            <w:r>
-              <w:rPr>
-                <w:iCs/>
-                <w:i/>
-              </w:rPr>
-              <w:t xml:space="preserve">✅ done 27–28 Aug)</w:t>
-            </w:r>
-          </w:p>
-        </w:tc>
-        <w:tc>
-          <w:tcPr/>
-          <w:p>
-            <w:pPr>
-              <w:pStyle w:val="Compact"/>
-              <w:jc w:val="left"/>
-            </w:pPr>
             <w:r>
               <w:rPr>
                 <w:bCs/>
                 <w:b/>
               </w:rPr>
-              <w:t xml:space="preserve">Down to two founder tasks: the</w:t>
+              <w:t xml:space="preserve">#5 Apaleo E2E</w:t>
+            </w:r>
+            <w:r>
+              <w:t xml:space="preserve">,</w:t>
+            </w:r>
+            <w:r>
+              <w:t xml:space="preserve"> </w:t>
+            </w:r>
+            <w:r>
+              <w:rPr>
+                <w:bCs/>
+                <w:b/>
+              </w:rPr>
+              <w:t xml:space="preserve">#4</w:t>
             </w:r>
             <w:r>
               <w:rPr>
@@ -9689,7 +9657,50 @@
                 <w:bCs/>
                 <w:b/>
               </w:rPr>
-              <w:t xml:space="preserve">test email and the reliability-log backfill.</w:t>
+              <w:t xml:space="preserve">inbox</w:t>
+            </w:r>
+            <w:r>
+              <w:t xml:space="preserve"> </w:t>
+            </w:r>
+            <w:r>
+              <w:t xml:space="preserve">✅</w:t>
+            </w:r>
+          </w:p>
+        </w:tc>
+        <w:tc>
+          <w:tcPr/>
+          <w:p>
+            <w:pPr>
+              <w:pStyle w:val="Compact"/>
+              <w:jc w:val="left"/>
+            </w:pPr>
+            <w:r>
+              <w:rPr>
+                <w:bCs/>
+                <w:b/>
+              </w:rPr>
+              <w:t xml:space="preserve">Last true pre-outreach blocker (</w:t>
+            </w:r>
+            <w:r>
+              <w:rPr>
+                <w:rStyle w:val="VerbatimChar"/>
+                <w:bCs/>
+                <w:b/>
+              </w:rPr>
+              <w:t xml:space="preserve">hello@</w:t>
+            </w:r>
+            <w:r>
+              <w:rPr>
+                <w:bCs/>
+                <w:b/>
+              </w:rPr>
+              <w:t xml:space="preserve">) cleared → clear to start go-to-market.</w:t>
+            </w:r>
+            <w:r>
+              <w:t xml:space="preserve"> </w:t>
+            </w:r>
+            <w:r>
+              <w:t xml:space="preserve">Reliability log accrues in parallel.</w:t>
             </w:r>
           </w:p>
         </w:tc>
